--- a/src/Tests/Inputs/cards/13/input.docx
+++ b/src/Tests/Inputs/cards/13/input.docx
@@ -1,6 +1,6 @@
 
 <file path=word/document.xml><?xml version="1.0" encoding="utf-8"?>
-<w:document xmlns:wpc="http://schemas.microsoft.com/office/word/2010/wordprocessingCanvas" xmlns:cx="http://schemas.microsoft.com/office/drawing/2014/chartex" xmlns:cx1="http://schemas.microsoft.com/office/drawing/2015/9/8/chartex" xmlns:cx2="http://schemas.microsoft.com/office/drawing/2015/10/21/chartex" xmlns:cx3="http://schemas.microsoft.com/office/drawing/2016/5/9/chartex" xmlns:cx4="http://schemas.microsoft.com/office/drawing/2016/5/10/chartex" xmlns:cx5="http://schemas.microsoft.com/office/drawing/2016/5/11/chartex" xmlns:cx6="http://schemas.microsoft.com/office/drawing/2016/5/12/chartex" xmlns:cx7="http://schemas.microsoft.com/office/drawing/2016/5/13/chartex" xmlns:cx8="http://schemas.microsoft.com/office/drawing/2016/5/14/chartex" xmlns:mc="http://schemas.openxmlformats.org/markup-compatibility/2006" xmlns:aink="http://schemas.microsoft.com/office/drawing/2016/ink" xmlns:am3d="http://schemas.microsoft.com/office/drawing/2017/model3d" xmlns:o="urn:schemas-microsoft-com:office:office" xmlns:oel="http://schemas.microsoft.com/office/2019/extlst" xmlns:r="http://schemas.openxmlformats.org/officeDocument/2006/relationships" xmlns:m="http://schemas.openxmlformats.org/officeDocument/2006/math" xmlns:v="urn:schemas-microsoft-com:vml" xmlns:wp14="http://schemas.microsoft.com/office/word/2010/wordprocessingDrawing" xmlns:wp="http://schemas.openxmlformats.org/drawingml/2006/wordprocessingDrawing" xmlns:w10="urn:schemas-microsoft-com:office:word" xmlns:w="http://schemas.openxmlformats.org/wordprocessingml/2006/main" xmlns:w14="http://schemas.microsoft.com/office/word/2010/wordml" xmlns:w15="http://schemas.microsoft.com/office/word/2012/wordml" xmlns:w16cex="http://schemas.microsoft.com/office/word/2018/wordml/cex" xmlns:w16cid="http://schemas.microsoft.com/office/word/2016/wordml/cid" xmlns:w16="http://schemas.microsoft.com/office/word/2018/wordml" xmlns:w16sdtdh="http://schemas.microsoft.com/office/word/2020/wordml/sdtdatahash" xmlns:w16se="http://schemas.microsoft.com/office/word/2015/wordml/symex" xmlns:wpg="http://schemas.microsoft.com/office/word/2010/wordprocessingGroup" xmlns:wpi="http://schemas.microsoft.com/office/word/2010/wordprocessingInk" xmlns:wne="http://schemas.microsoft.com/office/word/2006/wordml" xmlns:wps="http://schemas.microsoft.com/office/word/2010/wordprocessingShape" mc:Ignorable="w14 w15 w16se w16cid w16 w16cex w16sdtdh wp14">
+<w:document xmlns:a="http://schemas.openxmlformats.org/drawingml/2006/main" xmlns:adec="http://schemas.microsoft.com/office/drawing/2017/decorative" xmlns:wpc="http://schemas.microsoft.com/office/word/2010/wordprocessingCanvas" xmlns:cx="http://schemas.microsoft.com/office/drawing/2014/chartex" xmlns:cx1="http://schemas.microsoft.com/office/drawing/2015/9/8/chartex" xmlns:cx2="http://schemas.microsoft.com/office/drawing/2015/10/21/chartex" xmlns:cx3="http://schemas.microsoft.com/office/drawing/2016/5/9/chartex" xmlns:cx4="http://schemas.microsoft.com/office/drawing/2016/5/10/chartex" xmlns:cx5="http://schemas.microsoft.com/office/drawing/2016/5/11/chartex" xmlns:cx6="http://schemas.microsoft.com/office/drawing/2016/5/12/chartex" xmlns:cx7="http://schemas.microsoft.com/office/drawing/2016/5/13/chartex" xmlns:cx8="http://schemas.microsoft.com/office/drawing/2016/5/14/chartex" xmlns:mc="http://schemas.openxmlformats.org/markup-compatibility/2006" xmlns:aink="http://schemas.microsoft.com/office/drawing/2016/ink" xmlns:am3d="http://schemas.microsoft.com/office/drawing/2017/model3d" xmlns:o="urn:schemas-microsoft-com:office:office" xmlns:oel="http://schemas.microsoft.com/office/2019/extlst" xmlns:r="http://schemas.openxmlformats.org/officeDocument/2006/relationships" xmlns:m="http://schemas.openxmlformats.org/officeDocument/2006/math" xmlns:v="urn:schemas-microsoft-com:vml" xmlns:wp14="http://schemas.microsoft.com/office/word/2010/wordprocessingDrawing" xmlns:wp="http://schemas.openxmlformats.org/drawingml/2006/wordprocessingDrawing" xmlns:w10="urn:schemas-microsoft-com:office:word" xmlns:w="http://schemas.openxmlformats.org/wordprocessingml/2006/main" xmlns:w14="http://schemas.microsoft.com/office/word/2010/wordml" xmlns:w15="http://schemas.microsoft.com/office/word/2012/wordml" xmlns:w16cex="http://schemas.microsoft.com/office/word/2018/wordml/cex" xmlns:w16cid="http://schemas.microsoft.com/office/word/2016/wordml/cid" xmlns:w16="http://schemas.microsoft.com/office/word/2018/wordml" xmlns:w16sdtdh="http://schemas.microsoft.com/office/word/2020/wordml/sdtdatahash" xmlns:w16se="http://schemas.microsoft.com/office/word/2015/wordml/symex" xmlns:wpg="http://schemas.microsoft.com/office/word/2010/wordprocessingGroup" xmlns:wpi="http://schemas.microsoft.com/office/word/2010/wordprocessingInk" xmlns:wne="http://schemas.microsoft.com/office/word/2006/wordml" xmlns:wps="http://schemas.microsoft.com/office/word/2010/wordprocessingShape" mc:Ignorable="w14 w15 w16se w16cid w16 w16cex w16sdtdh wp14">
   <w:body>
     <w:p>
       <w:pPr>
@@ -19,7 +19,7 @@
         <mc:AlternateContent>
           <mc:Choice Requires="wpg">
             <w:drawing>
-              <wp:anchor distT="0" distB="0" distL="114300" distR="114300" simplePos="0" relativeHeight="251659264" behindDoc="1" locked="1" layoutInCell="1" allowOverlap="1" wp14:anchorId="090A948C" wp14:editId="420C8F46">
+              <wp:anchor distT="0" distB="0" distL="114300" distR="114300" simplePos="0" relativeHeight="251659264" behindDoc="1" locked="1" layoutInCell="1" allowOverlap="1" wp14:editId="420C8F46" wp14:anchorId="090A948C">
                 <wp:simplePos x="0" y="0"/>
                 <wp:positionH relativeFrom="column">
                   <wp:posOffset>-685800</wp:posOffset>
@@ -1464,8 +1464,8 @@
           </mc:Choice>
           <mc:Fallback>
             <w:pict>
-              <v:group w14:anchorId="090A948C" id="Group 3" o:spid="_x0000_s1026" alt="&quot;&quot;" style="position:absolute;margin-left:-54pt;margin-top:-28.8pt;width:612pt;height:11in;z-index:-251657216;mso-height-relative:margin" coordsize="77724,100584" o:gfxdata="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">
-                <v:rect id="Rectangle 1" o:spid="_x0000_s1027" style="position:absolute;width:77724;height:100584;visibility:visible;mso-wrap-style:square;v-text-anchor:middle" o:gfxdata="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" fillcolor="#c0e3ec [3204]" stroked="f" strokeweight="1pt">
+              <v:group id="Group 3" style="position:absolute;margin-left:-54pt;margin-top:-28.8pt;width:612pt;height:11in;z-index:-251657216;mso-height-relative:margin" alt="&quot;&quot;" coordsize="77724,100584" o:spid="_x0000_s1026" o:gfxdata="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" w14:anchorId="090A948C">
+                <v:rect id="Rectangle 1" style="position:absolute;width:77724;height:100584;visibility:visible;mso-wrap-style:square;v-text-anchor:middle" o:spid="_x0000_s1027" fillcolor="#c0e3ec [3204]" stroked="f" strokeweight="1pt" o:gfxdata="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">
                   <v:textbox>
                     <w:txbxContent>
                       <w:p>
@@ -1479,55 +1479,55 @@
                     </w:txbxContent>
                   </v:textbox>
                 </v:rect>
-                <v:group id="Group 23" o:spid="_x0000_s1028" style="position:absolute;left:7897;top:5611;width:29953;height:16332" coordsize="29952,16332" o:gfxdata="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">
-                  <v:rect id="Rectangle 2" o:spid="_x0000_s1029" style="position:absolute;width:29952;height:16332;visibility:visible;mso-wrap-style:square;v-text-anchor:middle" o:gfxdata="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" filled="f" strokecolor="white [3212]" strokeweight="1pt"/>
-                  <v:rect id="Rectangle 11" o:spid="_x0000_s1030" style="position:absolute;top:948;width:19888;height:4419;visibility:visible;mso-wrap-style:square;v-text-anchor:middle" o:gfxdata="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" fillcolor="white [3212]" stroked="f" strokeweight="1pt"/>
-                  <v:rect id="Rectangle 8" o:spid="_x0000_s1031" style="position:absolute;left:26890;top:13275;width:3054;height:3055;visibility:visible;mso-wrap-style:square;v-text-anchor:middle" o:gfxdata="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" fillcolor="white [3212]" stroked="f" strokeweight="1pt"/>
+                <v:group id="Group 23" style="position:absolute;left:7897;top:5611;width:29953;height:16332" coordsize="29952,16332" o:spid="_x0000_s1028" o:gfxdata="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">
+                  <v:rect id="Rectangle 2" style="position:absolute;width:29952;height:16332;visibility:visible;mso-wrap-style:square;v-text-anchor:middle" o:spid="_x0000_s1029" filled="f" strokecolor="white [3212]" strokeweight="1pt" o:gfxdata="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"/>
+                  <v:rect id="Rectangle 11" style="position:absolute;top:948;width:19888;height:4419;visibility:visible;mso-wrap-style:square;v-text-anchor:middle" o:spid="_x0000_s1030" fillcolor="white [3212]" stroked="f" strokeweight="1pt" o:gfxdata="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"/>
+                  <v:rect id="Rectangle 8" style="position:absolute;left:26890;top:13275;width:3054;height:3055;visibility:visible;mso-wrap-style:square;v-text-anchor:middle" o:spid="_x0000_s1031" fillcolor="white [3212]" stroked="f" strokeweight="1pt" o:gfxdata="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"/>
                 </v:group>
-                <v:group id="Group 24" o:spid="_x0000_s1032" style="position:absolute;left:39970;top:5611;width:30012;height:16332" coordsize="30012,16332" o:gfxdata="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">
-                  <v:rect id="Rectangle 5" o:spid="_x0000_s1033" style="position:absolute;width:29952;height:16332;visibility:visible;mso-wrap-style:square;v-text-anchor:middle" o:gfxdata="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" filled="f" strokecolor="white [3212]" strokeweight="1pt"/>
-                  <v:rect id="Rectangle 6" o:spid="_x0000_s1034" style="position:absolute;top:948;width:19888;height:4419;visibility:visible;mso-wrap-style:square;v-text-anchor:middle" o:gfxdata="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" fillcolor="white [3212]" stroked="f" strokeweight="1pt"/>
-                  <v:rect id="Rectangle 9" o:spid="_x0000_s1035" style="position:absolute;left:26957;top:13275;width:3055;height:3055;visibility:visible;mso-wrap-style:square;v-text-anchor:middle" o:gfxdata="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" fillcolor="white [3212]" stroked="f" strokeweight="1pt"/>
+                <v:group id="Group 24" style="position:absolute;left:39970;top:5611;width:30012;height:16332" coordsize="30012,16332" o:spid="_x0000_s1032" o:gfxdata="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">
+                  <v:rect id="Rectangle 5" style="position:absolute;width:29952;height:16332;visibility:visible;mso-wrap-style:square;v-text-anchor:middle" o:spid="_x0000_s1033" filled="f" strokecolor="white [3212]" strokeweight="1pt" o:gfxdata="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"/>
+                  <v:rect id="Rectangle 6" style="position:absolute;top:948;width:19888;height:4419;visibility:visible;mso-wrap-style:square;v-text-anchor:middle" o:spid="_x0000_s1034" fillcolor="white [3212]" stroked="f" strokeweight="1pt" o:gfxdata="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"/>
+                  <v:rect id="Rectangle 9" style="position:absolute;left:26957;top:13275;width:3055;height:3055;visibility:visible;mso-wrap-style:square;v-text-anchor:middle" o:spid="_x0000_s1035" fillcolor="white [3212]" stroked="f" strokeweight="1pt" o:gfxdata="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"/>
                 </v:group>
-                <v:group id="Group 25" o:spid="_x0000_s1036" style="position:absolute;left:7897;top:23899;width:29953;height:16397" coordsize="29952,16397" o:gfxdata="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">
-                  <v:rect id="Rectangle 51" o:spid="_x0000_s1037" style="position:absolute;width:29952;height:16332;visibility:visible;mso-wrap-style:square;v-text-anchor:middle" o:gfxdata="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" filled="f" strokecolor="white [3212]" strokeweight="1pt"/>
-                  <v:rect id="Rectangle 67" o:spid="_x0000_s1038" style="position:absolute;top:948;width:19888;height:4419;visibility:visible;mso-wrap-style:square;v-text-anchor:middle" o:gfxdata="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" fillcolor="white [3212]" stroked="f" strokeweight="1pt"/>
-                  <v:rect id="Rectangle 10" o:spid="_x0000_s1039" style="position:absolute;left:26890;top:13343;width:3054;height:3054;visibility:visible;mso-wrap-style:square;v-text-anchor:middle" o:gfxdata="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" fillcolor="white [3212]" stroked="f" strokeweight="1pt"/>
+                <v:group id="Group 25" style="position:absolute;left:7897;top:23899;width:29953;height:16397" coordsize="29952,16397" o:spid="_x0000_s1036" o:gfxdata="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">
+                  <v:rect id="Rectangle 51" style="position:absolute;width:29952;height:16332;visibility:visible;mso-wrap-style:square;v-text-anchor:middle" o:spid="_x0000_s1037" filled="f" strokecolor="white [3212]" strokeweight="1pt" o:gfxdata="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"/>
+                  <v:rect id="Rectangle 67" style="position:absolute;top:948;width:19888;height:4419;visibility:visible;mso-wrap-style:square;v-text-anchor:middle" o:spid="_x0000_s1038" fillcolor="white [3212]" stroked="f" strokeweight="1pt" o:gfxdata="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"/>
+                  <v:rect id="Rectangle 10" style="position:absolute;left:26890;top:13343;width:3054;height:3054;visibility:visible;mso-wrap-style:square;v-text-anchor:middle" o:spid="_x0000_s1039" fillcolor="white [3212]" stroked="f" strokeweight="1pt" o:gfxdata="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"/>
                 </v:group>
-                <v:group id="Group 26" o:spid="_x0000_s1040" style="position:absolute;left:39970;top:23899;width:29953;height:16397" coordsize="29952,16397" o:gfxdata="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">
-                  <v:rect id="Rectangle 69" o:spid="_x0000_s1041" style="position:absolute;width:29952;height:16332;visibility:visible;mso-wrap-style:square;v-text-anchor:middle" o:gfxdata="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" filled="f" strokecolor="white [3212]" strokeweight="1pt"/>
-                  <v:rect id="Rectangle 70" o:spid="_x0000_s1042" style="position:absolute;top:948;width:19888;height:4419;visibility:visible;mso-wrap-style:square;v-text-anchor:middle" o:gfxdata="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" fillcolor="white [3212]" stroked="f" strokeweight="1pt"/>
-                  <v:rect id="Rectangle 13" o:spid="_x0000_s1043" style="position:absolute;left:26890;top:13343;width:3054;height:3054;visibility:visible;mso-wrap-style:square;v-text-anchor:middle" o:gfxdata="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" fillcolor="white [3212]" stroked="f" strokeweight="1pt"/>
+                <v:group id="Group 26" style="position:absolute;left:39970;top:23899;width:29953;height:16397" coordsize="29952,16397" o:spid="_x0000_s1040" o:gfxdata="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">
+                  <v:rect id="Rectangle 69" style="position:absolute;width:29952;height:16332;visibility:visible;mso-wrap-style:square;v-text-anchor:middle" o:spid="_x0000_s1041" filled="f" strokecolor="white [3212]" strokeweight="1pt" o:gfxdata="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"/>
+                  <v:rect id="Rectangle 70" style="position:absolute;top:948;width:19888;height:4419;visibility:visible;mso-wrap-style:square;v-text-anchor:middle" o:spid="_x0000_s1042" fillcolor="white [3212]" stroked="f" strokeweight="1pt" o:gfxdata="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"/>
+                  <v:rect id="Rectangle 13" style="position:absolute;left:26890;top:13343;width:3054;height:3054;visibility:visible;mso-wrap-style:square;v-text-anchor:middle" o:spid="_x0000_s1043" fillcolor="white [3212]" stroked="f" strokeweight="1pt" o:gfxdata="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"/>
                 </v:group>
-                <v:group id="Group 27" o:spid="_x0000_s1044" style="position:absolute;left:7897;top:42187;width:29953;height:16397" coordsize="29952,16397" o:gfxdata="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">
-                  <v:rect id="Rectangle 73" o:spid="_x0000_s1045" style="position:absolute;width:29952;height:16332;visibility:visible;mso-wrap-style:square;v-text-anchor:middle" o:gfxdata="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" filled="f" strokecolor="white [3212]" strokeweight="1pt"/>
-                  <v:rect id="Rectangle 74" o:spid="_x0000_s1046" style="position:absolute;top:948;width:19888;height:4419;visibility:visible;mso-wrap-style:square;v-text-anchor:middle" o:gfxdata="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" fillcolor="white [3212]" stroked="f" strokeweight="1pt"/>
-                  <v:rect id="Rectangle 14" o:spid="_x0000_s1047" style="position:absolute;left:26890;top:13343;width:3054;height:3054;visibility:visible;mso-wrap-style:square;v-text-anchor:middle" o:gfxdata="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" fillcolor="white [3212]" stroked="f" strokeweight="1pt"/>
+                <v:group id="Group 27" style="position:absolute;left:7897;top:42187;width:29953;height:16397" coordsize="29952,16397" o:spid="_x0000_s1044" o:gfxdata="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">
+                  <v:rect id="Rectangle 73" style="position:absolute;width:29952;height:16332;visibility:visible;mso-wrap-style:square;v-text-anchor:middle" o:spid="_x0000_s1045" filled="f" strokecolor="white [3212]" strokeweight="1pt" o:gfxdata="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"/>
+                  <v:rect id="Rectangle 74" style="position:absolute;top:948;width:19888;height:4419;visibility:visible;mso-wrap-style:square;v-text-anchor:middle" o:spid="_x0000_s1046" fillcolor="white [3212]" stroked="f" strokeweight="1pt" o:gfxdata="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"/>
+                  <v:rect id="Rectangle 14" style="position:absolute;left:26890;top:13343;width:3054;height:3054;visibility:visible;mso-wrap-style:square;v-text-anchor:middle" o:spid="_x0000_s1047" fillcolor="white [3212]" stroked="f" strokeweight="1pt" o:gfxdata="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"/>
                 </v:group>
-                <v:group id="Group 28" o:spid="_x0000_s1048" style="position:absolute;left:39970;top:42187;width:30012;height:16397" coordsize="30012,16397" o:gfxdata="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">
-                  <v:rect id="Rectangle 76" o:spid="_x0000_s1049" style="position:absolute;width:29952;height:16332;visibility:visible;mso-wrap-style:square;v-text-anchor:middle" o:gfxdata="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" filled="f" strokecolor="white [3212]" strokeweight="1pt"/>
-                  <v:rect id="Rectangle 77" o:spid="_x0000_s1050" style="position:absolute;top:948;width:19888;height:4419;visibility:visible;mso-wrap-style:square;v-text-anchor:middle" o:gfxdata="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" fillcolor="white [3212]" stroked="f" strokeweight="1pt"/>
-                  <v:rect id="Rectangle 15" o:spid="_x0000_s1051" style="position:absolute;left:26957;top:13343;width:3055;height:3054;visibility:visible;mso-wrap-style:square;v-text-anchor:middle" o:gfxdata="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" fillcolor="white [3212]" stroked="f" strokeweight="1pt"/>
+                <v:group id="Group 28" style="position:absolute;left:39970;top:42187;width:30012;height:16397" coordsize="30012,16397" o:spid="_x0000_s1048" o:gfxdata="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">
+                  <v:rect id="Rectangle 76" style="position:absolute;width:29952;height:16332;visibility:visible;mso-wrap-style:square;v-text-anchor:middle" o:spid="_x0000_s1049" filled="f" strokecolor="white [3212]" strokeweight="1pt" o:gfxdata="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"/>
+                  <v:rect id="Rectangle 77" style="position:absolute;top:948;width:19888;height:4419;visibility:visible;mso-wrap-style:square;v-text-anchor:middle" o:spid="_x0000_s1050" fillcolor="white [3212]" stroked="f" strokeweight="1pt" o:gfxdata="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"/>
+                  <v:rect id="Rectangle 15" style="position:absolute;left:26957;top:13343;width:3055;height:3054;visibility:visible;mso-wrap-style:square;v-text-anchor:middle" o:spid="_x0000_s1051" fillcolor="white [3212]" stroked="f" strokeweight="1pt" o:gfxdata="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"/>
                 </v:group>
-                <v:group id="Group 29" o:spid="_x0000_s1052" style="position:absolute;left:7897;top:60405;width:30012;height:16398" coordsize="30012,16397" o:gfxdata="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">
-                  <v:rect id="Rectangle 80" o:spid="_x0000_s1053" style="position:absolute;width:29952;height:16332;visibility:visible;mso-wrap-style:square;v-text-anchor:middle" o:gfxdata="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" filled="f" strokecolor="white [3212]" strokeweight="1pt"/>
-                  <v:rect id="Rectangle 81" o:spid="_x0000_s1054" style="position:absolute;top:948;width:19888;height:4419;visibility:visible;mso-wrap-style:square;v-text-anchor:middle" o:gfxdata="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" fillcolor="white [3212]" stroked="f" strokeweight="1pt"/>
-                  <v:rect id="Rectangle 18" o:spid="_x0000_s1055" style="position:absolute;left:26957;top:13343;width:3055;height:3054;visibility:visible;mso-wrap-style:square;v-text-anchor:middle" o:gfxdata="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" fillcolor="white [3212]" stroked="f" strokeweight="1pt"/>
+                <v:group id="Group 29" style="position:absolute;left:7897;top:60405;width:30012;height:16398" coordsize="30012,16397" o:spid="_x0000_s1052" o:gfxdata="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">
+                  <v:rect id="Rectangle 80" style="position:absolute;width:29952;height:16332;visibility:visible;mso-wrap-style:square;v-text-anchor:middle" o:spid="_x0000_s1053" filled="f" strokecolor="white [3212]" strokeweight="1pt" o:gfxdata="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"/>
+                  <v:rect id="Rectangle 81" style="position:absolute;top:948;width:19888;height:4419;visibility:visible;mso-wrap-style:square;v-text-anchor:middle" o:spid="_x0000_s1054" fillcolor="white [3212]" stroked="f" strokeweight="1pt" o:gfxdata="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"/>
+                  <v:rect id="Rectangle 18" style="position:absolute;left:26957;top:13343;width:3055;height:3054;visibility:visible;mso-wrap-style:square;v-text-anchor:middle" o:spid="_x0000_s1055" fillcolor="white [3212]" stroked="f" strokeweight="1pt" o:gfxdata="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"/>
                 </v:group>
-                <v:group id="Group 30" o:spid="_x0000_s1056" style="position:absolute;left:39970;top:60405;width:29953;height:16398" coordsize="29952,16397" o:gfxdata="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">
-                  <v:rect id="Rectangle 83" o:spid="_x0000_s1057" style="position:absolute;width:29952;height:16332;visibility:visible;mso-wrap-style:square;v-text-anchor:middle" o:gfxdata="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" filled="f" strokecolor="white [3212]" strokeweight="1pt"/>
-                  <v:rect id="Rectangle 84" o:spid="_x0000_s1058" style="position:absolute;top:948;width:19888;height:4419;visibility:visible;mso-wrap-style:square;v-text-anchor:middle" o:gfxdata="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" fillcolor="white [3212]" stroked="f" strokeweight="1pt"/>
-                  <v:rect id="Rectangle 19" o:spid="_x0000_s1059" style="position:absolute;left:26890;top:13343;width:3054;height:3054;visibility:visible;mso-wrap-style:square;v-text-anchor:middle" o:gfxdata="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" fillcolor="white [3212]" stroked="f" strokeweight="1pt"/>
+                <v:group id="Group 30" style="position:absolute;left:39970;top:60405;width:29953;height:16398" coordsize="29952,16397" o:spid="_x0000_s1056" o:gfxdata="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">
+                  <v:rect id="Rectangle 83" style="position:absolute;width:29952;height:16332;visibility:visible;mso-wrap-style:square;v-text-anchor:middle" o:spid="_x0000_s1057" filled="f" strokecolor="white [3212]" strokeweight="1pt" o:gfxdata="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"/>
+                  <v:rect id="Rectangle 84" style="position:absolute;top:948;width:19888;height:4419;visibility:visible;mso-wrap-style:square;v-text-anchor:middle" o:spid="_x0000_s1058" fillcolor="white [3212]" stroked="f" strokeweight="1pt" o:gfxdata="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"/>
+                  <v:rect id="Rectangle 19" style="position:absolute;left:26890;top:13343;width:3054;height:3054;visibility:visible;mso-wrap-style:square;v-text-anchor:middle" o:spid="_x0000_s1059" fillcolor="white [3212]" stroked="f" strokeweight="1pt" o:gfxdata="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"/>
                 </v:group>
-                <v:group id="Group 31" o:spid="_x0000_s1060" style="position:absolute;left:7897;top:78693;width:30012;height:16398" coordsize="30012,16397" o:gfxdata="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">
-                  <v:rect id="Rectangle 87" o:spid="_x0000_s1061" style="position:absolute;width:29952;height:16332;visibility:visible;mso-wrap-style:square;v-text-anchor:middle" o:gfxdata="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" filled="f" strokecolor="white [3212]" strokeweight="1pt"/>
-                  <v:rect id="Rectangle 88" o:spid="_x0000_s1062" style="position:absolute;top:948;width:19888;height:4419;visibility:visible;mso-wrap-style:square;v-text-anchor:middle" o:gfxdata="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" fillcolor="white [3212]" stroked="f" strokeweight="1pt"/>
-                  <v:rect id="Rectangle 20" o:spid="_x0000_s1063" style="position:absolute;left:26957;top:13343;width:3055;height:3054;visibility:visible;mso-wrap-style:square;v-text-anchor:middle" o:gfxdata="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" fillcolor="white [3212]" stroked="f" strokeweight="1pt"/>
+                <v:group id="Group 31" style="position:absolute;left:7897;top:78693;width:30012;height:16398" coordsize="30012,16397" o:spid="_x0000_s1060" o:gfxdata="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">
+                  <v:rect id="Rectangle 87" style="position:absolute;width:29952;height:16332;visibility:visible;mso-wrap-style:square;v-text-anchor:middle" o:spid="_x0000_s1061" filled="f" strokecolor="white [3212]" strokeweight="1pt" o:gfxdata="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"/>
+                  <v:rect id="Rectangle 88" style="position:absolute;top:948;width:19888;height:4419;visibility:visible;mso-wrap-style:square;v-text-anchor:middle" o:spid="_x0000_s1062" fillcolor="white [3212]" stroked="f" strokeweight="1pt" o:gfxdata="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"/>
+                  <v:rect id="Rectangle 20" style="position:absolute;left:26957;top:13343;width:3055;height:3054;visibility:visible;mso-wrap-style:square;v-text-anchor:middle" o:spid="_x0000_s1063" fillcolor="white [3212]" stroked="f" strokeweight="1pt" o:gfxdata="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"/>
                 </v:group>
-                <v:group id="Group 32" o:spid="_x0000_s1064" style="position:absolute;left:39970;top:78693;width:29953;height:16398" coordsize="29952,16397" o:gfxdata="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">
-                  <v:rect id="Rectangle 90" o:spid="_x0000_s1065" style="position:absolute;width:29952;height:16332;visibility:visible;mso-wrap-style:square;v-text-anchor:middle" o:gfxdata="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" filled="f" strokecolor="white [3212]" strokeweight="1pt"/>
-                  <v:rect id="Rectangle 91" o:spid="_x0000_s1066" style="position:absolute;top:948;width:19888;height:4419;visibility:visible;mso-wrap-style:square;v-text-anchor:middle" o:gfxdata="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" fillcolor="white [3212]" stroked="f" strokeweight="1pt"/>
-                  <v:rect id="Rectangle 21" o:spid="_x0000_s1067" style="position:absolute;left:26890;top:13343;width:3054;height:3054;visibility:visible;mso-wrap-style:square;v-text-anchor:middle" o:gfxdata="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" fillcolor="white [3212]" stroked="f" strokeweight="1pt"/>
+                <v:group id="Group 32" style="position:absolute;left:39970;top:78693;width:29953;height:16398" coordsize="29952,16397" o:spid="_x0000_s1064" o:gfxdata="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">
+                  <v:rect id="Rectangle 90" style="position:absolute;width:29952;height:16332;visibility:visible;mso-wrap-style:square;v-text-anchor:middle" o:spid="_x0000_s1065" filled="f" strokecolor="white [3212]" strokeweight="1pt" o:gfxdata="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"/>
+                  <v:rect id="Rectangle 91" style="position:absolute;top:948;width:19888;height:4419;visibility:visible;mso-wrap-style:square;v-text-anchor:middle" o:spid="_x0000_s1066" fillcolor="white [3212]" stroked="f" strokeweight="1pt" o:gfxdata="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"/>
+                  <v:rect id="Rectangle 21" style="position:absolute;left:26890;top:13343;width:3054;height:3054;visibility:visible;mso-wrap-style:square;v-text-anchor:middle" o:spid="_x0000_s1067" fillcolor="white [3212]" stroked="f" strokeweight="1pt" o:gfxdata="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"/>
                 </v:group>
                 <w10:anchorlock/>
               </v:group>
@@ -1551,7 +1551,7 @@
       <w:tr>
         <w:trPr>
           <w:cnfStyle w:val="100000000000" w:firstRow="1" w:lastRow="0" w:firstColumn="0" w:lastColumn="0" w:oddVBand="0" w:evenVBand="0" w:oddHBand="0" w:evenHBand="0" w:firstRowFirstColumn="0" w:firstRowLastColumn="0" w:lastRowFirstColumn="0" w:lastRowLastColumn="0"/>
-          <w:trHeight w:hRule="exact" w:val="2736"/>
+          <w:trHeight w:val="2736" w:hRule="exact"/>
         </w:trPr>
         <w:tc>
           <w:tcPr>
@@ -1561,7 +1561,7 @@
               <w:left w:w="576" w:type="dxa"/>
             </w:tcMar>
           </w:tcPr>
-          <w:bookmarkStart w:id="0" w:name="_Hlk127839874"/>
+          <w:bookmarkStart w:name="_Hlk127839874" w:id="0"/>
           <w:p>
             <w:pPr>
               <w:pStyle w:val="CompanyName"/>
@@ -2010,7 +2010,7 @@
       </w:tr>
       <w:tr>
         <w:trPr>
-          <w:trHeight w:hRule="exact" w:val="2736"/>
+          <w:trHeight w:val="2736" w:hRule="exact"/>
         </w:trPr>
         <w:tc>
           <w:tcPr>
@@ -2476,7 +2476,7 @@
       </w:tr>
       <w:tr>
         <w:trPr>
-          <w:trHeight w:hRule="exact" w:val="2736"/>
+          <w:trHeight w:val="2736" w:hRule="exact"/>
         </w:trPr>
         <w:tc>
           <w:tcPr>
@@ -2927,7 +2927,7 @@
       </w:tr>
       <w:tr>
         <w:trPr>
-          <w:trHeight w:hRule="exact" w:val="2736"/>
+          <w:trHeight w:val="2736" w:hRule="exact"/>
         </w:trPr>
         <w:tc>
           <w:tcPr>
@@ -3394,7 +3394,7 @@
       </w:tr>
       <w:tr>
         <w:trPr>
-          <w:trHeight w:hRule="exact" w:val="2736"/>
+          <w:trHeight w:val="2736" w:hRule="exact"/>
         </w:trPr>
         <w:tc>
           <w:tcPr>

--- a/src/Tests/Inputs/cards/13/input.docx
+++ b/src/Tests/Inputs/cards/13/input.docx
@@ -29074,3018 +29074,6 @@
 </w:styles>
 </file>
 
-<file path=word/glossary/document.xml><?xml version="1.0" encoding="utf-8"?>
-<w:glossaryDocument xmlns:wpc="http://schemas.microsoft.com/office/word/2010/wordprocessingCanvas" xmlns:cx="http://schemas.microsoft.com/office/drawing/2014/chartex" xmlns:cx1="http://schemas.microsoft.com/office/drawing/2015/9/8/chartex" xmlns:cx2="http://schemas.microsoft.com/office/drawing/2015/10/21/chartex" xmlns:cx3="http://schemas.microsoft.com/office/drawing/2016/5/9/chartex" xmlns:cx4="http://schemas.microsoft.com/office/drawing/2016/5/10/chartex" xmlns:cx5="http://schemas.microsoft.com/office/drawing/2016/5/11/chartex" xmlns:cx6="http://schemas.microsoft.com/office/drawing/2016/5/12/chartex" xmlns:cx7="http://schemas.microsoft.com/office/drawing/2016/5/13/chartex" xmlns:cx8="http://schemas.microsoft.com/office/drawing/2016/5/14/chartex" xmlns:mc="http://schemas.openxmlformats.org/markup-compatibility/2006" xmlns:aink="http://schemas.microsoft.com/office/drawing/2016/ink" xmlns:am3d="http://schemas.microsoft.com/office/drawing/2017/model3d" xmlns:o="urn:schemas-microsoft-com:office:office" xmlns:oel="http://schemas.microsoft.com/office/2019/extlst" xmlns:r="http://schemas.openxmlformats.org/officeDocument/2006/relationships" xmlns:m="http://schemas.openxmlformats.org/officeDocument/2006/math" xmlns:v="urn:schemas-microsoft-com:vml" xmlns:wp14="http://schemas.microsoft.com/office/word/2010/wordprocessingDrawing" xmlns:wp="http://schemas.openxmlformats.org/drawingml/2006/wordprocessingDrawing" xmlns:w10="urn:schemas-microsoft-com:office:word" xmlns:w="http://schemas.openxmlformats.org/wordprocessingml/2006/main" xmlns:w14="http://schemas.microsoft.com/office/word/2010/wordml" xmlns:w15="http://schemas.microsoft.com/office/word/2012/wordml" xmlns:w16cex="http://schemas.microsoft.com/office/word/2018/wordml/cex" xmlns:w16cid="http://schemas.microsoft.com/office/word/2016/wordml/cid" xmlns:w16="http://schemas.microsoft.com/office/word/2018/wordml" xmlns:w16sdtdh="http://schemas.microsoft.com/office/word/2020/wordml/sdtdatahash" xmlns:w16se="http://schemas.microsoft.com/office/word/2015/wordml/symex" xmlns:wpg="http://schemas.microsoft.com/office/word/2010/wordprocessingGroup" xmlns:wpi="http://schemas.microsoft.com/office/word/2010/wordprocessingInk" xmlns:wne="http://schemas.microsoft.com/office/word/2006/wordml" xmlns:wps="http://schemas.microsoft.com/office/word/2010/wordprocessingShape" mc:Ignorable="w14 w15 w16se w16cid w16 w16cex w16sdtdh wp14">
-  <w:docParts>
-    <w:docPart>
-      <w:docPartPr>
-        <w:name w:val="86E8A77C93A04864AFF80A8F86CDC98E"/>
-        <w:category>
-          <w:name w:val="General"/>
-          <w:gallery w:val="placeholder"/>
-        </w:category>
-        <w:types>
-          <w:type w:val="bbPlcHdr"/>
-        </w:types>
-        <w:behaviors>
-          <w:behavior w:val="content"/>
-        </w:behaviors>
-        <w:guid w:val="{CACAABB4-1076-4595-A7CA-12D04C5F1466}"/>
-      </w:docPartPr>
-      <w:docPartBody>
-        <w:p>
-          <w:pPr>
-            <w:pStyle w:val="86E8A77C93A04864AFF80A8F86CDC98E"/>
-          </w:pPr>
-          <w:r>
-            <w:rPr>
-              <w:lang w:val="de-DE"/>
-            </w:rPr>
-            <w:t>Fabrikam, Inc.</w:t>
-          </w:r>
-          <w:r>
-            <w:rPr>
-              <w:lang w:val="de-DE"/>
-            </w:rPr>
-            <w:t xml:space="preserve"> </w:t>
-          </w:r>
-        </w:p>
-      </w:docPartBody>
-    </w:docPart>
-    <w:docPart>
-      <w:docPartPr>
-        <w:name w:val="230305E973F244E6A27833A120BF1774"/>
-        <w:category>
-          <w:name w:val="General"/>
-          <w:gallery w:val="placeholder"/>
-        </w:category>
-        <w:types>
-          <w:type w:val="bbPlcHdr"/>
-        </w:types>
-        <w:behaviors>
-          <w:behavior w:val="content"/>
-        </w:behaviors>
-        <w:guid w:val="{6515876D-04FE-4DF0-9CD9-FB14D0B2DD76}"/>
-      </w:docPartPr>
-      <w:docPartBody>
-        <w:p>
-          <w:pPr>
-            <w:pStyle w:val="230305E973F244E6A27833A120BF1774"/>
-          </w:pPr>
-          <w:r>
-            <w:rPr>
-              <w:lang w:val="de-DE"/>
-            </w:rPr>
-            <w:t>Kristel Kangro</w:t>
-          </w:r>
-        </w:p>
-      </w:docPartBody>
-    </w:docPart>
-    <w:docPart>
-      <w:docPartPr>
-        <w:name w:val="DFEEDB8D11034A89B5322C20B506B80B"/>
-        <w:category>
-          <w:name w:val="General"/>
-          <w:gallery w:val="placeholder"/>
-        </w:category>
-        <w:types>
-          <w:type w:val="bbPlcHdr"/>
-        </w:types>
-        <w:behaviors>
-          <w:behavior w:val="content"/>
-        </w:behaviors>
-        <w:guid w:val="{E5D6A4D1-B23A-4D1D-BB97-6BE8D8F6B1FD}"/>
-      </w:docPartPr>
-      <w:docPartBody>
-        <w:p>
-          <w:pPr>
-            <w:pStyle w:val="DFEEDB8D11034A89B5322C20B506B80B"/>
-          </w:pPr>
-          <w:r>
-            <w:t>1234 East Main Street</w:t>
-          </w:r>
-        </w:p>
-      </w:docPartBody>
-    </w:docPart>
-    <w:docPart>
-      <w:docPartPr>
-        <w:name w:val="30C61DDAC8DE476DA95C62729F86E1D3"/>
-        <w:category>
-          <w:name w:val="General"/>
-          <w:gallery w:val="placeholder"/>
-        </w:category>
-        <w:types>
-          <w:type w:val="bbPlcHdr"/>
-        </w:types>
-        <w:behaviors>
-          <w:behavior w:val="content"/>
-        </w:behaviors>
-        <w:guid w:val="{FD1F1B65-AE4F-478D-A20B-6F0D7845B9CA}"/>
-      </w:docPartPr>
-      <w:docPartBody>
-        <w:p>
-          <w:pPr>
-            <w:pStyle w:val="30C61DDAC8DE476DA95C62729F86E1D3"/>
-          </w:pPr>
-          <w:r>
-            <w:t>Portland, OR 54321</w:t>
-          </w:r>
-        </w:p>
-      </w:docPartBody>
-    </w:docPart>
-    <w:docPart>
-      <w:docPartPr>
-        <w:name w:val="2DA8DD7271334D59B2A58DAAA01B41D8"/>
-        <w:category>
-          <w:name w:val="General"/>
-          <w:gallery w:val="placeholder"/>
-        </w:category>
-        <w:types>
-          <w:type w:val="bbPlcHdr"/>
-        </w:types>
-        <w:behaviors>
-          <w:behavior w:val="content"/>
-        </w:behaviors>
-        <w:guid w:val="{65EA917C-640F-457D-BA14-4BDEBE2D11E2}"/>
-      </w:docPartPr>
-      <w:docPartBody>
-        <w:p>
-          <w:pPr>
-            <w:pStyle w:val="2DA8DD7271334D59B2A58DAAA01B41D8"/>
-          </w:pPr>
-          <w:r>
-            <w:rPr>
-              <w:lang w:val="de-DE"/>
-            </w:rPr>
-            <w:t>www.fabrikam.com</w:t>
-          </w:r>
-        </w:p>
-      </w:docPartBody>
-    </w:docPart>
-    <w:docPart>
-      <w:docPartPr>
-        <w:name w:val="31D9B30C97CE4F15A44B143E0A12D5B0"/>
-        <w:category>
-          <w:name w:val="General"/>
-          <w:gallery w:val="placeholder"/>
-        </w:category>
-        <w:types>
-          <w:type w:val="bbPlcHdr"/>
-        </w:types>
-        <w:behaviors>
-          <w:behavior w:val="content"/>
-        </w:behaviors>
-        <w:guid w:val="{D4A6CDFB-19B4-431D-810A-153C88310638}"/>
-      </w:docPartPr>
-      <w:docPartBody>
-        <w:p>
-          <w:pPr>
-            <w:pStyle w:val="31D9B30C97CE4F15A44B143E0A12D5B0"/>
-          </w:pPr>
-          <w:r>
-            <w:t>(415) 555-0123</w:t>
-          </w:r>
-        </w:p>
-      </w:docPartBody>
-    </w:docPart>
-    <w:docPart>
-      <w:docPartPr>
-        <w:name w:val="F1DB4AA29D9845788A573C425AE3A35F"/>
-        <w:category>
-          <w:name w:val="General"/>
-          <w:gallery w:val="placeholder"/>
-        </w:category>
-        <w:types>
-          <w:type w:val="bbPlcHdr"/>
-        </w:types>
-        <w:behaviors>
-          <w:behavior w:val="content"/>
-        </w:behaviors>
-        <w:guid w:val="{CF71B315-3FD7-40F7-86A3-CC7A0FDCFAB4}"/>
-      </w:docPartPr>
-      <w:docPartBody>
-        <w:p>
-          <w:pPr>
-            <w:pStyle w:val="F1DB4AA29D9845788A573C425AE3A35F"/>
-          </w:pPr>
-          <w:r>
-            <w:rPr>
-              <w:lang w:val="de-DE"/>
-            </w:rPr>
-            <w:t>kristel@fabrikam.com</w:t>
-          </w:r>
-        </w:p>
-      </w:docPartBody>
-    </w:docPart>
-    <w:docPart>
-      <w:docPartPr>
-        <w:name w:val="01AE9F97EDDC473CBD7D0E7C65EC1B0D"/>
-        <w:category>
-          <w:name w:val="General"/>
-          <w:gallery w:val="placeholder"/>
-        </w:category>
-        <w:types>
-          <w:type w:val="bbPlcHdr"/>
-        </w:types>
-        <w:behaviors>
-          <w:behavior w:val="content"/>
-        </w:behaviors>
-        <w:guid w:val="{9B5E549D-B2CE-49D7-A6F4-E7F215721237}"/>
-      </w:docPartPr>
-      <w:docPartBody>
-        <w:p>
-          <w:pPr>
-            <w:pStyle w:val="01AE9F97EDDC473CBD7D0E7C65EC1B0D"/>
-          </w:pPr>
-          <w:r>
-            <w:rPr>
-              <w:lang w:val="de-DE"/>
-            </w:rPr>
-            <w:t>Fabrikam, Inc.</w:t>
-          </w:r>
-          <w:r>
-            <w:rPr>
-              <w:lang w:val="de-DE"/>
-            </w:rPr>
-            <w:t xml:space="preserve"> </w:t>
-          </w:r>
-        </w:p>
-      </w:docPartBody>
-    </w:docPart>
-    <w:docPart>
-      <w:docPartPr>
-        <w:name w:val="D4731CF26726432889C13312D29B7650"/>
-        <w:category>
-          <w:name w:val="General"/>
-          <w:gallery w:val="placeholder"/>
-        </w:category>
-        <w:types>
-          <w:type w:val="bbPlcHdr"/>
-        </w:types>
-        <w:behaviors>
-          <w:behavior w:val="content"/>
-        </w:behaviors>
-        <w:guid w:val="{51E00C6C-39D5-4485-B772-A78185F04781}"/>
-      </w:docPartPr>
-      <w:docPartBody>
-        <w:p>
-          <w:pPr>
-            <w:pStyle w:val="D4731CF26726432889C13312D29B7650"/>
-          </w:pPr>
-          <w:r>
-            <w:rPr>
-              <w:b/>
-              <w:lang w:val="de-DE"/>
-            </w:rPr>
-            <w:t>Kristel Kangro</w:t>
-          </w:r>
-        </w:p>
-      </w:docPartBody>
-    </w:docPart>
-    <w:docPart>
-      <w:docPartPr>
-        <w:name w:val="2BC575BD2E654ABE8CE8D2CA2D9C2723"/>
-        <w:category>
-          <w:name w:val="General"/>
-          <w:gallery w:val="placeholder"/>
-        </w:category>
-        <w:types>
-          <w:type w:val="bbPlcHdr"/>
-        </w:types>
-        <w:behaviors>
-          <w:behavior w:val="content"/>
-        </w:behaviors>
-        <w:guid w:val="{93C6C89F-91C0-4FD8-9C97-5079775315F0}"/>
-      </w:docPartPr>
-      <w:docPartBody>
-        <w:p>
-          <w:pPr>
-            <w:pStyle w:val="2BC575BD2E654ABE8CE8D2CA2D9C2723"/>
-          </w:pPr>
-          <w:r>
-            <w:t>1234 East Main Street</w:t>
-          </w:r>
-        </w:p>
-      </w:docPartBody>
-    </w:docPart>
-    <w:docPart>
-      <w:docPartPr>
-        <w:name w:val="A83E19FE5AA14D29856B443F4988B91E"/>
-        <w:category>
-          <w:name w:val="General"/>
-          <w:gallery w:val="placeholder"/>
-        </w:category>
-        <w:types>
-          <w:type w:val="bbPlcHdr"/>
-        </w:types>
-        <w:behaviors>
-          <w:behavior w:val="content"/>
-        </w:behaviors>
-        <w:guid w:val="{BE492CD4-BF18-4F14-BC49-1DC3B0D22222}"/>
-      </w:docPartPr>
-      <w:docPartBody>
-        <w:p>
-          <w:pPr>
-            <w:pStyle w:val="A83E19FE5AA14D29856B443F4988B91E"/>
-          </w:pPr>
-          <w:r>
-            <w:t>Portland, OR 54321</w:t>
-          </w:r>
-        </w:p>
-      </w:docPartBody>
-    </w:docPart>
-    <w:docPart>
-      <w:docPartPr>
-        <w:name w:val="80A4E1F5548A478389D5B97D8A29038E"/>
-        <w:category>
-          <w:name w:val="General"/>
-          <w:gallery w:val="placeholder"/>
-        </w:category>
-        <w:types>
-          <w:type w:val="bbPlcHdr"/>
-        </w:types>
-        <w:behaviors>
-          <w:behavior w:val="content"/>
-        </w:behaviors>
-        <w:guid w:val="{C31E3B80-C2A4-449B-AF3E-86FC45B1ABE8}"/>
-      </w:docPartPr>
-      <w:docPartBody>
-        <w:p>
-          <w:pPr>
-            <w:pStyle w:val="80A4E1F5548A478389D5B97D8A29038E"/>
-          </w:pPr>
-          <w:r>
-            <w:rPr>
-              <w:lang w:val="de-DE"/>
-            </w:rPr>
-            <w:t>www.fabrikam.com</w:t>
-          </w:r>
-        </w:p>
-      </w:docPartBody>
-    </w:docPart>
-    <w:docPart>
-      <w:docPartPr>
-        <w:name w:val="C8B8BB314E684CC8ACF2C7779B68FCED"/>
-        <w:category>
-          <w:name w:val="General"/>
-          <w:gallery w:val="placeholder"/>
-        </w:category>
-        <w:types>
-          <w:type w:val="bbPlcHdr"/>
-        </w:types>
-        <w:behaviors>
-          <w:behavior w:val="content"/>
-        </w:behaviors>
-        <w:guid w:val="{0399A532-AD8D-431C-A454-D35BAB496B14}"/>
-      </w:docPartPr>
-      <w:docPartBody>
-        <w:p>
-          <w:pPr>
-            <w:pStyle w:val="C8B8BB314E684CC8ACF2C7779B68FCED"/>
-          </w:pPr>
-          <w:r>
-            <w:t>(415) 555-0123</w:t>
-          </w:r>
-        </w:p>
-      </w:docPartBody>
-    </w:docPart>
-    <w:docPart>
-      <w:docPartPr>
-        <w:name w:val="EC5EFD8329C24F499BEC9808864254BE"/>
-        <w:category>
-          <w:name w:val="General"/>
-          <w:gallery w:val="placeholder"/>
-        </w:category>
-        <w:types>
-          <w:type w:val="bbPlcHdr"/>
-        </w:types>
-        <w:behaviors>
-          <w:behavior w:val="content"/>
-        </w:behaviors>
-        <w:guid w:val="{9CB365E3-0E01-4967-9979-C27357B4EF41}"/>
-      </w:docPartPr>
-      <w:docPartBody>
-        <w:p>
-          <w:pPr>
-            <w:pStyle w:val="EC5EFD8329C24F499BEC9808864254BE"/>
-          </w:pPr>
-          <w:r>
-            <w:rPr>
-              <w:lang w:val="de-DE"/>
-            </w:rPr>
-            <w:t>kristel@fabrikam.com</w:t>
-          </w:r>
-        </w:p>
-      </w:docPartBody>
-    </w:docPart>
-    <w:docPart>
-      <w:docPartPr>
-        <w:name w:val="FC3342CF662A4AEBA1D1F44C4141C5B6"/>
-        <w:category>
-          <w:name w:val="General"/>
-          <w:gallery w:val="placeholder"/>
-        </w:category>
-        <w:types>
-          <w:type w:val="bbPlcHdr"/>
-        </w:types>
-        <w:behaviors>
-          <w:behavior w:val="content"/>
-        </w:behaviors>
-        <w:guid w:val="{C5784138-7288-47C6-A810-E64AF79763F1}"/>
-      </w:docPartPr>
-      <w:docPartBody>
-        <w:p>
-          <w:pPr>
-            <w:pStyle w:val="FC3342CF662A4AEBA1D1F44C4141C5B6"/>
-          </w:pPr>
-          <w:r>
-            <w:rPr>
-              <w:lang w:val="de-DE"/>
-            </w:rPr>
-            <w:t>Fabrikam, Inc.</w:t>
-          </w:r>
-          <w:r>
-            <w:rPr>
-              <w:lang w:val="de-DE"/>
-            </w:rPr>
-            <w:t xml:space="preserve"> </w:t>
-          </w:r>
-        </w:p>
-      </w:docPartBody>
-    </w:docPart>
-    <w:docPart>
-      <w:docPartPr>
-        <w:name w:val="65170F9E83684881BFB29AC048E791FD"/>
-        <w:category>
-          <w:name w:val="General"/>
-          <w:gallery w:val="placeholder"/>
-        </w:category>
-        <w:types>
-          <w:type w:val="bbPlcHdr"/>
-        </w:types>
-        <w:behaviors>
-          <w:behavior w:val="content"/>
-        </w:behaviors>
-        <w:guid w:val="{2C57D758-2D2F-4F7E-9F69-B5888B112273}"/>
-      </w:docPartPr>
-      <w:docPartBody>
-        <w:p>
-          <w:pPr>
-            <w:pStyle w:val="65170F9E83684881BFB29AC048E791FD"/>
-          </w:pPr>
-          <w:r>
-            <w:rPr>
-              <w:b/>
-              <w:lang w:val="de-DE"/>
-            </w:rPr>
-            <w:t>Kristel Kangro</w:t>
-          </w:r>
-        </w:p>
-      </w:docPartBody>
-    </w:docPart>
-    <w:docPart>
-      <w:docPartPr>
-        <w:name w:val="40DE0735CF0046989954282C8CCBB92C"/>
-        <w:category>
-          <w:name w:val="General"/>
-          <w:gallery w:val="placeholder"/>
-        </w:category>
-        <w:types>
-          <w:type w:val="bbPlcHdr"/>
-        </w:types>
-        <w:behaviors>
-          <w:behavior w:val="content"/>
-        </w:behaviors>
-        <w:guid w:val="{154DA33E-D67F-4B51-AACC-104621CF0FC5}"/>
-      </w:docPartPr>
-      <w:docPartBody>
-        <w:p>
-          <w:pPr>
-            <w:pStyle w:val="40DE0735CF0046989954282C8CCBB92C"/>
-          </w:pPr>
-          <w:r>
-            <w:t>1234 East Main Street</w:t>
-          </w:r>
-        </w:p>
-      </w:docPartBody>
-    </w:docPart>
-    <w:docPart>
-      <w:docPartPr>
-        <w:name w:val="7BC6144824F54EC5BBE4842B7E493A80"/>
-        <w:category>
-          <w:name w:val="General"/>
-          <w:gallery w:val="placeholder"/>
-        </w:category>
-        <w:types>
-          <w:type w:val="bbPlcHdr"/>
-        </w:types>
-        <w:behaviors>
-          <w:behavior w:val="content"/>
-        </w:behaviors>
-        <w:guid w:val="{71195766-BE88-440D-9DEA-F7DA91643435}"/>
-      </w:docPartPr>
-      <w:docPartBody>
-        <w:p>
-          <w:pPr>
-            <w:pStyle w:val="7BC6144824F54EC5BBE4842B7E493A80"/>
-          </w:pPr>
-          <w:r>
-            <w:t>Portland, OR 54321</w:t>
-          </w:r>
-        </w:p>
-      </w:docPartBody>
-    </w:docPart>
-    <w:docPart>
-      <w:docPartPr>
-        <w:name w:val="E4957B69720447C3A6B16DBBC455B18C"/>
-        <w:category>
-          <w:name w:val="General"/>
-          <w:gallery w:val="placeholder"/>
-        </w:category>
-        <w:types>
-          <w:type w:val="bbPlcHdr"/>
-        </w:types>
-        <w:behaviors>
-          <w:behavior w:val="content"/>
-        </w:behaviors>
-        <w:guid w:val="{1DA40E52-7AB5-4238-8798-149EB35F0460}"/>
-      </w:docPartPr>
-      <w:docPartBody>
-        <w:p>
-          <w:pPr>
-            <w:pStyle w:val="E4957B69720447C3A6B16DBBC455B18C"/>
-          </w:pPr>
-          <w:r>
-            <w:rPr>
-              <w:lang w:val="de-DE"/>
-            </w:rPr>
-            <w:t>www.fabrikam.com</w:t>
-          </w:r>
-        </w:p>
-      </w:docPartBody>
-    </w:docPart>
-    <w:docPart>
-      <w:docPartPr>
-        <w:name w:val="37C1C70DABC949848D8CE4E65E5A0B35"/>
-        <w:category>
-          <w:name w:val="General"/>
-          <w:gallery w:val="placeholder"/>
-        </w:category>
-        <w:types>
-          <w:type w:val="bbPlcHdr"/>
-        </w:types>
-        <w:behaviors>
-          <w:behavior w:val="content"/>
-        </w:behaviors>
-        <w:guid w:val="{9BE1ABFC-4C18-4AF7-A99B-F880B9590831}"/>
-      </w:docPartPr>
-      <w:docPartBody>
-        <w:p>
-          <w:pPr>
-            <w:pStyle w:val="37C1C70DABC949848D8CE4E65E5A0B35"/>
-          </w:pPr>
-          <w:r>
-            <w:t>(415) 555-0123</w:t>
-          </w:r>
-        </w:p>
-      </w:docPartBody>
-    </w:docPart>
-    <w:docPart>
-      <w:docPartPr>
-        <w:name w:val="10406DE7F41E4206932AF2593BFEDE91"/>
-        <w:category>
-          <w:name w:val="General"/>
-          <w:gallery w:val="placeholder"/>
-        </w:category>
-        <w:types>
-          <w:type w:val="bbPlcHdr"/>
-        </w:types>
-        <w:behaviors>
-          <w:behavior w:val="content"/>
-        </w:behaviors>
-        <w:guid w:val="{F3654BD3-5C91-4529-B630-7F21AA242F4B}"/>
-      </w:docPartPr>
-      <w:docPartBody>
-        <w:p>
-          <w:pPr>
-            <w:pStyle w:val="10406DE7F41E4206932AF2593BFEDE91"/>
-          </w:pPr>
-          <w:r>
-            <w:rPr>
-              <w:lang w:val="de-DE"/>
-            </w:rPr>
-            <w:t>kristel@fabrikam.com</w:t>
-          </w:r>
-        </w:p>
-      </w:docPartBody>
-    </w:docPart>
-    <w:docPart>
-      <w:docPartPr>
-        <w:name w:val="683F4670B2544BCCA015B4257BE3B5A1"/>
-        <w:category>
-          <w:name w:val="General"/>
-          <w:gallery w:val="placeholder"/>
-        </w:category>
-        <w:types>
-          <w:type w:val="bbPlcHdr"/>
-        </w:types>
-        <w:behaviors>
-          <w:behavior w:val="content"/>
-        </w:behaviors>
-        <w:guid w:val="{2126C9B7-019A-4DC4-ADBB-F6F77A39DEEB}"/>
-      </w:docPartPr>
-      <w:docPartBody>
-        <w:p>
-          <w:pPr>
-            <w:pStyle w:val="683F4670B2544BCCA015B4257BE3B5A1"/>
-          </w:pPr>
-          <w:r>
-            <w:rPr>
-              <w:lang w:val="de-DE"/>
-            </w:rPr>
-            <w:t>Fabrikam, Inc.</w:t>
-          </w:r>
-          <w:r>
-            <w:rPr>
-              <w:lang w:val="de-DE"/>
-            </w:rPr>
-            <w:t xml:space="preserve"> </w:t>
-          </w:r>
-        </w:p>
-      </w:docPartBody>
-    </w:docPart>
-    <w:docPart>
-      <w:docPartPr>
-        <w:name w:val="A92A9642DD6349C99CBE56D24D52FFF5"/>
-        <w:category>
-          <w:name w:val="General"/>
-          <w:gallery w:val="placeholder"/>
-        </w:category>
-        <w:types>
-          <w:type w:val="bbPlcHdr"/>
-        </w:types>
-        <w:behaviors>
-          <w:behavior w:val="content"/>
-        </w:behaviors>
-        <w:guid w:val="{9FEB7458-AC8D-41F8-968E-B9F277FD6395}"/>
-      </w:docPartPr>
-      <w:docPartBody>
-        <w:p>
-          <w:pPr>
-            <w:pStyle w:val="A92A9642DD6349C99CBE56D24D52FFF5"/>
-          </w:pPr>
-          <w:r>
-            <w:rPr>
-              <w:b/>
-              <w:lang w:val="de-DE"/>
-            </w:rPr>
-            <w:t>Kristel Kangro</w:t>
-          </w:r>
-        </w:p>
-      </w:docPartBody>
-    </w:docPart>
-    <w:docPart>
-      <w:docPartPr>
-        <w:name w:val="502815995149442FBEF5C09675D56817"/>
-        <w:category>
-          <w:name w:val="General"/>
-          <w:gallery w:val="placeholder"/>
-        </w:category>
-        <w:types>
-          <w:type w:val="bbPlcHdr"/>
-        </w:types>
-        <w:behaviors>
-          <w:behavior w:val="content"/>
-        </w:behaviors>
-        <w:guid w:val="{C319632D-60AC-44CC-A061-93B1FCCC6E8C}"/>
-      </w:docPartPr>
-      <w:docPartBody>
-        <w:p>
-          <w:pPr>
-            <w:pStyle w:val="502815995149442FBEF5C09675D56817"/>
-          </w:pPr>
-          <w:r>
-            <w:t>1234 East Main Street</w:t>
-          </w:r>
-        </w:p>
-      </w:docPartBody>
-    </w:docPart>
-    <w:docPart>
-      <w:docPartPr>
-        <w:name w:val="F04A58FB1AAA4016915413276FD2CC14"/>
-        <w:category>
-          <w:name w:val="General"/>
-          <w:gallery w:val="placeholder"/>
-        </w:category>
-        <w:types>
-          <w:type w:val="bbPlcHdr"/>
-        </w:types>
-        <w:behaviors>
-          <w:behavior w:val="content"/>
-        </w:behaviors>
-        <w:guid w:val="{11E06E53-B141-4F9D-B8C0-B1EF0011CF02}"/>
-      </w:docPartPr>
-      <w:docPartBody>
-        <w:p>
-          <w:pPr>
-            <w:pStyle w:val="F04A58FB1AAA4016915413276FD2CC14"/>
-          </w:pPr>
-          <w:r>
-            <w:t>Portland, OR 54321</w:t>
-          </w:r>
-        </w:p>
-      </w:docPartBody>
-    </w:docPart>
-    <w:docPart>
-      <w:docPartPr>
-        <w:name w:val="3CE3059A356F4B97BD7835748F789467"/>
-        <w:category>
-          <w:name w:val="General"/>
-          <w:gallery w:val="placeholder"/>
-        </w:category>
-        <w:types>
-          <w:type w:val="bbPlcHdr"/>
-        </w:types>
-        <w:behaviors>
-          <w:behavior w:val="content"/>
-        </w:behaviors>
-        <w:guid w:val="{9866ED09-8071-4656-9ED5-656A15466AA2}"/>
-      </w:docPartPr>
-      <w:docPartBody>
-        <w:p>
-          <w:pPr>
-            <w:pStyle w:val="3CE3059A356F4B97BD7835748F789467"/>
-          </w:pPr>
-          <w:r>
-            <w:rPr>
-              <w:lang w:val="de-DE"/>
-            </w:rPr>
-            <w:t>www.fabrikam.com</w:t>
-          </w:r>
-        </w:p>
-      </w:docPartBody>
-    </w:docPart>
-    <w:docPart>
-      <w:docPartPr>
-        <w:name w:val="FCDA81E15C9C4736A7DC1E9DB1ADE632"/>
-        <w:category>
-          <w:name w:val="General"/>
-          <w:gallery w:val="placeholder"/>
-        </w:category>
-        <w:types>
-          <w:type w:val="bbPlcHdr"/>
-        </w:types>
-        <w:behaviors>
-          <w:behavior w:val="content"/>
-        </w:behaviors>
-        <w:guid w:val="{A95761AA-0BA9-4433-A2A1-662F08D88D9A}"/>
-      </w:docPartPr>
-      <w:docPartBody>
-        <w:p>
-          <w:pPr>
-            <w:pStyle w:val="FCDA81E15C9C4736A7DC1E9DB1ADE632"/>
-          </w:pPr>
-          <w:r>
-            <w:t>(415) 555-0123</w:t>
-          </w:r>
-        </w:p>
-      </w:docPartBody>
-    </w:docPart>
-    <w:docPart>
-      <w:docPartPr>
-        <w:name w:val="F4CFE31A8276441DBBE40F732AD97A11"/>
-        <w:category>
-          <w:name w:val="General"/>
-          <w:gallery w:val="placeholder"/>
-        </w:category>
-        <w:types>
-          <w:type w:val="bbPlcHdr"/>
-        </w:types>
-        <w:behaviors>
-          <w:behavior w:val="content"/>
-        </w:behaviors>
-        <w:guid w:val="{2BF38E4E-1A16-4BF6-BBA5-577F683F4360}"/>
-      </w:docPartPr>
-      <w:docPartBody>
-        <w:p>
-          <w:pPr>
-            <w:pStyle w:val="F4CFE31A8276441DBBE40F732AD97A11"/>
-          </w:pPr>
-          <w:r>
-            <w:rPr>
-              <w:lang w:val="de-DE"/>
-            </w:rPr>
-            <w:t>kristel@fabrikam.com</w:t>
-          </w:r>
-        </w:p>
-      </w:docPartBody>
-    </w:docPart>
-    <w:docPart>
-      <w:docPartPr>
-        <w:name w:val="0F756BA82A784872870F1DA61C4B617F"/>
-        <w:category>
-          <w:name w:val="General"/>
-          <w:gallery w:val="placeholder"/>
-        </w:category>
-        <w:types>
-          <w:type w:val="bbPlcHdr"/>
-        </w:types>
-        <w:behaviors>
-          <w:behavior w:val="content"/>
-        </w:behaviors>
-        <w:guid w:val="{136BABAB-D6D6-452E-8DEA-6274801FF7B2}"/>
-      </w:docPartPr>
-      <w:docPartBody>
-        <w:p>
-          <w:pPr>
-            <w:pStyle w:val="0F756BA82A784872870F1DA61C4B617F"/>
-          </w:pPr>
-          <w:r>
-            <w:rPr>
-              <w:lang w:val="de-DE"/>
-            </w:rPr>
-            <w:t>Fabrikam, Inc.</w:t>
-          </w:r>
-          <w:r>
-            <w:rPr>
-              <w:lang w:val="de-DE"/>
-            </w:rPr>
-            <w:t xml:space="preserve"> </w:t>
-          </w:r>
-        </w:p>
-      </w:docPartBody>
-    </w:docPart>
-    <w:docPart>
-      <w:docPartPr>
-        <w:name w:val="6DFE16AB54474CE5B0B3F534116BF041"/>
-        <w:category>
-          <w:name w:val="General"/>
-          <w:gallery w:val="placeholder"/>
-        </w:category>
-        <w:types>
-          <w:type w:val="bbPlcHdr"/>
-        </w:types>
-        <w:behaviors>
-          <w:behavior w:val="content"/>
-        </w:behaviors>
-        <w:guid w:val="{EA310380-BBD3-44F5-99CF-92F2E39ABB75}"/>
-      </w:docPartPr>
-      <w:docPartBody>
-        <w:p>
-          <w:pPr>
-            <w:pStyle w:val="6DFE16AB54474CE5B0B3F534116BF041"/>
-          </w:pPr>
-          <w:r>
-            <w:rPr>
-              <w:b/>
-              <w:lang w:val="de-DE"/>
-            </w:rPr>
-            <w:t>Kristel Kangro</w:t>
-          </w:r>
-        </w:p>
-      </w:docPartBody>
-    </w:docPart>
-    <w:docPart>
-      <w:docPartPr>
-        <w:name w:val="AFE7F89E51EC441D88629B81FE46EAB5"/>
-        <w:category>
-          <w:name w:val="General"/>
-          <w:gallery w:val="placeholder"/>
-        </w:category>
-        <w:types>
-          <w:type w:val="bbPlcHdr"/>
-        </w:types>
-        <w:behaviors>
-          <w:behavior w:val="content"/>
-        </w:behaviors>
-        <w:guid w:val="{AB6358D8-B32D-438C-98C9-C327C4A175F2}"/>
-      </w:docPartPr>
-      <w:docPartBody>
-        <w:p>
-          <w:pPr>
-            <w:pStyle w:val="AFE7F89E51EC441D88629B81FE46EAB5"/>
-          </w:pPr>
-          <w:r>
-            <w:t>1234 East Main Street</w:t>
-          </w:r>
-        </w:p>
-      </w:docPartBody>
-    </w:docPart>
-    <w:docPart>
-      <w:docPartPr>
-        <w:name w:val="7333C912399247A7BA9852C3E92FA533"/>
-        <w:category>
-          <w:name w:val="General"/>
-          <w:gallery w:val="placeholder"/>
-        </w:category>
-        <w:types>
-          <w:type w:val="bbPlcHdr"/>
-        </w:types>
-        <w:behaviors>
-          <w:behavior w:val="content"/>
-        </w:behaviors>
-        <w:guid w:val="{4E4DDD16-0207-4AE5-AF1E-6DB40A0B29F8}"/>
-      </w:docPartPr>
-      <w:docPartBody>
-        <w:p>
-          <w:pPr>
-            <w:pStyle w:val="7333C912399247A7BA9852C3E92FA533"/>
-          </w:pPr>
-          <w:r>
-            <w:t>Portland, OR 54321</w:t>
-          </w:r>
-        </w:p>
-      </w:docPartBody>
-    </w:docPart>
-    <w:docPart>
-      <w:docPartPr>
-        <w:name w:val="CB0D5E98A23E4E48AF5A278A677A673D"/>
-        <w:category>
-          <w:name w:val="General"/>
-          <w:gallery w:val="placeholder"/>
-        </w:category>
-        <w:types>
-          <w:type w:val="bbPlcHdr"/>
-        </w:types>
-        <w:behaviors>
-          <w:behavior w:val="content"/>
-        </w:behaviors>
-        <w:guid w:val="{25D58609-3221-434F-B81C-1716A4E4169B}"/>
-      </w:docPartPr>
-      <w:docPartBody>
-        <w:p>
-          <w:pPr>
-            <w:pStyle w:val="CB0D5E98A23E4E48AF5A278A677A673D"/>
-          </w:pPr>
-          <w:r>
-            <w:rPr>
-              <w:lang w:val="de-DE"/>
-            </w:rPr>
-            <w:t>www.fabrikam.com</w:t>
-          </w:r>
-        </w:p>
-      </w:docPartBody>
-    </w:docPart>
-    <w:docPart>
-      <w:docPartPr>
-        <w:name w:val="8EDFA946E233437BA0BB5D21DDFD795B"/>
-        <w:category>
-          <w:name w:val="General"/>
-          <w:gallery w:val="placeholder"/>
-        </w:category>
-        <w:types>
-          <w:type w:val="bbPlcHdr"/>
-        </w:types>
-        <w:behaviors>
-          <w:behavior w:val="content"/>
-        </w:behaviors>
-        <w:guid w:val="{01F0BEFC-BC33-44F2-AC19-2CF67F899E60}"/>
-      </w:docPartPr>
-      <w:docPartBody>
-        <w:p>
-          <w:pPr>
-            <w:pStyle w:val="8EDFA946E233437BA0BB5D21DDFD795B"/>
-          </w:pPr>
-          <w:r>
-            <w:t>(415) 555-0123</w:t>
-          </w:r>
-        </w:p>
-      </w:docPartBody>
-    </w:docPart>
-    <w:docPart>
-      <w:docPartPr>
-        <w:name w:val="666DD9C5C0644B6C92F8861A1E671B1E"/>
-        <w:category>
-          <w:name w:val="General"/>
-          <w:gallery w:val="placeholder"/>
-        </w:category>
-        <w:types>
-          <w:type w:val="bbPlcHdr"/>
-        </w:types>
-        <w:behaviors>
-          <w:behavior w:val="content"/>
-        </w:behaviors>
-        <w:guid w:val="{7376DFB0-53F2-4620-A38D-298C3AF021CD}"/>
-      </w:docPartPr>
-      <w:docPartBody>
-        <w:p>
-          <w:pPr>
-            <w:pStyle w:val="666DD9C5C0644B6C92F8861A1E671B1E"/>
-          </w:pPr>
-          <w:r>
-            <w:rPr>
-              <w:lang w:val="de-DE"/>
-            </w:rPr>
-            <w:t>kristel@fabrikam.com</w:t>
-          </w:r>
-        </w:p>
-      </w:docPartBody>
-    </w:docPart>
-    <w:docPart>
-      <w:docPartPr>
-        <w:name w:val="81209560140945E2B5E2506CC29589B9"/>
-        <w:category>
-          <w:name w:val="General"/>
-          <w:gallery w:val="placeholder"/>
-        </w:category>
-        <w:types>
-          <w:type w:val="bbPlcHdr"/>
-        </w:types>
-        <w:behaviors>
-          <w:behavior w:val="content"/>
-        </w:behaviors>
-        <w:guid w:val="{6564FCF8-86F0-4ABD-87AC-C2734A405B75}"/>
-      </w:docPartPr>
-      <w:docPartBody>
-        <w:p>
-          <w:pPr>
-            <w:pStyle w:val="81209560140945E2B5E2506CC29589B9"/>
-          </w:pPr>
-          <w:r>
-            <w:rPr>
-              <w:lang w:val="de-DE"/>
-            </w:rPr>
-            <w:t>Fabrikam, Inc.</w:t>
-          </w:r>
-          <w:r>
-            <w:rPr>
-              <w:lang w:val="de-DE"/>
-            </w:rPr>
-            <w:t xml:space="preserve"> </w:t>
-          </w:r>
-        </w:p>
-      </w:docPartBody>
-    </w:docPart>
-    <w:docPart>
-      <w:docPartPr>
-        <w:name w:val="E1DABBACACE041609FD097456FC69CFF"/>
-        <w:category>
-          <w:name w:val="General"/>
-          <w:gallery w:val="placeholder"/>
-        </w:category>
-        <w:types>
-          <w:type w:val="bbPlcHdr"/>
-        </w:types>
-        <w:behaviors>
-          <w:behavior w:val="content"/>
-        </w:behaviors>
-        <w:guid w:val="{ACF7AF01-3823-4670-88FC-48C933573326}"/>
-      </w:docPartPr>
-      <w:docPartBody>
-        <w:p>
-          <w:pPr>
-            <w:pStyle w:val="E1DABBACACE041609FD097456FC69CFF"/>
-          </w:pPr>
-          <w:r>
-            <w:rPr>
-              <w:b/>
-              <w:lang w:val="de-DE"/>
-            </w:rPr>
-            <w:t>Kristel Kangro</w:t>
-          </w:r>
-        </w:p>
-      </w:docPartBody>
-    </w:docPart>
-    <w:docPart>
-      <w:docPartPr>
-        <w:name w:val="1061DAACB63E47EE9D467BFF59F566CD"/>
-        <w:category>
-          <w:name w:val="General"/>
-          <w:gallery w:val="placeholder"/>
-        </w:category>
-        <w:types>
-          <w:type w:val="bbPlcHdr"/>
-        </w:types>
-        <w:behaviors>
-          <w:behavior w:val="content"/>
-        </w:behaviors>
-        <w:guid w:val="{F5D535CA-D6D3-48F5-90A2-FDB3CD260C87}"/>
-      </w:docPartPr>
-      <w:docPartBody>
-        <w:p>
-          <w:pPr>
-            <w:pStyle w:val="1061DAACB63E47EE9D467BFF59F566CD"/>
-          </w:pPr>
-          <w:r>
-            <w:t>1234 East Main Street</w:t>
-          </w:r>
-        </w:p>
-      </w:docPartBody>
-    </w:docPart>
-    <w:docPart>
-      <w:docPartPr>
-        <w:name w:val="2F3C524E7DCB45ECB77CCF5C99FA624F"/>
-        <w:category>
-          <w:name w:val="General"/>
-          <w:gallery w:val="placeholder"/>
-        </w:category>
-        <w:types>
-          <w:type w:val="bbPlcHdr"/>
-        </w:types>
-        <w:behaviors>
-          <w:behavior w:val="content"/>
-        </w:behaviors>
-        <w:guid w:val="{8EB0879D-0D53-4711-A4D4-296AEF18104C}"/>
-      </w:docPartPr>
-      <w:docPartBody>
-        <w:p>
-          <w:pPr>
-            <w:pStyle w:val="2F3C524E7DCB45ECB77CCF5C99FA624F"/>
-          </w:pPr>
-          <w:r>
-            <w:t>Portland, OR 54321</w:t>
-          </w:r>
-        </w:p>
-      </w:docPartBody>
-    </w:docPart>
-    <w:docPart>
-      <w:docPartPr>
-        <w:name w:val="C7BA3A083EF045A9806C313CA6F76DD0"/>
-        <w:category>
-          <w:name w:val="General"/>
-          <w:gallery w:val="placeholder"/>
-        </w:category>
-        <w:types>
-          <w:type w:val="bbPlcHdr"/>
-        </w:types>
-        <w:behaviors>
-          <w:behavior w:val="content"/>
-        </w:behaviors>
-        <w:guid w:val="{5F36A332-A061-4918-9A0F-6805A36FD821}"/>
-      </w:docPartPr>
-      <w:docPartBody>
-        <w:p>
-          <w:pPr>
-            <w:pStyle w:val="C7BA3A083EF045A9806C313CA6F76DD0"/>
-          </w:pPr>
-          <w:r>
-            <w:rPr>
-              <w:lang w:val="de-DE"/>
-            </w:rPr>
-            <w:t>www.fabrikam.com</w:t>
-          </w:r>
-        </w:p>
-      </w:docPartBody>
-    </w:docPart>
-    <w:docPart>
-      <w:docPartPr>
-        <w:name w:val="23626F61903849D383ECD4CBEDDC14FC"/>
-        <w:category>
-          <w:name w:val="General"/>
-          <w:gallery w:val="placeholder"/>
-        </w:category>
-        <w:types>
-          <w:type w:val="bbPlcHdr"/>
-        </w:types>
-        <w:behaviors>
-          <w:behavior w:val="content"/>
-        </w:behaviors>
-        <w:guid w:val="{3164DB2B-9F72-451F-8029-6A05A2E6DA8B}"/>
-      </w:docPartPr>
-      <w:docPartBody>
-        <w:p>
-          <w:pPr>
-            <w:pStyle w:val="23626F61903849D383ECD4CBEDDC14FC"/>
-          </w:pPr>
-          <w:r>
-            <w:t>(415) 555-0123</w:t>
-          </w:r>
-        </w:p>
-      </w:docPartBody>
-    </w:docPart>
-    <w:docPart>
-      <w:docPartPr>
-        <w:name w:val="5C04C073CBB74D55B4B20DD9F74A34EA"/>
-        <w:category>
-          <w:name w:val="General"/>
-          <w:gallery w:val="placeholder"/>
-        </w:category>
-        <w:types>
-          <w:type w:val="bbPlcHdr"/>
-        </w:types>
-        <w:behaviors>
-          <w:behavior w:val="content"/>
-        </w:behaviors>
-        <w:guid w:val="{66480E6B-7285-4B39-8BB5-92733C327569}"/>
-      </w:docPartPr>
-      <w:docPartBody>
-        <w:p>
-          <w:pPr>
-            <w:pStyle w:val="5C04C073CBB74D55B4B20DD9F74A34EA"/>
-          </w:pPr>
-          <w:r>
-            <w:rPr>
-              <w:lang w:val="de-DE"/>
-            </w:rPr>
-            <w:t>kristel@fabrikam.com</w:t>
-          </w:r>
-        </w:p>
-      </w:docPartBody>
-    </w:docPart>
-    <w:docPart>
-      <w:docPartPr>
-        <w:name w:val="13BA9606584C423FB7CC2A4A9A1FC4F3"/>
-        <w:category>
-          <w:name w:val="General"/>
-          <w:gallery w:val="placeholder"/>
-        </w:category>
-        <w:types>
-          <w:type w:val="bbPlcHdr"/>
-        </w:types>
-        <w:behaviors>
-          <w:behavior w:val="content"/>
-        </w:behaviors>
-        <w:guid w:val="{1116251B-AF3B-4F92-9FB6-C5902E7145A8}"/>
-      </w:docPartPr>
-      <w:docPartBody>
-        <w:p>
-          <w:pPr>
-            <w:pStyle w:val="13BA9606584C423FB7CC2A4A9A1FC4F3"/>
-          </w:pPr>
-          <w:r>
-            <w:rPr>
-              <w:lang w:val="de-DE"/>
-            </w:rPr>
-            <w:t>Fabrikam, Inc.</w:t>
-          </w:r>
-          <w:r>
-            <w:rPr>
-              <w:lang w:val="de-DE"/>
-            </w:rPr>
-            <w:t xml:space="preserve"> </w:t>
-          </w:r>
-        </w:p>
-      </w:docPartBody>
-    </w:docPart>
-    <w:docPart>
-      <w:docPartPr>
-        <w:name w:val="AD64FAF0AA67469390DECF9E36389C0B"/>
-        <w:category>
-          <w:name w:val="General"/>
-          <w:gallery w:val="placeholder"/>
-        </w:category>
-        <w:types>
-          <w:type w:val="bbPlcHdr"/>
-        </w:types>
-        <w:behaviors>
-          <w:behavior w:val="content"/>
-        </w:behaviors>
-        <w:guid w:val="{93523B81-5F4F-4A8A-999B-368E9A4850A5}"/>
-      </w:docPartPr>
-      <w:docPartBody>
-        <w:p>
-          <w:pPr>
-            <w:pStyle w:val="AD64FAF0AA67469390DECF9E36389C0B"/>
-          </w:pPr>
-          <w:r>
-            <w:rPr>
-              <w:b/>
-              <w:lang w:val="de-DE"/>
-            </w:rPr>
-            <w:t>Kristel Kangro</w:t>
-          </w:r>
-        </w:p>
-      </w:docPartBody>
-    </w:docPart>
-    <w:docPart>
-      <w:docPartPr>
-        <w:name w:val="77E592E45DE34EA6B49112973CF909B0"/>
-        <w:category>
-          <w:name w:val="General"/>
-          <w:gallery w:val="placeholder"/>
-        </w:category>
-        <w:types>
-          <w:type w:val="bbPlcHdr"/>
-        </w:types>
-        <w:behaviors>
-          <w:behavior w:val="content"/>
-        </w:behaviors>
-        <w:guid w:val="{D5167301-D683-45E3-BE1D-8DAE765A4B3D}"/>
-      </w:docPartPr>
-      <w:docPartBody>
-        <w:p>
-          <w:pPr>
-            <w:pStyle w:val="77E592E45DE34EA6B49112973CF909B0"/>
-          </w:pPr>
-          <w:r>
-            <w:t>1234 East Main Street</w:t>
-          </w:r>
-        </w:p>
-      </w:docPartBody>
-    </w:docPart>
-    <w:docPart>
-      <w:docPartPr>
-        <w:name w:val="88E6DC3F4F944DF09D0296508A6F0C0D"/>
-        <w:category>
-          <w:name w:val="General"/>
-          <w:gallery w:val="placeholder"/>
-        </w:category>
-        <w:types>
-          <w:type w:val="bbPlcHdr"/>
-        </w:types>
-        <w:behaviors>
-          <w:behavior w:val="content"/>
-        </w:behaviors>
-        <w:guid w:val="{BB0D6ACE-277C-4975-B41F-7F6E4958A4AF}"/>
-      </w:docPartPr>
-      <w:docPartBody>
-        <w:p>
-          <w:pPr>
-            <w:pStyle w:val="88E6DC3F4F944DF09D0296508A6F0C0D"/>
-          </w:pPr>
-          <w:r>
-            <w:t>Portland, OR 54321</w:t>
-          </w:r>
-        </w:p>
-      </w:docPartBody>
-    </w:docPart>
-    <w:docPart>
-      <w:docPartPr>
-        <w:name w:val="0EFCAB541CA24EA4A5582A77A26A10EF"/>
-        <w:category>
-          <w:name w:val="General"/>
-          <w:gallery w:val="placeholder"/>
-        </w:category>
-        <w:types>
-          <w:type w:val="bbPlcHdr"/>
-        </w:types>
-        <w:behaviors>
-          <w:behavior w:val="content"/>
-        </w:behaviors>
-        <w:guid w:val="{AE2E8F1E-5133-4894-B7FD-B021F1720F9F}"/>
-      </w:docPartPr>
-      <w:docPartBody>
-        <w:p>
-          <w:pPr>
-            <w:pStyle w:val="0EFCAB541CA24EA4A5582A77A26A10EF"/>
-          </w:pPr>
-          <w:r>
-            <w:rPr>
-              <w:lang w:val="de-DE"/>
-            </w:rPr>
-            <w:t>www.fabrikam.com</w:t>
-          </w:r>
-        </w:p>
-      </w:docPartBody>
-    </w:docPart>
-    <w:docPart>
-      <w:docPartPr>
-        <w:name w:val="538DF4EA8F5F488D907154302F36E618"/>
-        <w:category>
-          <w:name w:val="General"/>
-          <w:gallery w:val="placeholder"/>
-        </w:category>
-        <w:types>
-          <w:type w:val="bbPlcHdr"/>
-        </w:types>
-        <w:behaviors>
-          <w:behavior w:val="content"/>
-        </w:behaviors>
-        <w:guid w:val="{E2EE6B50-93DA-4133-B402-B32736DC739D}"/>
-      </w:docPartPr>
-      <w:docPartBody>
-        <w:p>
-          <w:pPr>
-            <w:pStyle w:val="538DF4EA8F5F488D907154302F36E618"/>
-          </w:pPr>
-          <w:r>
-            <w:t>(415) 555-0123</w:t>
-          </w:r>
-        </w:p>
-      </w:docPartBody>
-    </w:docPart>
-    <w:docPart>
-      <w:docPartPr>
-        <w:name w:val="B0281421A2BF42AF914512363879D488"/>
-        <w:category>
-          <w:name w:val="General"/>
-          <w:gallery w:val="placeholder"/>
-        </w:category>
-        <w:types>
-          <w:type w:val="bbPlcHdr"/>
-        </w:types>
-        <w:behaviors>
-          <w:behavior w:val="content"/>
-        </w:behaviors>
-        <w:guid w:val="{0C13A8CD-6FAC-4ACC-A685-C6AF752B688E}"/>
-      </w:docPartPr>
-      <w:docPartBody>
-        <w:p>
-          <w:pPr>
-            <w:pStyle w:val="B0281421A2BF42AF914512363879D488"/>
-          </w:pPr>
-          <w:r>
-            <w:rPr>
-              <w:lang w:val="de-DE"/>
-            </w:rPr>
-            <w:t>kristel@fabrikam.com</w:t>
-          </w:r>
-        </w:p>
-      </w:docPartBody>
-    </w:docPart>
-    <w:docPart>
-      <w:docPartPr>
-        <w:name w:val="57F54FB249844E15BCC7A813B2647FE3"/>
-        <w:category>
-          <w:name w:val="General"/>
-          <w:gallery w:val="placeholder"/>
-        </w:category>
-        <w:types>
-          <w:type w:val="bbPlcHdr"/>
-        </w:types>
-        <w:behaviors>
-          <w:behavior w:val="content"/>
-        </w:behaviors>
-        <w:guid w:val="{3CF53C2C-1596-4774-8678-DC4BEB9B74B9}"/>
-      </w:docPartPr>
-      <w:docPartBody>
-        <w:p>
-          <w:pPr>
-            <w:pStyle w:val="57F54FB249844E15BCC7A813B2647FE3"/>
-          </w:pPr>
-          <w:r>
-            <w:rPr>
-              <w:lang w:val="de-DE"/>
-            </w:rPr>
-            <w:t>Fabrikam, Inc.</w:t>
-          </w:r>
-          <w:r>
-            <w:rPr>
-              <w:lang w:val="de-DE"/>
-            </w:rPr>
-            <w:t xml:space="preserve"> </w:t>
-          </w:r>
-        </w:p>
-      </w:docPartBody>
-    </w:docPart>
-    <w:docPart>
-      <w:docPartPr>
-        <w:name w:val="2B5E7719815F4940951B0F7B68134993"/>
-        <w:category>
-          <w:name w:val="General"/>
-          <w:gallery w:val="placeholder"/>
-        </w:category>
-        <w:types>
-          <w:type w:val="bbPlcHdr"/>
-        </w:types>
-        <w:behaviors>
-          <w:behavior w:val="content"/>
-        </w:behaviors>
-        <w:guid w:val="{309929E7-E95E-4467-9AA4-7573CAA7A4AC}"/>
-      </w:docPartPr>
-      <w:docPartBody>
-        <w:p>
-          <w:pPr>
-            <w:pStyle w:val="2B5E7719815F4940951B0F7B68134993"/>
-          </w:pPr>
-          <w:r>
-            <w:rPr>
-              <w:b/>
-              <w:lang w:val="de-DE"/>
-            </w:rPr>
-            <w:t>Kristel Kangro</w:t>
-          </w:r>
-        </w:p>
-      </w:docPartBody>
-    </w:docPart>
-    <w:docPart>
-      <w:docPartPr>
-        <w:name w:val="F139634A40704ECBA5C8E47238285C45"/>
-        <w:category>
-          <w:name w:val="General"/>
-          <w:gallery w:val="placeholder"/>
-        </w:category>
-        <w:types>
-          <w:type w:val="bbPlcHdr"/>
-        </w:types>
-        <w:behaviors>
-          <w:behavior w:val="content"/>
-        </w:behaviors>
-        <w:guid w:val="{6DA32D77-428B-459C-9360-D3D194617D6A}"/>
-      </w:docPartPr>
-      <w:docPartBody>
-        <w:p>
-          <w:pPr>
-            <w:pStyle w:val="F139634A40704ECBA5C8E47238285C45"/>
-          </w:pPr>
-          <w:r>
-            <w:t>1234 East Main Street</w:t>
-          </w:r>
-        </w:p>
-      </w:docPartBody>
-    </w:docPart>
-    <w:docPart>
-      <w:docPartPr>
-        <w:name w:val="5FBFDF7508E24C0B9C009FB7ECFC8D25"/>
-        <w:category>
-          <w:name w:val="General"/>
-          <w:gallery w:val="placeholder"/>
-        </w:category>
-        <w:types>
-          <w:type w:val="bbPlcHdr"/>
-        </w:types>
-        <w:behaviors>
-          <w:behavior w:val="content"/>
-        </w:behaviors>
-        <w:guid w:val="{6C522A4F-D6E8-42EA-BC78-7476A5640028}"/>
-      </w:docPartPr>
-      <w:docPartBody>
-        <w:p>
-          <w:pPr>
-            <w:pStyle w:val="5FBFDF7508E24C0B9C009FB7ECFC8D25"/>
-          </w:pPr>
-          <w:r>
-            <w:t>Portland, OR 54321</w:t>
-          </w:r>
-        </w:p>
-      </w:docPartBody>
-    </w:docPart>
-    <w:docPart>
-      <w:docPartPr>
-        <w:name w:val="777746EAD6E44D3C9015985C3E0B32B4"/>
-        <w:category>
-          <w:name w:val="General"/>
-          <w:gallery w:val="placeholder"/>
-        </w:category>
-        <w:types>
-          <w:type w:val="bbPlcHdr"/>
-        </w:types>
-        <w:behaviors>
-          <w:behavior w:val="content"/>
-        </w:behaviors>
-        <w:guid w:val="{C52ED7EE-101B-47F5-B057-F1D29873FFB1}"/>
-      </w:docPartPr>
-      <w:docPartBody>
-        <w:p>
-          <w:pPr>
-            <w:pStyle w:val="777746EAD6E44D3C9015985C3E0B32B4"/>
-          </w:pPr>
-          <w:r>
-            <w:rPr>
-              <w:lang w:val="de-DE"/>
-            </w:rPr>
-            <w:t>www.fabrikam.com</w:t>
-          </w:r>
-        </w:p>
-      </w:docPartBody>
-    </w:docPart>
-    <w:docPart>
-      <w:docPartPr>
-        <w:name w:val="83096AEE5433491F80BEDF30029A4A18"/>
-        <w:category>
-          <w:name w:val="General"/>
-          <w:gallery w:val="placeholder"/>
-        </w:category>
-        <w:types>
-          <w:type w:val="bbPlcHdr"/>
-        </w:types>
-        <w:behaviors>
-          <w:behavior w:val="content"/>
-        </w:behaviors>
-        <w:guid w:val="{0C25480F-4C59-436D-8F51-D8E0E7AE4854}"/>
-      </w:docPartPr>
-      <w:docPartBody>
-        <w:p>
-          <w:pPr>
-            <w:pStyle w:val="83096AEE5433491F80BEDF30029A4A18"/>
-          </w:pPr>
-          <w:r>
-            <w:t>(415) 555-0123</w:t>
-          </w:r>
-        </w:p>
-      </w:docPartBody>
-    </w:docPart>
-    <w:docPart>
-      <w:docPartPr>
-        <w:name w:val="13CCC0FF881D4F1C961E26CB07E2699E"/>
-        <w:category>
-          <w:name w:val="General"/>
-          <w:gallery w:val="placeholder"/>
-        </w:category>
-        <w:types>
-          <w:type w:val="bbPlcHdr"/>
-        </w:types>
-        <w:behaviors>
-          <w:behavior w:val="content"/>
-        </w:behaviors>
-        <w:guid w:val="{471158ED-912A-4D41-A59F-D0BE51F9D487}"/>
-      </w:docPartPr>
-      <w:docPartBody>
-        <w:p>
-          <w:pPr>
-            <w:pStyle w:val="13CCC0FF881D4F1C961E26CB07E2699E"/>
-          </w:pPr>
-          <w:r>
-            <w:rPr>
-              <w:lang w:val="de-DE"/>
-            </w:rPr>
-            <w:t>kristel@fabrikam.com</w:t>
-          </w:r>
-        </w:p>
-      </w:docPartBody>
-    </w:docPart>
-    <w:docPart>
-      <w:docPartPr>
-        <w:name w:val="02CB902FB4BB4270A94BA123CCB0D1A3"/>
-        <w:category>
-          <w:name w:val="General"/>
-          <w:gallery w:val="placeholder"/>
-        </w:category>
-        <w:types>
-          <w:type w:val="bbPlcHdr"/>
-        </w:types>
-        <w:behaviors>
-          <w:behavior w:val="content"/>
-        </w:behaviors>
-        <w:guid w:val="{391EAA6C-DD90-4557-B3C2-488CDD41CC08}"/>
-      </w:docPartPr>
-      <w:docPartBody>
-        <w:p>
-          <w:pPr>
-            <w:pStyle w:val="02CB902FB4BB4270A94BA123CCB0D1A3"/>
-          </w:pPr>
-          <w:r>
-            <w:rPr>
-              <w:lang w:val="de-DE"/>
-            </w:rPr>
-            <w:t>Fabrikam, Inc.</w:t>
-          </w:r>
-          <w:r>
-            <w:rPr>
-              <w:lang w:val="de-DE"/>
-            </w:rPr>
-            <w:t xml:space="preserve"> </w:t>
-          </w:r>
-        </w:p>
-      </w:docPartBody>
-    </w:docPart>
-    <w:docPart>
-      <w:docPartPr>
-        <w:name w:val="AC792C15305B40EC8568AB4130FCE17B"/>
-        <w:category>
-          <w:name w:val="General"/>
-          <w:gallery w:val="placeholder"/>
-        </w:category>
-        <w:types>
-          <w:type w:val="bbPlcHdr"/>
-        </w:types>
-        <w:behaviors>
-          <w:behavior w:val="content"/>
-        </w:behaviors>
-        <w:guid w:val="{996F6D4D-E637-4E97-A858-E4C62D85A7C0}"/>
-      </w:docPartPr>
-      <w:docPartBody>
-        <w:p>
-          <w:pPr>
-            <w:pStyle w:val="AC792C15305B40EC8568AB4130FCE17B"/>
-          </w:pPr>
-          <w:r>
-            <w:rPr>
-              <w:b/>
-              <w:lang w:val="de-DE"/>
-            </w:rPr>
-            <w:t>Kristel Kangro</w:t>
-          </w:r>
-        </w:p>
-      </w:docPartBody>
-    </w:docPart>
-    <w:docPart>
-      <w:docPartPr>
-        <w:name w:val="98182AAEEBF24B01805C2DB611257D4B"/>
-        <w:category>
-          <w:name w:val="General"/>
-          <w:gallery w:val="placeholder"/>
-        </w:category>
-        <w:types>
-          <w:type w:val="bbPlcHdr"/>
-        </w:types>
-        <w:behaviors>
-          <w:behavior w:val="content"/>
-        </w:behaviors>
-        <w:guid w:val="{F2BAD9CE-AC17-40A6-932C-2DF5682901BF}"/>
-      </w:docPartPr>
-      <w:docPartBody>
-        <w:p>
-          <w:pPr>
-            <w:pStyle w:val="98182AAEEBF24B01805C2DB611257D4B"/>
-          </w:pPr>
-          <w:r>
-            <w:t>1234 East Main Street</w:t>
-          </w:r>
-        </w:p>
-      </w:docPartBody>
-    </w:docPart>
-    <w:docPart>
-      <w:docPartPr>
-        <w:name w:val="692F40BA9A0940168451EED2D4DEFC5D"/>
-        <w:category>
-          <w:name w:val="General"/>
-          <w:gallery w:val="placeholder"/>
-        </w:category>
-        <w:types>
-          <w:type w:val="bbPlcHdr"/>
-        </w:types>
-        <w:behaviors>
-          <w:behavior w:val="content"/>
-        </w:behaviors>
-        <w:guid w:val="{D4988B07-57B7-4356-BAD3-7C8B788FBEC4}"/>
-      </w:docPartPr>
-      <w:docPartBody>
-        <w:p>
-          <w:pPr>
-            <w:pStyle w:val="692F40BA9A0940168451EED2D4DEFC5D"/>
-          </w:pPr>
-          <w:r>
-            <w:t>Portland, OR 54321</w:t>
-          </w:r>
-        </w:p>
-      </w:docPartBody>
-    </w:docPart>
-    <w:docPart>
-      <w:docPartPr>
-        <w:name w:val="58B61CA90EF24DB6B3D687450DFED0F2"/>
-        <w:category>
-          <w:name w:val="General"/>
-          <w:gallery w:val="placeholder"/>
-        </w:category>
-        <w:types>
-          <w:type w:val="bbPlcHdr"/>
-        </w:types>
-        <w:behaviors>
-          <w:behavior w:val="content"/>
-        </w:behaviors>
-        <w:guid w:val="{1DC0A21E-27D7-465A-B113-269FF457474D}"/>
-      </w:docPartPr>
-      <w:docPartBody>
-        <w:p>
-          <w:pPr>
-            <w:pStyle w:val="58B61CA90EF24DB6B3D687450DFED0F2"/>
-          </w:pPr>
-          <w:r>
-            <w:rPr>
-              <w:lang w:val="de-DE"/>
-            </w:rPr>
-            <w:t>www.fabrikam.com</w:t>
-          </w:r>
-        </w:p>
-      </w:docPartBody>
-    </w:docPart>
-    <w:docPart>
-      <w:docPartPr>
-        <w:name w:val="6DA1A98B59A3447D96FDAF38170EA471"/>
-        <w:category>
-          <w:name w:val="General"/>
-          <w:gallery w:val="placeholder"/>
-        </w:category>
-        <w:types>
-          <w:type w:val="bbPlcHdr"/>
-        </w:types>
-        <w:behaviors>
-          <w:behavior w:val="content"/>
-        </w:behaviors>
-        <w:guid w:val="{06663ECD-6A2C-4B5D-82F5-5457F7D9EECE}"/>
-      </w:docPartPr>
-      <w:docPartBody>
-        <w:p>
-          <w:pPr>
-            <w:pStyle w:val="6DA1A98B59A3447D96FDAF38170EA471"/>
-          </w:pPr>
-          <w:r>
-            <w:t>(415) 555-0123</w:t>
-          </w:r>
-        </w:p>
-      </w:docPartBody>
-    </w:docPart>
-    <w:docPart>
-      <w:docPartPr>
-        <w:name w:val="826F688F709C4358B3694FB4B3565FC0"/>
-        <w:category>
-          <w:name w:val="General"/>
-          <w:gallery w:val="placeholder"/>
-        </w:category>
-        <w:types>
-          <w:type w:val="bbPlcHdr"/>
-        </w:types>
-        <w:behaviors>
-          <w:behavior w:val="content"/>
-        </w:behaviors>
-        <w:guid w:val="{B14AB6DB-5BC8-44C3-A6B6-7685AB353957}"/>
-      </w:docPartPr>
-      <w:docPartBody>
-        <w:p>
-          <w:pPr>
-            <w:pStyle w:val="826F688F709C4358B3694FB4B3565FC0"/>
-          </w:pPr>
-          <w:r>
-            <w:rPr>
-              <w:lang w:val="de-DE"/>
-            </w:rPr>
-            <w:t>kristel@fabrikam.com</w:t>
-          </w:r>
-        </w:p>
-      </w:docPartBody>
-    </w:docPart>
-    <w:docPart>
-      <w:docPartPr>
-        <w:name w:val="CEAA4AE2B0D6426DA0FE221E08E7EDE6"/>
-        <w:category>
-          <w:name w:val="General"/>
-          <w:gallery w:val="placeholder"/>
-        </w:category>
-        <w:types>
-          <w:type w:val="bbPlcHdr"/>
-        </w:types>
-        <w:behaviors>
-          <w:behavior w:val="content"/>
-        </w:behaviors>
-        <w:guid w:val="{39A4B0C9-F47D-4949-B896-5C3002E4D5DF}"/>
-      </w:docPartPr>
-      <w:docPartBody>
-        <w:p>
-          <w:pPr>
-            <w:pStyle w:val="CEAA4AE2B0D6426DA0FE221E08E7EDE6"/>
-          </w:pPr>
-          <w:r>
-            <w:rPr>
-              <w:lang w:val="de-DE"/>
-            </w:rPr>
-            <w:t>Fabrikam, Inc.</w:t>
-          </w:r>
-          <w:r>
-            <w:rPr>
-              <w:lang w:val="de-DE"/>
-            </w:rPr>
-            <w:t xml:space="preserve"> </w:t>
-          </w:r>
-        </w:p>
-      </w:docPartBody>
-    </w:docPart>
-    <w:docPart>
-      <w:docPartPr>
-        <w:name w:val="03335D2157274DDD8FACFB75B06D0F4B"/>
-        <w:category>
-          <w:name w:val="General"/>
-          <w:gallery w:val="placeholder"/>
-        </w:category>
-        <w:types>
-          <w:type w:val="bbPlcHdr"/>
-        </w:types>
-        <w:behaviors>
-          <w:behavior w:val="content"/>
-        </w:behaviors>
-        <w:guid w:val="{69E5C794-F63F-4728-9D02-693B186EBD8A}"/>
-      </w:docPartPr>
-      <w:docPartBody>
-        <w:p>
-          <w:pPr>
-            <w:pStyle w:val="03335D2157274DDD8FACFB75B06D0F4B"/>
-          </w:pPr>
-          <w:r>
-            <w:rPr>
-              <w:b/>
-              <w:lang w:val="de-DE"/>
-            </w:rPr>
-            <w:t>Kristel Kangro</w:t>
-          </w:r>
-        </w:p>
-      </w:docPartBody>
-    </w:docPart>
-    <w:docPart>
-      <w:docPartPr>
-        <w:name w:val="A07F2A8651394D10A5A8959FFF79BCD2"/>
-        <w:category>
-          <w:name w:val="General"/>
-          <w:gallery w:val="placeholder"/>
-        </w:category>
-        <w:types>
-          <w:type w:val="bbPlcHdr"/>
-        </w:types>
-        <w:behaviors>
-          <w:behavior w:val="content"/>
-        </w:behaviors>
-        <w:guid w:val="{0F8AC318-26CD-4CCC-9301-0960F193E9CD}"/>
-      </w:docPartPr>
-      <w:docPartBody>
-        <w:p>
-          <w:pPr>
-            <w:pStyle w:val="A07F2A8651394D10A5A8959FFF79BCD2"/>
-          </w:pPr>
-          <w:r>
-            <w:t>1234 East Main Street</w:t>
-          </w:r>
-        </w:p>
-      </w:docPartBody>
-    </w:docPart>
-    <w:docPart>
-      <w:docPartPr>
-        <w:name w:val="9F02EDAD61DB44DEB79B522BD3375D95"/>
-        <w:category>
-          <w:name w:val="General"/>
-          <w:gallery w:val="placeholder"/>
-        </w:category>
-        <w:types>
-          <w:type w:val="bbPlcHdr"/>
-        </w:types>
-        <w:behaviors>
-          <w:behavior w:val="content"/>
-        </w:behaviors>
-        <w:guid w:val="{A2784301-7386-4CAD-84F1-D54B1C37DAEB}"/>
-      </w:docPartPr>
-      <w:docPartBody>
-        <w:p>
-          <w:pPr>
-            <w:pStyle w:val="9F02EDAD61DB44DEB79B522BD3375D95"/>
-          </w:pPr>
-          <w:r>
-            <w:t>Portland, OR 54321</w:t>
-          </w:r>
-        </w:p>
-      </w:docPartBody>
-    </w:docPart>
-    <w:docPart>
-      <w:docPartPr>
-        <w:name w:val="D9A32E302301462F82BCC22FCB9CE8FC"/>
-        <w:category>
-          <w:name w:val="General"/>
-          <w:gallery w:val="placeholder"/>
-        </w:category>
-        <w:types>
-          <w:type w:val="bbPlcHdr"/>
-        </w:types>
-        <w:behaviors>
-          <w:behavior w:val="content"/>
-        </w:behaviors>
-        <w:guid w:val="{206D5EA2-BFBF-4CFC-B66A-9BB9C01F1C19}"/>
-      </w:docPartPr>
-      <w:docPartBody>
-        <w:p>
-          <w:pPr>
-            <w:pStyle w:val="D9A32E302301462F82BCC22FCB9CE8FC"/>
-          </w:pPr>
-          <w:r>
-            <w:rPr>
-              <w:lang w:val="de-DE"/>
-            </w:rPr>
-            <w:t>www.fabrikam.com</w:t>
-          </w:r>
-        </w:p>
-      </w:docPartBody>
-    </w:docPart>
-    <w:docPart>
-      <w:docPartPr>
-        <w:name w:val="7D8449E8FF1E49ACB17FFEA028B9E131"/>
-        <w:category>
-          <w:name w:val="General"/>
-          <w:gallery w:val="placeholder"/>
-        </w:category>
-        <w:types>
-          <w:type w:val="bbPlcHdr"/>
-        </w:types>
-        <w:behaviors>
-          <w:behavior w:val="content"/>
-        </w:behaviors>
-        <w:guid w:val="{4349030A-10D6-4E1C-9A34-FB0A448D509C}"/>
-      </w:docPartPr>
-      <w:docPartBody>
-        <w:p>
-          <w:pPr>
-            <w:pStyle w:val="7D8449E8FF1E49ACB17FFEA028B9E131"/>
-          </w:pPr>
-          <w:r>
-            <w:t>(415) 555-0123</w:t>
-          </w:r>
-        </w:p>
-      </w:docPartBody>
-    </w:docPart>
-    <w:docPart>
-      <w:docPartPr>
-        <w:name w:val="B9956B21318146A494835708BF042769"/>
-        <w:category>
-          <w:name w:val="General"/>
-          <w:gallery w:val="placeholder"/>
-        </w:category>
-        <w:types>
-          <w:type w:val="bbPlcHdr"/>
-        </w:types>
-        <w:behaviors>
-          <w:behavior w:val="content"/>
-        </w:behaviors>
-        <w:guid w:val="{F0F8622A-A8E5-4576-B9C1-B9460FCBEDD0}"/>
-      </w:docPartPr>
-      <w:docPartBody>
-        <w:p>
-          <w:pPr>
-            <w:pStyle w:val="B9956B21318146A494835708BF042769"/>
-          </w:pPr>
-          <w:r>
-            <w:rPr>
-              <w:lang w:val="de-DE"/>
-            </w:rPr>
-            <w:t>kristel@fabrikam.com</w:t>
-          </w:r>
-        </w:p>
-      </w:docPartBody>
-    </w:docPart>
-  </w:docParts>
-</w:glossaryDocument>
-</file>
-
-<file path=word/glossary/fontTable.xml><?xml version="1.0" encoding="utf-8"?>
-<w:fonts xmlns:mc="http://schemas.openxmlformats.org/markup-compatibility/2006" xmlns:r="http://schemas.openxmlformats.org/officeDocument/2006/relationships" xmlns:w="http://schemas.openxmlformats.org/wordprocessingml/2006/main" xmlns:w14="http://schemas.microsoft.com/office/word/2010/wordml" xmlns:w15="http://schemas.microsoft.com/office/word/2012/wordml" xmlns:w16cex="http://schemas.microsoft.com/office/word/2018/wordml/cex" xmlns:w16cid="http://schemas.microsoft.com/office/word/2016/wordml/cid" xmlns:w16="http://schemas.microsoft.com/office/word/2018/wordml" xmlns:w16sdtdh="http://schemas.microsoft.com/office/word/2020/wordml/sdtdatahash" xmlns:w16se="http://schemas.microsoft.com/office/word/2015/wordml/symex" mc:Ignorable="w14 w15 w16se w16cid w16 w16cex w16sdtdh">
-  <w:font w:name="Symbol">
-    <w:panose1 w:val="05050102010706020507"/>
-    <w:charset w:val="02"/>
-    <w:family w:val="roman"/>
-    <w:pitch w:val="variable"/>
-    <w:sig w:usb0="00000000" w:usb1="10000000" w:usb2="00000000" w:usb3="00000000" w:csb0="80000000" w:csb1="00000000"/>
-  </w:font>
-  <w:font w:name="Times New Roman">
-    <w:panose1 w:val="02020603050405020304"/>
-    <w:charset w:val="00"/>
-    <w:family w:val="roman"/>
-    <w:pitch w:val="variable"/>
-    <w:sig w:usb0="E0002EFF" w:usb1="C000785B" w:usb2="00000009" w:usb3="00000000" w:csb0="000001FF" w:csb1="00000000"/>
-  </w:font>
-  <w:font w:name="Century Gothic">
-    <w:panose1 w:val="020B0502020202020204"/>
-    <w:charset w:val="00"/>
-    <w:family w:val="swiss"/>
-    <w:pitch w:val="variable"/>
-    <w:sig w:usb0="00000287" w:usb1="00000000" w:usb2="00000000" w:usb3="00000000" w:csb0="0000009F" w:csb1="00000000"/>
-  </w:font>
-  <w:font w:name="Times New Roman (Body CS)">
-    <w:altName w:val="Times New Roman"/>
-    <w:panose1 w:val="00000000000000000000"/>
-    <w:charset w:val="00"/>
-    <w:family w:val="roman"/>
-    <w:notTrueType/>
-    <w:pitch w:val="default"/>
-  </w:font>
-  <w:font w:name="Times New Roman (Headings CS)">
-    <w:altName w:val="Times New Roman"/>
-    <w:panose1 w:val="00000000000000000000"/>
-    <w:charset w:val="00"/>
-    <w:family w:val="roman"/>
-    <w:notTrueType/>
-    <w:pitch w:val="default"/>
-  </w:font>
-  <w:font w:name="Segoe UI">
-    <w:panose1 w:val="020B0502040204020203"/>
-    <w:charset w:val="00"/>
-    <w:family w:val="swiss"/>
-    <w:pitch w:val="variable"/>
-    <w:sig w:usb0="E4002EFF" w:usb1="C000E47F" w:usb2="00000009" w:usb3="00000000" w:csb0="000001FF" w:csb1="00000000"/>
-  </w:font>
-  <w:font w:name="Consolas">
-    <w:panose1 w:val="020B0609020204030204"/>
-    <w:charset w:val="00"/>
-    <w:family w:val="modern"/>
-    <w:pitch w:val="fixed"/>
-    <w:sig w:usb0="E00006FF" w:usb1="0000FCFF" w:usb2="00000001" w:usb3="00000000" w:csb0="0000019F" w:csb1="00000000"/>
-  </w:font>
-  <w:font w:name="Verdana">
-    <w:panose1 w:val="020B0604030504040204"/>
-    <w:charset w:val="00"/>
-    <w:family w:val="swiss"/>
-    <w:pitch w:val="variable"/>
-    <w:sig w:usb0="A00006FF" w:usb1="4000205B" w:usb2="00000010" w:usb3="00000000" w:csb0="0000019F" w:csb1="00000000"/>
-  </w:font>
-  <w:font w:name="Calibri">
-    <w:panose1 w:val="020F0502020204030204"/>
-    <w:charset w:val="00"/>
-    <w:family w:val="swiss"/>
-    <w:pitch w:val="variable"/>
-    <w:sig w:usb0="E4002EFF" w:usb1="C000247B" w:usb2="00000009" w:usb3="00000000" w:csb0="000001FF" w:csb1="00000000"/>
-  </w:font>
-  <w:font w:name="Calibri Light">
-    <w:panose1 w:val="020F0302020204030204"/>
-    <w:charset w:val="00"/>
-    <w:family w:val="swiss"/>
-    <w:pitch w:val="variable"/>
-    <w:sig w:usb0="E4002EFF" w:usb1="C000247B" w:usb2="00000009" w:usb3="00000000" w:csb0="000001FF" w:csb1="00000000"/>
-  </w:font>
-</w:fonts>
-</file>
-
-<file path=word/glossary/settings2.xml><?xml version="1.0" encoding="utf-8"?>
-<w:settings xmlns:mc="http://schemas.openxmlformats.org/markup-compatibility/2006" xmlns:o="urn:schemas-microsoft-com:office:office" xmlns:r="http://schemas.openxmlformats.org/officeDocument/2006/relationships" xmlns:m="http://schemas.openxmlformats.org/officeDocument/2006/math" xmlns:v="urn:schemas-microsoft-com:vml" xmlns:w10="urn:schemas-microsoft-com:office:word" xmlns:w="http://schemas.openxmlformats.org/wordprocessingml/2006/main" xmlns:w14="http://schemas.microsoft.com/office/word/2010/wordml" xmlns:w15="http://schemas.microsoft.com/office/word/2012/wordml" xmlns:w16cex="http://schemas.microsoft.com/office/word/2018/wordml/cex" xmlns:w16cid="http://schemas.microsoft.com/office/word/2016/wordml/cid" xmlns:w16="http://schemas.microsoft.com/office/word/2018/wordml" xmlns:w16sdtdh="http://schemas.microsoft.com/office/word/2020/wordml/sdtdatahash" xmlns:w16se="http://schemas.microsoft.com/office/word/2015/wordml/symex" xmlns:sl="http://schemas.openxmlformats.org/schemaLibrary/2006/main" mc:Ignorable="w14 w15 w16se w16cid w16 w16cex w16sdtdh">
-  <w:view w:val="normal"/>
-  <w:revisionView w:insDel="0" w:formatting="0"/>
-  <w:defaultTabStop w:val="720"/>
-  <w:characterSpacingControl w:val="doNotCompress"/>
-  <w:compat>
-    <w:useFELayout/>
-    <w:compatSetting w:name="compatibilityMode" w:uri="http://schemas.microsoft.com/office/word" w:val="15"/>
-    <w:compatSetting w:name="overrideTableStyleFontSizeAndJustification" w:uri="http://schemas.microsoft.com/office/word" w:val="1"/>
-    <w:compatSetting w:name="enableOpenTypeFeatures" w:uri="http://schemas.microsoft.com/office/word" w:val="1"/>
-    <w:compatSetting w:name="doNotFlipMirrorIndents" w:uri="http://schemas.microsoft.com/office/word" w:val="1"/>
-    <w:compatSetting w:name="differentiateMultirowTableHeaders" w:uri="http://schemas.microsoft.com/office/word" w:val="1"/>
-    <w:compatSetting w:name="useWord2013TrackBottomHyphenation" w:uri="http://schemas.microsoft.com/office/word" w:val="0"/>
-  </w:compat>
-  <w:rsids>
-    <w:rsidRoot w:val="00A05F61"/>
-    <w:rsid w:val="003303F4"/>
-    <w:rsid w:val="00A05F61"/>
-  </w:rsids>
-  <m:mathPr>
-    <m:mathFont m:val="Cambria Math"/>
-    <m:brkBin m:val="before"/>
-    <m:brkBinSub m:val="--"/>
-    <m:smallFrac m:val="0"/>
-    <m:dispDef/>
-    <m:lMargin m:val="0"/>
-    <m:rMargin m:val="0"/>
-    <m:defJc m:val="centerGroup"/>
-    <m:wrapIndent m:val="1440"/>
-    <m:intLim m:val="subSup"/>
-    <m:naryLim m:val="undOvr"/>
-  </m:mathPr>
-  <w:themeFontLang w:val="en-US"/>
-  <w:clrSchemeMapping w:bg1="light1" w:t1="dark1" w:bg2="light2" w:t2="dark2" w:accent1="accent1" w:accent2="accent2" w:accent3="accent3" w:accent4="accent4" w:accent5="accent5" w:accent6="accent6" w:hyperlink="hyperlink" w:followedHyperlink="followedHyperlink"/>
-  <w:decimalSymbol w:val="."/>
-  <w:listSeparator w:val=","/>
-  <w15:chartTrackingRefBased/>
-</w:settings>
-</file>
-
-<file path=word/glossary/styles.xml><?xml version="1.0" encoding="utf-8"?>
-<w:styles xmlns:mc="http://schemas.openxmlformats.org/markup-compatibility/2006" xmlns:r="http://schemas.openxmlformats.org/officeDocument/2006/relationships" xmlns:w="http://schemas.openxmlformats.org/wordprocessingml/2006/main" xmlns:w14="http://schemas.microsoft.com/office/word/2010/wordml" xmlns:w15="http://schemas.microsoft.com/office/word/2012/wordml" xmlns:w16cex="http://schemas.microsoft.com/office/word/2018/wordml/cex" xmlns:w16cid="http://schemas.microsoft.com/office/word/2016/wordml/cid" xmlns:w16="http://schemas.microsoft.com/office/word/2018/wordml" xmlns:w16sdtdh="http://schemas.microsoft.com/office/word/2020/wordml/sdtdatahash" xmlns:w16se="http://schemas.microsoft.com/office/word/2015/wordml/symex" mc:Ignorable="w14 w15 w16se w16cid w16 w16cex w16sdtdh">
-  <w:docDefaults>
-    <w:rPrDefault>
-      <w:rPr>
-        <w:rFonts w:asciiTheme="minorHAnsi" w:eastAsiaTheme="minorEastAsia" w:hAnsiTheme="minorHAnsi" w:cstheme="minorBidi"/>
-        <w:sz w:val="22"/>
-        <w:szCs w:val="22"/>
-        <w:lang w:val="en-US" w:eastAsia="en-US" w:bidi="ar-SA"/>
-      </w:rPr>
-    </w:rPrDefault>
-    <w:pPrDefault>
-      <w:pPr>
-        <w:spacing w:after="160" w:line="259" w:lineRule="auto"/>
-      </w:pPr>
-    </w:pPrDefault>
-  </w:docDefaults>
-  <w:latentStyles w:defLockedState="0" w:defUIPriority="99" w:defSemiHidden="0" w:defUnhideWhenUsed="0" w:defQFormat="0" w:count="376">
-    <w:lsdException w:name="Normal" w:uiPriority="0" w:qFormat="1"/>
-    <w:lsdException w:name="heading 1" w:uiPriority="9" w:qFormat="1"/>
-    <w:lsdException w:name="heading 2" w:semiHidden="1" w:uiPriority="9" w:unhideWhenUsed="1" w:qFormat="1"/>
-    <w:lsdException w:name="heading 3" w:semiHidden="1" w:uiPriority="9" w:unhideWhenUsed="1" w:qFormat="1"/>
-    <w:lsdException w:name="heading 4" w:semiHidden="1" w:uiPriority="9" w:unhideWhenUsed="1" w:qFormat="1"/>
-    <w:lsdException w:name="heading 5" w:semiHidden="1" w:uiPriority="9" w:unhideWhenUsed="1" w:qFormat="1"/>
-    <w:lsdException w:name="heading 6" w:semiHidden="1" w:uiPriority="9" w:unhideWhenUsed="1" w:qFormat="1"/>
-    <w:lsdException w:name="heading 7" w:semiHidden="1" w:uiPriority="9" w:unhideWhenUsed="1" w:qFormat="1"/>
-    <w:lsdException w:name="heading 8" w:semiHidden="1" w:uiPriority="9" w:unhideWhenUsed="1" w:qFormat="1"/>
-    <w:lsdException w:name="heading 9" w:semiHidden="1" w:uiPriority="9" w:unhideWhenUsed="1" w:qFormat="1"/>
-    <w:lsdException w:name="index 1" w:semiHidden="1" w:unhideWhenUsed="1"/>
-    <w:lsdException w:name="index 2" w:semiHidden="1" w:unhideWhenUsed="1"/>
-    <w:lsdException w:name="index 3" w:semiHidden="1" w:unhideWhenUsed="1"/>
-    <w:lsdException w:name="index 4" w:semiHidden="1" w:unhideWhenUsed="1"/>
-    <w:lsdException w:name="index 5" w:semiHidden="1" w:unhideWhenUsed="1"/>
-    <w:lsdException w:name="index 6" w:semiHidden="1" w:unhideWhenUsed="1"/>
-    <w:lsdException w:name="index 7" w:semiHidden="1" w:unhideWhenUsed="1"/>
-    <w:lsdException w:name="index 8" w:semiHidden="1" w:unhideWhenUsed="1"/>
-    <w:lsdException w:name="index 9" w:semiHidden="1" w:unhideWhenUsed="1"/>
-    <w:lsdException w:name="toc 1" w:semiHidden="1" w:uiPriority="39" w:unhideWhenUsed="1"/>
-    <w:lsdException w:name="toc 2" w:semiHidden="1" w:uiPriority="39" w:unhideWhenUsed="1"/>
-    <w:lsdException w:name="toc 3" w:semiHidden="1" w:uiPriority="39" w:unhideWhenUsed="1"/>
-    <w:lsdException w:name="toc 4" w:semiHidden="1" w:uiPriority="39" w:unhideWhenUsed="1"/>
-    <w:lsdException w:name="toc 5" w:semiHidden="1" w:uiPriority="39" w:unhideWhenUsed="1"/>
-    <w:lsdException w:name="toc 6" w:semiHidden="1" w:uiPriority="39" w:unhideWhenUsed="1"/>
-    <w:lsdException w:name="toc 7" w:semiHidden="1" w:uiPriority="39" w:unhideWhenUsed="1"/>
-    <w:lsdException w:name="toc 8" w:semiHidden="1" w:uiPriority="39" w:unhideWhenUsed="1"/>
-    <w:lsdException w:name="toc 9" w:semiHidden="1" w:uiPriority="39" w:unhideWhenUsed="1"/>
-    <w:lsdException w:name="Normal Indent" w:semiHidden="1" w:unhideWhenUsed="1"/>
-    <w:lsdException w:name="footnote text" w:semiHidden="1" w:unhideWhenUsed="1"/>
-    <w:lsdException w:name="annotation text" w:semiHidden="1" w:unhideWhenUsed="1"/>
-    <w:lsdException w:name="header" w:semiHidden="1" w:unhideWhenUsed="1"/>
-    <w:lsdException w:name="footer" w:semiHidden="1" w:unhideWhenUsed="1"/>
-    <w:lsdException w:name="index heading" w:semiHidden="1" w:unhideWhenUsed="1"/>
-    <w:lsdException w:name="caption" w:semiHidden="1" w:uiPriority="35" w:unhideWhenUsed="1" w:qFormat="1"/>
-    <w:lsdException w:name="table of figures" w:semiHidden="1" w:unhideWhenUsed="1"/>
-    <w:lsdException w:name="envelope address" w:semiHidden="1" w:unhideWhenUsed="1"/>
-    <w:lsdException w:name="envelope return" w:semiHidden="1" w:unhideWhenUsed="1"/>
-    <w:lsdException w:name="footnote reference" w:semiHidden="1" w:unhideWhenUsed="1"/>
-    <w:lsdException w:name="annotation reference" w:semiHidden="1" w:unhideWhenUsed="1"/>
-    <w:lsdException w:name="line number" w:semiHidden="1" w:unhideWhenUsed="1"/>
-    <w:lsdException w:name="page number" w:semiHidden="1" w:unhideWhenUsed="1"/>
-    <w:lsdException w:name="endnote reference" w:semiHidden="1" w:unhideWhenUsed="1"/>
-    <w:lsdException w:name="endnote text" w:semiHidden="1" w:unhideWhenUsed="1"/>
-    <w:lsdException w:name="table of authorities" w:semiHidden="1" w:unhideWhenUsed="1"/>
-    <w:lsdException w:name="macro" w:semiHidden="1" w:unhideWhenUsed="1"/>
-    <w:lsdException w:name="toa heading" w:semiHidden="1" w:unhideWhenUsed="1"/>
-    <w:lsdException w:name="List" w:semiHidden="1" w:unhideWhenUsed="1"/>
-    <w:lsdException w:name="List Bullet" w:semiHidden="1" w:unhideWhenUsed="1"/>
-    <w:lsdException w:name="List Number" w:semiHidden="1" w:unhideWhenUsed="1"/>
-    <w:lsdException w:name="List 2" w:semiHidden="1" w:unhideWhenUsed="1"/>
-    <w:lsdException w:name="List 3" w:semiHidden="1" w:unhideWhenUsed="1"/>
-    <w:lsdException w:name="List 4" w:semiHidden="1" w:unhideWhenUsed="1"/>
-    <w:lsdException w:name="List 5" w:semiHidden="1" w:unhideWhenUsed="1"/>
-    <w:lsdException w:name="List Bullet 2" w:semiHidden="1" w:unhideWhenUsed="1"/>
-    <w:lsdException w:name="List Bullet 3" w:semiHidden="1" w:unhideWhenUsed="1"/>
-    <w:lsdException w:name="List Bullet 4" w:semiHidden="1" w:unhideWhenUsed="1"/>
-    <w:lsdException w:name="List Bullet 5" w:semiHidden="1" w:unhideWhenUsed="1"/>
-    <w:lsdException w:name="List Number 2" w:semiHidden="1" w:unhideWhenUsed="1"/>
-    <w:lsdException w:name="List Number 3" w:semiHidden="1" w:unhideWhenUsed="1"/>
-    <w:lsdException w:name="List Number 4" w:semiHidden="1" w:unhideWhenUsed="1"/>
-    <w:lsdException w:name="List Number 5" w:semiHidden="1" w:unhideWhenUsed="1"/>
-    <w:lsdException w:name="Title" w:uiPriority="10" w:qFormat="1"/>
-    <w:lsdException w:name="Closing" w:semiHidden="1" w:unhideWhenUsed="1"/>
-    <w:lsdException w:name="Signature" w:semiHidden="1" w:unhideWhenUsed="1"/>
-    <w:lsdException w:name="Default Paragraph Font" w:semiHidden="1" w:uiPriority="1" w:unhideWhenUsed="1"/>
-    <w:lsdException w:name="Body Text" w:semiHidden="1" w:unhideWhenUsed="1"/>
-    <w:lsdException w:name="Body Text Indent" w:semiHidden="1" w:unhideWhenUsed="1"/>
-    <w:lsdException w:name="List Continue" w:semiHidden="1" w:unhideWhenUsed="1"/>
-    <w:lsdException w:name="List Continue 2" w:semiHidden="1" w:unhideWhenUsed="1"/>
-    <w:lsdException w:name="List Continue 3" w:semiHidden="1" w:unhideWhenUsed="1"/>
-    <w:lsdException w:name="List Continue 4" w:semiHidden="1" w:unhideWhenUsed="1"/>
-    <w:lsdException w:name="List Continue 5" w:semiHidden="1" w:unhideWhenUsed="1"/>
-    <w:lsdException w:name="Message Header" w:semiHidden="1" w:unhideWhenUsed="1"/>
-    <w:lsdException w:name="Subtitle" w:uiPriority="11" w:qFormat="1"/>
-    <w:lsdException w:name="Salutation" w:semiHidden="1" w:unhideWhenUsed="1"/>
-    <w:lsdException w:name="Date" w:semiHidden="1" w:unhideWhenUsed="1"/>
-    <w:lsdException w:name="Body Text First Indent" w:semiHidden="1" w:unhideWhenUsed="1"/>
-    <w:lsdException w:name="Body Text First Indent 2" w:semiHidden="1" w:unhideWhenUsed="1"/>
-    <w:lsdException w:name="Note Heading" w:semiHidden="1" w:unhideWhenUsed="1"/>
-    <w:lsdException w:name="Body Text 2" w:semiHidden="1" w:unhideWhenUsed="1"/>
-    <w:lsdException w:name="Body Text 3" w:semiHidden="1" w:unhideWhenUsed="1"/>
-    <w:lsdException w:name="Body Text Indent 2" w:semiHidden="1" w:unhideWhenUsed="1"/>
-    <w:lsdException w:name="Body Text Indent 3" w:semiHidden="1" w:unhideWhenUsed="1"/>
-    <w:lsdException w:name="Block Text" w:semiHidden="1" w:unhideWhenUsed="1"/>
-    <w:lsdException w:name="Hyperlink" w:semiHidden="1" w:unhideWhenUsed="1"/>
-    <w:lsdException w:name="FollowedHyperlink" w:semiHidden="1" w:unhideWhenUsed="1"/>
-    <w:lsdException w:name="Strong" w:uiPriority="22" w:qFormat="1"/>
-    <w:lsdException w:name="Emphasis" w:uiPriority="20" w:qFormat="1"/>
-    <w:lsdException w:name="Document Map" w:semiHidden="1" w:unhideWhenUsed="1"/>
-    <w:lsdException w:name="Plain Text" w:semiHidden="1" w:unhideWhenUsed="1"/>
-    <w:lsdException w:name="E-mail Signature" w:semiHidden="1" w:unhideWhenUsed="1"/>
-    <w:lsdException w:name="HTML Top of Form" w:semiHidden="1" w:unhideWhenUsed="1"/>
-    <w:lsdException w:name="HTML Bottom of Form" w:semiHidden="1" w:unhideWhenUsed="1"/>
-    <w:lsdException w:name="Normal (Web)" w:semiHidden="1" w:unhideWhenUsed="1"/>
-    <w:lsdException w:name="HTML Acronym" w:semiHidden="1" w:unhideWhenUsed="1"/>
-    <w:lsdException w:name="HTML Address" w:semiHidden="1" w:unhideWhenUsed="1"/>
-    <w:lsdException w:name="HTML Cite" w:semiHidden="1" w:unhideWhenUsed="1"/>
-    <w:lsdException w:name="HTML Code" w:semiHidden="1" w:unhideWhenUsed="1"/>
-    <w:lsdException w:name="HTML Definition" w:semiHidden="1" w:unhideWhenUsed="1"/>
-    <w:lsdException w:name="HTML Keyboard" w:semiHidden="1" w:unhideWhenUsed="1"/>
-    <w:lsdException w:name="HTML Preformatted" w:semiHidden="1" w:unhideWhenUsed="1"/>
-    <w:lsdException w:name="HTML Sample" w:semiHidden="1" w:unhideWhenUsed="1"/>
-    <w:lsdException w:name="HTML Typewriter" w:semiHidden="1" w:unhideWhenUsed="1"/>
-    <w:lsdException w:name="HTML Variable" w:semiHidden="1" w:unhideWhenUsed="1"/>
-    <w:lsdException w:name="Normal Table" w:semiHidden="1" w:unhideWhenUsed="1"/>
-    <w:lsdException w:name="annotation subject" w:semiHidden="1" w:unhideWhenUsed="1"/>
-    <w:lsdException w:name="No List" w:semiHidden="1" w:unhideWhenUsed="1"/>
-    <w:lsdException w:name="Outline List 1" w:semiHidden="1" w:unhideWhenUsed="1"/>
-    <w:lsdException w:name="Outline List 2" w:semiHidden="1" w:unhideWhenUsed="1"/>
-    <w:lsdException w:name="Outline List 3" w:semiHidden="1" w:unhideWhenUsed="1"/>
-    <w:lsdException w:name="Table Simple 1" w:semiHidden="1" w:unhideWhenUsed="1"/>
-    <w:lsdException w:name="Table Simple 2" w:semiHidden="1" w:unhideWhenUsed="1"/>
-    <w:lsdException w:name="Table Simple 3" w:semiHidden="1" w:unhideWhenUsed="1"/>
-    <w:lsdException w:name="Table Classic 1" w:semiHidden="1" w:unhideWhenUsed="1"/>
-    <w:lsdException w:name="Table Classic 2" w:semiHidden="1" w:unhideWhenUsed="1"/>
-    <w:lsdException w:name="Table Classic 3" w:semiHidden="1" w:unhideWhenUsed="1"/>
-    <w:lsdException w:name="Table Classic 4" w:semiHidden="1" w:unhideWhenUsed="1"/>
-    <w:lsdException w:name="Table Colorful 1" w:semiHidden="1" w:unhideWhenUsed="1"/>
-    <w:lsdException w:name="Table Colorful 2" w:semiHidden="1" w:unhideWhenUsed="1"/>
-    <w:lsdException w:name="Table Colorful 3" w:semiHidden="1" w:unhideWhenUsed="1"/>
-    <w:lsdException w:name="Table Columns 1" w:semiHidden="1" w:unhideWhenUsed="1"/>
-    <w:lsdException w:name="Table Columns 2" w:semiHidden="1" w:unhideWhenUsed="1"/>
-    <w:lsdException w:name="Table Columns 3" w:semiHidden="1" w:unhideWhenUsed="1"/>
-    <w:lsdException w:name="Table Columns 4" w:semiHidden="1" w:unhideWhenUsed="1"/>
-    <w:lsdException w:name="Table Columns 5" w:semiHidden="1" w:unhideWhenUsed="1"/>
-    <w:lsdException w:name="Table Grid 1" w:semiHidden="1" w:unhideWhenUsed="1"/>
-    <w:lsdException w:name="Table Grid 2" w:semiHidden="1" w:unhideWhenUsed="1"/>
-    <w:lsdException w:name="Table Grid 3" w:semiHidden="1" w:unhideWhenUsed="1"/>
-    <w:lsdException w:name="Table Grid 4" w:semiHidden="1" w:unhideWhenUsed="1"/>
-    <w:lsdException w:name="Table Grid 5" w:semiHidden="1" w:unhideWhenUsed="1"/>
-    <w:lsdException w:name="Table Grid 6" w:semiHidden="1" w:unhideWhenUsed="1"/>
-    <w:lsdException w:name="Table Grid 7" w:semiHidden="1" w:unhideWhenUsed="1"/>
-    <w:lsdException w:name="Table Grid 8" w:semiHidden="1" w:unhideWhenUsed="1"/>
-    <w:lsdException w:name="Table List 1" w:semiHidden="1" w:unhideWhenUsed="1"/>
-    <w:lsdException w:name="Table List 2" w:semiHidden="1" w:unhideWhenUsed="1"/>
-    <w:lsdException w:name="Table List 3" w:semiHidden="1" w:unhideWhenUsed="1"/>
-    <w:lsdException w:name="Table List 4" w:semiHidden="1" w:unhideWhenUsed="1"/>
-    <w:lsdException w:name="Table List 5" w:semiHidden="1" w:unhideWhenUsed="1"/>
-    <w:lsdException w:name="Table List 6" w:semiHidden="1" w:unhideWhenUsed="1"/>
-    <w:lsdException w:name="Table List 7" w:semiHidden="1" w:unhideWhenUsed="1"/>
-    <w:lsdException w:name="Table List 8" w:semiHidden="1" w:unhideWhenUsed="1"/>
-    <w:lsdException w:name="Table 3D effects 1" w:semiHidden="1" w:unhideWhenUsed="1"/>
-    <w:lsdException w:name="Table 3D effects 2" w:semiHidden="1" w:unhideWhenUsed="1"/>
-    <w:lsdException w:name="Table 3D effects 3" w:semiHidden="1" w:unhideWhenUsed="1"/>
-    <w:lsdException w:name="Table Contemporary" w:semiHidden="1" w:unhideWhenUsed="1"/>
-    <w:lsdException w:name="Table Elegant" w:semiHidden="1" w:unhideWhenUsed="1"/>
-    <w:lsdException w:name="Table Professional" w:semiHidden="1" w:unhideWhenUsed="1"/>
-    <w:lsdException w:name="Table Subtle 1" w:semiHidden="1" w:unhideWhenUsed="1"/>
-    <w:lsdException w:name="Table Subtle 2" w:semiHidden="1" w:unhideWhenUsed="1"/>
-    <w:lsdException w:name="Table Web 1" w:semiHidden="1" w:unhideWhenUsed="1"/>
-    <w:lsdException w:name="Table Web 2" w:semiHidden="1" w:unhideWhenUsed="1"/>
-    <w:lsdException w:name="Table Web 3" w:semiHidden="1" w:unhideWhenUsed="1"/>
-    <w:lsdException w:name="Balloon Text" w:semiHidden="1" w:unhideWhenUsed="1"/>
-    <w:lsdException w:name="Table Grid" w:uiPriority="39"/>
-    <w:lsdException w:name="Table Theme" w:semiHidden="1" w:unhideWhenUsed="1"/>
-    <w:lsdException w:name="Placeholder Text" w:semiHidden="1"/>
-    <w:lsdException w:name="No Spacing" w:uiPriority="1" w:qFormat="1"/>
-    <w:lsdException w:name="Light Shading" w:uiPriority="60"/>
-    <w:lsdException w:name="Light List" w:uiPriority="61"/>
-    <w:lsdException w:name="Light Grid" w:uiPriority="62"/>
-    <w:lsdException w:name="Medium Shading 1" w:uiPriority="63"/>
-    <w:lsdException w:name="Medium Shading 2" w:uiPriority="64"/>
-    <w:lsdException w:name="Medium List 1" w:uiPriority="65"/>
-    <w:lsdException w:name="Medium List 2" w:uiPriority="66"/>
-    <w:lsdException w:name="Medium Grid 1" w:uiPriority="67"/>
-    <w:lsdException w:name="Medium Grid 2" w:uiPriority="68"/>
-    <w:lsdException w:name="Medium Grid 3" w:uiPriority="69"/>
-    <w:lsdException w:name="Dark List" w:uiPriority="70"/>
-    <w:lsdException w:name="Colorful Shading" w:uiPriority="71"/>
-    <w:lsdException w:name="Colorful List" w:uiPriority="72"/>
-    <w:lsdException w:name="Colorful Grid" w:uiPriority="73"/>
-    <w:lsdException w:name="Light Shading Accent 1" w:uiPriority="60"/>
-    <w:lsdException w:name="Light List Accent 1" w:uiPriority="61"/>
-    <w:lsdException w:name="Light Grid Accent 1" w:uiPriority="62"/>
-    <w:lsdException w:name="Medium Shading 1 Accent 1" w:uiPriority="63"/>
-    <w:lsdException w:name="Medium Shading 2 Accent 1" w:uiPriority="64"/>
-    <w:lsdException w:name="Medium List 1 Accent 1" w:uiPriority="65"/>
-    <w:lsdException w:name="Revision" w:semiHidden="1"/>
-    <w:lsdException w:name="List Paragraph" w:uiPriority="34" w:qFormat="1"/>
-    <w:lsdException w:name="Quote" w:uiPriority="29" w:qFormat="1"/>
-    <w:lsdException w:name="Intense Quote" w:uiPriority="30" w:qFormat="1"/>
-    <w:lsdException w:name="Medium List 2 Accent 1" w:uiPriority="66"/>
-    <w:lsdException w:name="Medium Grid 1 Accent 1" w:uiPriority="67"/>
-    <w:lsdException w:name="Medium Grid 2 Accent 1" w:uiPriority="68"/>
-    <w:lsdException w:name="Medium Grid 3 Accent 1" w:uiPriority="69"/>
-    <w:lsdException w:name="Dark List Accent 1" w:uiPriority="70"/>
-    <w:lsdException w:name="Colorful Shading Accent 1" w:uiPriority="71"/>
-    <w:lsdException w:name="Colorful List Accent 1" w:uiPriority="72"/>
-    <w:lsdException w:name="Colorful Grid Accent 1" w:uiPriority="73"/>
-    <w:lsdException w:name="Light Shading Accent 2" w:uiPriority="60"/>
-    <w:lsdException w:name="Light List Accent 2" w:uiPriority="61"/>
-    <w:lsdException w:name="Light Grid Accent 2" w:uiPriority="62"/>
-    <w:lsdException w:name="Medium Shading 1 Accent 2" w:uiPriority="63"/>
-    <w:lsdException w:name="Medium Shading 2 Accent 2" w:uiPriority="64"/>
-    <w:lsdException w:name="Medium List 1 Accent 2" w:uiPriority="65"/>
-    <w:lsdException w:name="Medium List 2 Accent 2" w:uiPriority="66"/>
-    <w:lsdException w:name="Medium Grid 1 Accent 2" w:uiPriority="67"/>
-    <w:lsdException w:name="Medium Grid 2 Accent 2" w:uiPriority="68"/>
-    <w:lsdException w:name="Medium Grid 3 Accent 2" w:uiPriority="69"/>
-    <w:lsdException w:name="Dark List Accent 2" w:uiPriority="70"/>
-    <w:lsdException w:name="Colorful Shading Accent 2" w:uiPriority="71"/>
-    <w:lsdException w:name="Colorful List Accent 2" w:uiPriority="72"/>
-    <w:lsdException w:name="Colorful Grid Accent 2" w:uiPriority="73"/>
-    <w:lsdException w:name="Light Shading Accent 3" w:uiPriority="60"/>
-    <w:lsdException w:name="Light List Accent 3" w:uiPriority="61"/>
-    <w:lsdException w:name="Light Grid Accent 3" w:uiPriority="62"/>
-    <w:lsdException w:name="Medium Shading 1 Accent 3" w:uiPriority="63"/>
-    <w:lsdException w:name="Medium Shading 2 Accent 3" w:uiPriority="64"/>
-    <w:lsdException w:name="Medium List 1 Accent 3" w:uiPriority="65"/>
-    <w:lsdException w:name="Medium List 2 Accent 3" w:uiPriority="66"/>
-    <w:lsdException w:name="Medium Grid 1 Accent 3" w:uiPriority="67"/>
-    <w:lsdException w:name="Medium Grid 2 Accent 3" w:uiPriority="68"/>
-    <w:lsdException w:name="Medium Grid 3 Accent 3" w:uiPriority="69"/>
-    <w:lsdException w:name="Dark List Accent 3" w:uiPriority="70"/>
-    <w:lsdException w:name="Colorful Shading Accent 3" w:uiPriority="71"/>
-    <w:lsdException w:name="Colorful List Accent 3" w:uiPriority="72"/>
-    <w:lsdException w:name="Colorful Grid Accent 3" w:uiPriority="73"/>
-    <w:lsdException w:name="Light Shading Accent 4" w:uiPriority="60"/>
-    <w:lsdException w:name="Light List Accent 4" w:uiPriority="61"/>
-    <w:lsdException w:name="Light Grid Accent 4" w:uiPriority="62"/>
-    <w:lsdException w:name="Medium Shading 1 Accent 4" w:uiPriority="63"/>
-    <w:lsdException w:name="Medium Shading 2 Accent 4" w:uiPriority="64"/>
-    <w:lsdException w:name="Medium List 1 Accent 4" w:uiPriority="65"/>
-    <w:lsdException w:name="Medium List 2 Accent 4" w:uiPriority="66"/>
-    <w:lsdException w:name="Medium Grid 1 Accent 4" w:uiPriority="67"/>
-    <w:lsdException w:name="Medium Grid 2 Accent 4" w:uiPriority="68"/>
-    <w:lsdException w:name="Medium Grid 3 Accent 4" w:uiPriority="69"/>
-    <w:lsdException w:name="Dark List Accent 4" w:uiPriority="70"/>
-    <w:lsdException w:name="Colorful Shading Accent 4" w:uiPriority="71"/>
-    <w:lsdException w:name="Colorful List Accent 4" w:uiPriority="72"/>
-    <w:lsdException w:name="Colorful Grid Accent 4" w:uiPriority="73"/>
-    <w:lsdException w:name="Light Shading Accent 5" w:uiPriority="60"/>
-    <w:lsdException w:name="Light List Accent 5" w:uiPriority="61"/>
-    <w:lsdException w:name="Light Grid Accent 5" w:uiPriority="62"/>
-    <w:lsdException w:name="Medium Shading 1 Accent 5" w:uiPriority="63"/>
-    <w:lsdException w:name="Medium Shading 2 Accent 5" w:uiPriority="64"/>
-    <w:lsdException w:name="Medium List 1 Accent 5" w:uiPriority="65"/>
-    <w:lsdException w:name="Medium List 2 Accent 5" w:uiPriority="66"/>
-    <w:lsdException w:name="Medium Grid 1 Accent 5" w:uiPriority="67"/>
-    <w:lsdException w:name="Medium Grid 2 Accent 5" w:uiPriority="68"/>
-    <w:lsdException w:name="Medium Grid 3 Accent 5" w:uiPriority="69"/>
-    <w:lsdException w:name="Dark List Accent 5" w:uiPriority="70"/>
-    <w:lsdException w:name="Colorful Shading Accent 5" w:uiPriority="71"/>
-    <w:lsdException w:name="Colorful List Accent 5" w:uiPriority="72"/>
-    <w:lsdException w:name="Colorful Grid Accent 5" w:uiPriority="73"/>
-    <w:lsdException w:name="Light Shading Accent 6" w:uiPriority="60"/>
-    <w:lsdException w:name="Light List Accent 6" w:uiPriority="61"/>
-    <w:lsdException w:name="Light Grid Accent 6" w:uiPriority="62"/>
-    <w:lsdException w:name="Medium Shading 1 Accent 6" w:uiPriority="63"/>
-    <w:lsdException w:name="Medium Shading 2 Accent 6" w:uiPriority="64"/>
-    <w:lsdException w:name="Medium List 1 Accent 6" w:uiPriority="65"/>
-    <w:lsdException w:name="Medium List 2 Accent 6" w:uiPriority="66"/>
-    <w:lsdException w:name="Medium Grid 1 Accent 6" w:uiPriority="67"/>
-    <w:lsdException w:name="Medium Grid 2 Accent 6" w:uiPriority="68"/>
-    <w:lsdException w:name="Medium Grid 3 Accent 6" w:uiPriority="69"/>
-    <w:lsdException w:name="Dark List Accent 6" w:uiPriority="70"/>
-    <w:lsdException w:name="Colorful Shading Accent 6" w:uiPriority="71"/>
-    <w:lsdException w:name="Colorful List Accent 6" w:uiPriority="72"/>
-    <w:lsdException w:name="Colorful Grid Accent 6" w:uiPriority="73"/>
-    <w:lsdException w:name="Subtle Emphasis" w:uiPriority="19" w:qFormat="1"/>
-    <w:lsdException w:name="Intense Emphasis" w:uiPriority="21" w:qFormat="1"/>
-    <w:lsdException w:name="Subtle Reference" w:uiPriority="31" w:qFormat="1"/>
-    <w:lsdException w:name="Intense Reference" w:uiPriority="32" w:qFormat="1"/>
-    <w:lsdException w:name="Book Title" w:uiPriority="33" w:qFormat="1"/>
-    <w:lsdException w:name="Bibliography" w:semiHidden="1" w:uiPriority="37" w:unhideWhenUsed="1"/>
-    <w:lsdException w:name="TOC Heading" w:semiHidden="1" w:uiPriority="39" w:unhideWhenUsed="1" w:qFormat="1"/>
-    <w:lsdException w:name="Plain Table 1" w:uiPriority="41"/>
-    <w:lsdException w:name="Plain Table 2" w:uiPriority="42"/>
-    <w:lsdException w:name="Plain Table 3" w:uiPriority="43"/>
-    <w:lsdException w:name="Plain Table 4" w:uiPriority="44"/>
-    <w:lsdException w:name="Plain Table 5" w:uiPriority="45"/>
-    <w:lsdException w:name="Grid Table Light" w:uiPriority="40"/>
-    <w:lsdException w:name="Grid Table 1 Light" w:uiPriority="46"/>
-    <w:lsdException w:name="Grid Table 2" w:uiPriority="47"/>
-    <w:lsdException w:name="Grid Table 3" w:uiPriority="48"/>
-    <w:lsdException w:name="Grid Table 4" w:uiPriority="49"/>
-    <w:lsdException w:name="Grid Table 5 Dark" w:uiPriority="50"/>
-    <w:lsdException w:name="Grid Table 6 Colorful" w:uiPriority="51"/>
-    <w:lsdException w:name="Grid Table 7 Colorful" w:uiPriority="52"/>
-    <w:lsdException w:name="Grid Table 1 Light Accent 1" w:uiPriority="46"/>
-    <w:lsdException w:name="Grid Table 2 Accent 1" w:uiPriority="47"/>
-    <w:lsdException w:name="Grid Table 3 Accent 1" w:uiPriority="48"/>
-    <w:lsdException w:name="Grid Table 4 Accent 1" w:uiPriority="49"/>
-    <w:lsdException w:name="Grid Table 5 Dark Accent 1" w:uiPriority="50"/>
-    <w:lsdException w:name="Grid Table 6 Colorful Accent 1" w:uiPriority="51"/>
-    <w:lsdException w:name="Grid Table 7 Colorful Accent 1" w:uiPriority="52"/>
-    <w:lsdException w:name="Grid Table 1 Light Accent 2" w:uiPriority="46"/>
-    <w:lsdException w:name="Grid Table 2 Accent 2" w:uiPriority="47"/>
-    <w:lsdException w:name="Grid Table 3 Accent 2" w:uiPriority="48"/>
-    <w:lsdException w:name="Grid Table 4 Accent 2" w:uiPriority="49"/>
-    <w:lsdException w:name="Grid Table 5 Dark Accent 2" w:uiPriority="50"/>
-    <w:lsdException w:name="Grid Table 6 Colorful Accent 2" w:uiPriority="51"/>
-    <w:lsdException w:name="Grid Table 7 Colorful Accent 2" w:uiPriority="52"/>
-    <w:lsdException w:name="Grid Table 1 Light Accent 3" w:uiPriority="46"/>
-    <w:lsdException w:name="Grid Table 2 Accent 3" w:uiPriority="47"/>
-    <w:lsdException w:name="Grid Table 3 Accent 3" w:uiPriority="48"/>
-    <w:lsdException w:name="Grid Table 4 Accent 3" w:uiPriority="49"/>
-    <w:lsdException w:name="Grid Table 5 Dark Accent 3" w:uiPriority="50"/>
-    <w:lsdException w:name="Grid Table 6 Colorful Accent 3" w:uiPriority="51"/>
-    <w:lsdException w:name="Grid Table 7 Colorful Accent 3" w:uiPriority="52"/>
-    <w:lsdException w:name="Grid Table 1 Light Accent 4" w:uiPriority="46"/>
-    <w:lsdException w:name="Grid Table 2 Accent 4" w:uiPriority="47"/>
-    <w:lsdException w:name="Grid Table 3 Accent 4" w:uiPriority="48"/>
-    <w:lsdException w:name="Grid Table 4 Accent 4" w:uiPriority="49"/>
-    <w:lsdException w:name="Grid Table 5 Dark Accent 4" w:uiPriority="50"/>
-    <w:lsdException w:name="Grid Table 6 Colorful Accent 4" w:uiPriority="51"/>
-    <w:lsdException w:name="Grid Table 7 Colorful Accent 4" w:uiPriority="52"/>
-    <w:lsdException w:name="Grid Table 1 Light Accent 5" w:uiPriority="46"/>
-    <w:lsdException w:name="Grid Table 2 Accent 5" w:uiPriority="47"/>
-    <w:lsdException w:name="Grid Table 3 Accent 5" w:uiPriority="48"/>
-    <w:lsdException w:name="Grid Table 4 Accent 5" w:uiPriority="49"/>
-    <w:lsdException w:name="Grid Table 5 Dark Accent 5" w:uiPriority="50"/>
-    <w:lsdException w:name="Grid Table 6 Colorful Accent 5" w:uiPriority="51"/>
-    <w:lsdException w:name="Grid Table 7 Colorful Accent 5" w:uiPriority="52"/>
-    <w:lsdException w:name="Grid Table 1 Light Accent 6" w:uiPriority="46"/>
-    <w:lsdException w:name="Grid Table 2 Accent 6" w:uiPriority="47"/>
-    <w:lsdException w:name="Grid Table 3 Accent 6" w:uiPriority="48"/>
-    <w:lsdException w:name="Grid Table 4 Accent 6" w:uiPriority="49"/>
-    <w:lsdException w:name="Grid Table 5 Dark Accent 6" w:uiPriority="50"/>
-    <w:lsdException w:name="Grid Table 6 Colorful Accent 6" w:uiPriority="51"/>
-    <w:lsdException w:name="Grid Table 7 Colorful Accent 6" w:uiPriority="52"/>
-    <w:lsdException w:name="List Table 1 Light" w:uiPriority="46"/>
-    <w:lsdException w:name="List Table 2" w:uiPriority="47"/>
-    <w:lsdException w:name="List Table 3" w:uiPriority="48"/>
-    <w:lsdException w:name="List Table 4" w:uiPriority="49"/>
-    <w:lsdException w:name="List Table 5 Dark" w:uiPriority="50"/>
-    <w:lsdException w:name="List Table 6 Colorful" w:uiPriority="51"/>
-    <w:lsdException w:name="List Table 7 Colorful" w:uiPriority="52"/>
-    <w:lsdException w:name="List Table 1 Light Accent 1" w:uiPriority="46"/>
-    <w:lsdException w:name="List Table 2 Accent 1" w:uiPriority="47"/>
-    <w:lsdException w:name="List Table 3 Accent 1" w:uiPriority="48"/>
-    <w:lsdException w:name="List Table 4 Accent 1" w:uiPriority="49"/>
-    <w:lsdException w:name="List Table 5 Dark Accent 1" w:uiPriority="50"/>
-    <w:lsdException w:name="List Table 6 Colorful Accent 1" w:uiPriority="51"/>
-    <w:lsdException w:name="List Table 7 Colorful Accent 1" w:uiPriority="52"/>
-    <w:lsdException w:name="List Table 1 Light Accent 2" w:uiPriority="46"/>
-    <w:lsdException w:name="List Table 2 Accent 2" w:uiPriority="47"/>
-    <w:lsdException w:name="List Table 3 Accent 2" w:uiPriority="48"/>
-    <w:lsdException w:name="List Table 4 Accent 2" w:uiPriority="49"/>
-    <w:lsdException w:name="List Table 5 Dark Accent 2" w:uiPriority="50"/>
-    <w:lsdException w:name="List Table 6 Colorful Accent 2" w:uiPriority="51"/>
-    <w:lsdException w:name="List Table 7 Colorful Accent 2" w:uiPriority="52"/>
-    <w:lsdException w:name="List Table 1 Light Accent 3" w:uiPriority="46"/>
-    <w:lsdException w:name="List Table 2 Accent 3" w:uiPriority="47"/>
-    <w:lsdException w:name="List Table 3 Accent 3" w:uiPriority="48"/>
-    <w:lsdException w:name="List Table 4 Accent 3" w:uiPriority="49"/>
-    <w:lsdException w:name="List Table 5 Dark Accent 3" w:uiPriority="50"/>
-    <w:lsdException w:name="List Table 6 Colorful Accent 3" w:uiPriority="51"/>
-    <w:lsdException w:name="List Table 7 Colorful Accent 3" w:uiPriority="52"/>
-    <w:lsdException w:name="List Table 1 Light Accent 4" w:uiPriority="46"/>
-    <w:lsdException w:name="List Table 2 Accent 4" w:uiPriority="47"/>
-    <w:lsdException w:name="List Table 3 Accent 4" w:uiPriority="48"/>
-    <w:lsdException w:name="List Table 4 Accent 4" w:uiPriority="49"/>
-    <w:lsdException w:name="List Table 5 Dark Accent 4" w:uiPriority="50"/>
-    <w:lsdException w:name="List Table 6 Colorful Accent 4" w:uiPriority="51"/>
-    <w:lsdException w:name="List Table 7 Colorful Accent 4" w:uiPriority="52"/>
-    <w:lsdException w:name="List Table 1 Light Accent 5" w:uiPriority="46"/>
-    <w:lsdException w:name="List Table 2 Accent 5" w:uiPriority="47"/>
-    <w:lsdException w:name="List Table 3 Accent 5" w:uiPriority="48"/>
-    <w:lsdException w:name="List Table 4 Accent 5" w:uiPriority="49"/>
-    <w:lsdException w:name="List Table 5 Dark Accent 5" w:uiPriority="50"/>
-    <w:lsdException w:name="List Table 6 Colorful Accent 5" w:uiPriority="51"/>
-    <w:lsdException w:name="List Table 7 Colorful Accent 5" w:uiPriority="52"/>
-    <w:lsdException w:name="List Table 1 Light Accent 6" w:uiPriority="46"/>
-    <w:lsdException w:name="List Table 2 Accent 6" w:uiPriority="47"/>
-    <w:lsdException w:name="List Table 3 Accent 6" w:uiPriority="48"/>
-    <w:lsdException w:name="List Table 4 Accent 6" w:uiPriority="49"/>
-    <w:lsdException w:name="List Table 5 Dark Accent 6" w:uiPriority="50"/>
-    <w:lsdException w:name="List Table 6 Colorful Accent 6" w:uiPriority="51"/>
-    <w:lsdException w:name="List Table 7 Colorful Accent 6" w:uiPriority="52"/>
-    <w:lsdException w:name="Mention" w:semiHidden="1" w:unhideWhenUsed="1"/>
-    <w:lsdException w:name="Smart Hyperlink" w:semiHidden="1" w:unhideWhenUsed="1"/>
-    <w:lsdException w:name="Hashtag" w:semiHidden="1" w:unhideWhenUsed="1"/>
-    <w:lsdException w:name="Unresolved Mention" w:semiHidden="1" w:unhideWhenUsed="1"/>
-    <w:lsdException w:name="Smart Link" w:semiHidden="1" w:unhideWhenUsed="1"/>
-  </w:latentStyles>
-  <w:style w:type="paragraph" w:default="1" w:styleId="Normal">
-    <w:name w:val="Normal"/>
-    <w:qFormat/>
-  </w:style>
-  <w:style w:type="character" w:default="1" w:styleId="DefaultParagraphFont">
-    <w:name w:val="Default Paragraph Font"/>
-    <w:uiPriority w:val="1"/>
-    <w:semiHidden/>
-    <w:unhideWhenUsed/>
-  </w:style>
-  <w:style w:type="table" w:default="1" w:styleId="TableNormal">
-    <w:name w:val="Normal Table"/>
-    <w:uiPriority w:val="99"/>
-    <w:semiHidden/>
-    <w:unhideWhenUsed/>
-    <w:tblPr>
-      <w:tblInd w:w="0" w:type="dxa"/>
-      <w:tblCellMar>
-        <w:top w:w="0" w:type="dxa"/>
-        <w:left w:w="108" w:type="dxa"/>
-        <w:bottom w:w="0" w:type="dxa"/>
-        <w:right w:w="108" w:type="dxa"/>
-      </w:tblCellMar>
-    </w:tblPr>
-  </w:style>
-  <w:style w:type="numbering" w:default="1" w:styleId="NoList">
-    <w:name w:val="No List"/>
-    <w:uiPriority w:val="99"/>
-    <w:semiHidden/>
-    <w:unhideWhenUsed/>
-  </w:style>
-  <w:style w:type="character" w:styleId="PlaceholderText">
-    <w:name w:val="Placeholder Text"/>
-    <w:basedOn w:val="DefaultParagraphFont"/>
-    <w:uiPriority w:val="99"/>
-    <w:semiHidden/>
-    <w:rsid w:val="00A05F61"/>
-    <w:rPr>
-      <w:color w:val="808080"/>
-    </w:rPr>
-  </w:style>
-  <w:style w:type="paragraph" w:customStyle="1" w:styleId="86E8A77C93A04864AFF80A8F86CDC98E">
-    <w:name w:val="86E8A77C93A04864AFF80A8F86CDC98E"/>
-    <w:rsid w:val="00A05F61"/>
-    <w:pPr>
-      <w:spacing w:before="160" w:after="120" w:line="240" w:lineRule="auto"/>
-    </w:pPr>
-    <w:rPr>
-      <w:rFonts w:asciiTheme="majorHAnsi" w:eastAsiaTheme="majorEastAsia" w:hAnsiTheme="majorHAnsi" w:cs="Times New Roman (Headings CS)"/>
-      <w:b/>
-      <w:color w:val="0F1C32" w:themeColor="accent1" w:themeShade="40"/>
-      <w:kern w:val="24"/>
-      <w:sz w:val="48"/>
-      <w:szCs w:val="32"/>
-      <w:lang w:eastAsia="ja-JP"/>
-    </w:rPr>
-  </w:style>
-  <w:style w:type="paragraph" w:customStyle="1" w:styleId="230305E973F244E6A27833A120BF1774">
-    <w:name w:val="230305E973F244E6A27833A120BF1774"/>
-    <w:rsid w:val="00A05F61"/>
-    <w:pPr>
-      <w:spacing w:after="30" w:line="240" w:lineRule="auto"/>
-    </w:pPr>
-    <w:rPr>
-      <w:rFonts w:cs="Times New Roman (Body CS)"/>
-      <w:b/>
-      <w:bCs/>
-      <w:color w:val="0F1C32" w:themeColor="accent1" w:themeShade="40"/>
-      <w:sz w:val="16"/>
-      <w:lang w:eastAsia="ja-JP"/>
-    </w:rPr>
-  </w:style>
-  <w:style w:type="paragraph" w:customStyle="1" w:styleId="DFEEDB8D11034A89B5322C20B506B80B">
-    <w:name w:val="DFEEDB8D11034A89B5322C20B506B80B"/>
-    <w:rsid w:val="00A05F61"/>
-    <w:pPr>
-      <w:spacing w:after="30" w:line="240" w:lineRule="auto"/>
-    </w:pPr>
-    <w:rPr>
-      <w:rFonts w:cs="Times New Roman (Body CS)"/>
-      <w:color w:val="0F1C32" w:themeColor="accent1" w:themeShade="40"/>
-      <w:sz w:val="16"/>
-      <w:lang w:eastAsia="ja-JP"/>
-    </w:rPr>
-  </w:style>
-  <w:style w:type="paragraph" w:customStyle="1" w:styleId="30C61DDAC8DE476DA95C62729F86E1D3">
-    <w:name w:val="30C61DDAC8DE476DA95C62729F86E1D3"/>
-    <w:rsid w:val="00A05F61"/>
-    <w:pPr>
-      <w:spacing w:after="30" w:line="240" w:lineRule="auto"/>
-    </w:pPr>
-    <w:rPr>
-      <w:rFonts w:cs="Times New Roman (Body CS)"/>
-      <w:color w:val="0F1C32" w:themeColor="accent1" w:themeShade="40"/>
-      <w:sz w:val="16"/>
-      <w:lang w:eastAsia="ja-JP"/>
-    </w:rPr>
-  </w:style>
-  <w:style w:type="paragraph" w:customStyle="1" w:styleId="2DA8DD7271334D59B2A58DAAA01B41D8">
-    <w:name w:val="2DA8DD7271334D59B2A58DAAA01B41D8"/>
-    <w:rsid w:val="00A05F61"/>
-    <w:pPr>
-      <w:spacing w:after="30" w:line="240" w:lineRule="auto"/>
-    </w:pPr>
-    <w:rPr>
-      <w:rFonts w:cs="Times New Roman (Body CS)"/>
-      <w:color w:val="0F1C32" w:themeColor="accent1" w:themeShade="40"/>
-      <w:sz w:val="16"/>
-      <w:lang w:eastAsia="ja-JP"/>
-    </w:rPr>
-  </w:style>
-  <w:style w:type="paragraph" w:customStyle="1" w:styleId="31D9B30C97CE4F15A44B143E0A12D5B0">
-    <w:name w:val="31D9B30C97CE4F15A44B143E0A12D5B0"/>
-    <w:rsid w:val="00A05F61"/>
-    <w:pPr>
-      <w:spacing w:after="30" w:line="240" w:lineRule="auto"/>
-    </w:pPr>
-    <w:rPr>
-      <w:rFonts w:cs="Times New Roman (Body CS)"/>
-      <w:color w:val="0F1C32" w:themeColor="accent1" w:themeShade="40"/>
-      <w:sz w:val="16"/>
-      <w:lang w:eastAsia="ja-JP"/>
-    </w:rPr>
-  </w:style>
-  <w:style w:type="paragraph" w:customStyle="1" w:styleId="F1DB4AA29D9845788A573C425AE3A35F">
-    <w:name w:val="F1DB4AA29D9845788A573C425AE3A35F"/>
-    <w:rsid w:val="00A05F61"/>
-    <w:pPr>
-      <w:spacing w:after="30" w:line="240" w:lineRule="auto"/>
-    </w:pPr>
-    <w:rPr>
-      <w:rFonts w:cs="Times New Roman (Body CS)"/>
-      <w:color w:val="0F1C32" w:themeColor="accent1" w:themeShade="40"/>
-      <w:sz w:val="16"/>
-      <w:lang w:eastAsia="ja-JP"/>
-    </w:rPr>
-  </w:style>
-  <w:style w:type="paragraph" w:customStyle="1" w:styleId="5FF5F84675204EF2BEC3FF156DFFD705">
-    <w:name w:val="5FF5F84675204EF2BEC3FF156DFFD705"/>
-    <w:rsid w:val="00A05F61"/>
-  </w:style>
-  <w:style w:type="paragraph" w:customStyle="1" w:styleId="B03047BEA4C440FF8DBAAE758346740E">
-    <w:name w:val="B03047BEA4C440FF8DBAAE758346740E"/>
-    <w:rsid w:val="00A05F61"/>
-  </w:style>
-  <w:style w:type="paragraph" w:customStyle="1" w:styleId="63008FD2556E47619C8FF8BFE64C7FA9">
-    <w:name w:val="63008FD2556E47619C8FF8BFE64C7FA9"/>
-    <w:rsid w:val="00A05F61"/>
-  </w:style>
-  <w:style w:type="paragraph" w:customStyle="1" w:styleId="2E0F4C2A1FCC431BBEA2C95DE747DB78">
-    <w:name w:val="2E0F4C2A1FCC431BBEA2C95DE747DB78"/>
-    <w:rsid w:val="00A05F61"/>
-  </w:style>
-  <w:style w:type="paragraph" w:customStyle="1" w:styleId="9EF66B6F286943B6AF940E018E663422">
-    <w:name w:val="9EF66B6F286943B6AF940E018E663422"/>
-    <w:rsid w:val="00A05F61"/>
-  </w:style>
-  <w:style w:type="paragraph" w:customStyle="1" w:styleId="91BDED1E62B248CF9F8770939B445668">
-    <w:name w:val="91BDED1E62B248CF9F8770939B445668"/>
-    <w:rsid w:val="00A05F61"/>
-  </w:style>
-  <w:style w:type="paragraph" w:customStyle="1" w:styleId="5192CB1560164EEFB057952839C01849">
-    <w:name w:val="5192CB1560164EEFB057952839C01849"/>
-    <w:rsid w:val="00A05F61"/>
-  </w:style>
-  <w:style w:type="paragraph" w:customStyle="1" w:styleId="FB4FC0ECFA6E403E91AC7E8CDC5D44A4">
-    <w:name w:val="FB4FC0ECFA6E403E91AC7E8CDC5D44A4"/>
-    <w:rsid w:val="00A05F61"/>
-  </w:style>
-  <w:style w:type="paragraph" w:customStyle="1" w:styleId="410D0458464949AF9750E38547A65C7E">
-    <w:name w:val="410D0458464949AF9750E38547A65C7E"/>
-    <w:rsid w:val="00A05F61"/>
-  </w:style>
-  <w:style w:type="paragraph" w:customStyle="1" w:styleId="7A91851054574DC3AE4B6493AC072A3C">
-    <w:name w:val="7A91851054574DC3AE4B6493AC072A3C"/>
-    <w:rsid w:val="00A05F61"/>
-  </w:style>
-  <w:style w:type="paragraph" w:customStyle="1" w:styleId="7EF72EA08306460D8BA683279A842768">
-    <w:name w:val="7EF72EA08306460D8BA683279A842768"/>
-    <w:rsid w:val="00A05F61"/>
-  </w:style>
-  <w:style w:type="paragraph" w:customStyle="1" w:styleId="D60FD9C3CA7944D5A7B0857DA7CC454E">
-    <w:name w:val="D60FD9C3CA7944D5A7B0857DA7CC454E"/>
-    <w:rsid w:val="00A05F61"/>
-  </w:style>
-  <w:style w:type="paragraph" w:customStyle="1" w:styleId="3F188E17087C4A1EB437027478CAEF11">
-    <w:name w:val="3F188E17087C4A1EB437027478CAEF11"/>
-    <w:rsid w:val="00A05F61"/>
-  </w:style>
-  <w:style w:type="paragraph" w:customStyle="1" w:styleId="6DA41E9A6A1243DA81CC383E46835FDF">
-    <w:name w:val="6DA41E9A6A1243DA81CC383E46835FDF"/>
-    <w:rsid w:val="00A05F61"/>
-  </w:style>
-  <w:style w:type="paragraph" w:customStyle="1" w:styleId="72318A7506DC413DB11B2A03E2FFA2A8">
-    <w:name w:val="72318A7506DC413DB11B2A03E2FFA2A8"/>
-    <w:rsid w:val="00A05F61"/>
-  </w:style>
-  <w:style w:type="paragraph" w:customStyle="1" w:styleId="6840CEB984864A7B9DF613DB31C94614">
-    <w:name w:val="6840CEB984864A7B9DF613DB31C94614"/>
-    <w:rsid w:val="00A05F61"/>
-  </w:style>
-  <w:style w:type="paragraph" w:customStyle="1" w:styleId="E512F3CCFB75477A8A573000F85A1A9E">
-    <w:name w:val="E512F3CCFB75477A8A573000F85A1A9E"/>
-    <w:rsid w:val="00A05F61"/>
-  </w:style>
-  <w:style w:type="paragraph" w:customStyle="1" w:styleId="2F12F3253E194973A378CE9E92507081">
-    <w:name w:val="2F12F3253E194973A378CE9E92507081"/>
-    <w:rsid w:val="00A05F61"/>
-  </w:style>
-  <w:style w:type="paragraph" w:customStyle="1" w:styleId="74FE8499EF0046BBB96768BB5674FC93">
-    <w:name w:val="74FE8499EF0046BBB96768BB5674FC93"/>
-    <w:rsid w:val="00A05F61"/>
-  </w:style>
-  <w:style w:type="paragraph" w:customStyle="1" w:styleId="BBCE3384959E48A2ACC2B5F2B9506460">
-    <w:name w:val="BBCE3384959E48A2ACC2B5F2B9506460"/>
-    <w:rsid w:val="00A05F61"/>
-  </w:style>
-  <w:style w:type="paragraph" w:customStyle="1" w:styleId="4DEF525B32D54003904B712F12929813">
-    <w:name w:val="4DEF525B32D54003904B712F12929813"/>
-    <w:rsid w:val="00A05F61"/>
-  </w:style>
-  <w:style w:type="paragraph" w:customStyle="1" w:styleId="01AE9F97EDDC473CBD7D0E7C65EC1B0D">
-    <w:name w:val="01AE9F97EDDC473CBD7D0E7C65EC1B0D"/>
-    <w:rsid w:val="00A05F61"/>
-  </w:style>
-  <w:style w:type="paragraph" w:customStyle="1" w:styleId="D4731CF26726432889C13312D29B7650">
-    <w:name w:val="D4731CF26726432889C13312D29B7650"/>
-    <w:rsid w:val="00A05F61"/>
-  </w:style>
-  <w:style w:type="paragraph" w:customStyle="1" w:styleId="2BC575BD2E654ABE8CE8D2CA2D9C2723">
-    <w:name w:val="2BC575BD2E654ABE8CE8D2CA2D9C2723"/>
-    <w:rsid w:val="00A05F61"/>
-  </w:style>
-  <w:style w:type="paragraph" w:customStyle="1" w:styleId="A83E19FE5AA14D29856B443F4988B91E">
-    <w:name w:val="A83E19FE5AA14D29856B443F4988B91E"/>
-    <w:rsid w:val="00A05F61"/>
-  </w:style>
-  <w:style w:type="paragraph" w:customStyle="1" w:styleId="80A4E1F5548A478389D5B97D8A29038E">
-    <w:name w:val="80A4E1F5548A478389D5B97D8A29038E"/>
-    <w:rsid w:val="00A05F61"/>
-  </w:style>
-  <w:style w:type="paragraph" w:customStyle="1" w:styleId="C8B8BB314E684CC8ACF2C7779B68FCED">
-    <w:name w:val="C8B8BB314E684CC8ACF2C7779B68FCED"/>
-    <w:rsid w:val="00A05F61"/>
-  </w:style>
-  <w:style w:type="paragraph" w:customStyle="1" w:styleId="EC5EFD8329C24F499BEC9808864254BE">
-    <w:name w:val="EC5EFD8329C24F499BEC9808864254BE"/>
-    <w:rsid w:val="00A05F61"/>
-  </w:style>
-  <w:style w:type="paragraph" w:customStyle="1" w:styleId="FC3342CF662A4AEBA1D1F44C4141C5B6">
-    <w:name w:val="FC3342CF662A4AEBA1D1F44C4141C5B6"/>
-    <w:rsid w:val="00A05F61"/>
-  </w:style>
-  <w:style w:type="paragraph" w:customStyle="1" w:styleId="65170F9E83684881BFB29AC048E791FD">
-    <w:name w:val="65170F9E83684881BFB29AC048E791FD"/>
-    <w:rsid w:val="00A05F61"/>
-  </w:style>
-  <w:style w:type="paragraph" w:customStyle="1" w:styleId="40DE0735CF0046989954282C8CCBB92C">
-    <w:name w:val="40DE0735CF0046989954282C8CCBB92C"/>
-    <w:rsid w:val="00A05F61"/>
-  </w:style>
-  <w:style w:type="paragraph" w:customStyle="1" w:styleId="7BC6144824F54EC5BBE4842B7E493A80">
-    <w:name w:val="7BC6144824F54EC5BBE4842B7E493A80"/>
-    <w:rsid w:val="00A05F61"/>
-  </w:style>
-  <w:style w:type="paragraph" w:customStyle="1" w:styleId="E4957B69720447C3A6B16DBBC455B18C">
-    <w:name w:val="E4957B69720447C3A6B16DBBC455B18C"/>
-    <w:rsid w:val="00A05F61"/>
-  </w:style>
-  <w:style w:type="paragraph" w:customStyle="1" w:styleId="37C1C70DABC949848D8CE4E65E5A0B35">
-    <w:name w:val="37C1C70DABC949848D8CE4E65E5A0B35"/>
-    <w:rsid w:val="00A05F61"/>
-  </w:style>
-  <w:style w:type="paragraph" w:customStyle="1" w:styleId="10406DE7F41E4206932AF2593BFEDE91">
-    <w:name w:val="10406DE7F41E4206932AF2593BFEDE91"/>
-    <w:rsid w:val="00A05F61"/>
-  </w:style>
-  <w:style w:type="paragraph" w:customStyle="1" w:styleId="683F4670B2544BCCA015B4257BE3B5A1">
-    <w:name w:val="683F4670B2544BCCA015B4257BE3B5A1"/>
-    <w:rsid w:val="00A05F61"/>
-  </w:style>
-  <w:style w:type="paragraph" w:customStyle="1" w:styleId="A92A9642DD6349C99CBE56D24D52FFF5">
-    <w:name w:val="A92A9642DD6349C99CBE56D24D52FFF5"/>
-    <w:rsid w:val="00A05F61"/>
-  </w:style>
-  <w:style w:type="paragraph" w:customStyle="1" w:styleId="502815995149442FBEF5C09675D56817">
-    <w:name w:val="502815995149442FBEF5C09675D56817"/>
-    <w:rsid w:val="00A05F61"/>
-  </w:style>
-  <w:style w:type="paragraph" w:customStyle="1" w:styleId="F04A58FB1AAA4016915413276FD2CC14">
-    <w:name w:val="F04A58FB1AAA4016915413276FD2CC14"/>
-    <w:rsid w:val="00A05F61"/>
-  </w:style>
-  <w:style w:type="paragraph" w:customStyle="1" w:styleId="3CE3059A356F4B97BD7835748F789467">
-    <w:name w:val="3CE3059A356F4B97BD7835748F789467"/>
-    <w:rsid w:val="00A05F61"/>
-  </w:style>
-  <w:style w:type="paragraph" w:customStyle="1" w:styleId="FCDA81E15C9C4736A7DC1E9DB1ADE632">
-    <w:name w:val="FCDA81E15C9C4736A7DC1E9DB1ADE632"/>
-    <w:rsid w:val="00A05F61"/>
-  </w:style>
-  <w:style w:type="paragraph" w:customStyle="1" w:styleId="F4CFE31A8276441DBBE40F732AD97A11">
-    <w:name w:val="F4CFE31A8276441DBBE40F732AD97A11"/>
-    <w:rsid w:val="00A05F61"/>
-  </w:style>
-  <w:style w:type="paragraph" w:customStyle="1" w:styleId="0F756BA82A784872870F1DA61C4B617F">
-    <w:name w:val="0F756BA82A784872870F1DA61C4B617F"/>
-    <w:rsid w:val="00A05F61"/>
-  </w:style>
-  <w:style w:type="paragraph" w:customStyle="1" w:styleId="6DFE16AB54474CE5B0B3F534116BF041">
-    <w:name w:val="6DFE16AB54474CE5B0B3F534116BF041"/>
-    <w:rsid w:val="00A05F61"/>
-  </w:style>
-  <w:style w:type="paragraph" w:customStyle="1" w:styleId="AFE7F89E51EC441D88629B81FE46EAB5">
-    <w:name w:val="AFE7F89E51EC441D88629B81FE46EAB5"/>
-    <w:rsid w:val="00A05F61"/>
-  </w:style>
-  <w:style w:type="paragraph" w:customStyle="1" w:styleId="7333C912399247A7BA9852C3E92FA533">
-    <w:name w:val="7333C912399247A7BA9852C3E92FA533"/>
-    <w:rsid w:val="00A05F61"/>
-  </w:style>
-  <w:style w:type="paragraph" w:customStyle="1" w:styleId="CB0D5E98A23E4E48AF5A278A677A673D">
-    <w:name w:val="CB0D5E98A23E4E48AF5A278A677A673D"/>
-    <w:rsid w:val="00A05F61"/>
-  </w:style>
-  <w:style w:type="paragraph" w:customStyle="1" w:styleId="8EDFA946E233437BA0BB5D21DDFD795B">
-    <w:name w:val="8EDFA946E233437BA0BB5D21DDFD795B"/>
-    <w:rsid w:val="00A05F61"/>
-  </w:style>
-  <w:style w:type="paragraph" w:customStyle="1" w:styleId="666DD9C5C0644B6C92F8861A1E671B1E">
-    <w:name w:val="666DD9C5C0644B6C92F8861A1E671B1E"/>
-    <w:rsid w:val="00A05F61"/>
-  </w:style>
-  <w:style w:type="paragraph" w:customStyle="1" w:styleId="81209560140945E2B5E2506CC29589B9">
-    <w:name w:val="81209560140945E2B5E2506CC29589B9"/>
-    <w:rsid w:val="00A05F61"/>
-  </w:style>
-  <w:style w:type="paragraph" w:customStyle="1" w:styleId="E1DABBACACE041609FD097456FC69CFF">
-    <w:name w:val="E1DABBACACE041609FD097456FC69CFF"/>
-    <w:rsid w:val="00A05F61"/>
-  </w:style>
-  <w:style w:type="paragraph" w:customStyle="1" w:styleId="1061DAACB63E47EE9D467BFF59F566CD">
-    <w:name w:val="1061DAACB63E47EE9D467BFF59F566CD"/>
-    <w:rsid w:val="00A05F61"/>
-  </w:style>
-  <w:style w:type="paragraph" w:customStyle="1" w:styleId="2F3C524E7DCB45ECB77CCF5C99FA624F">
-    <w:name w:val="2F3C524E7DCB45ECB77CCF5C99FA624F"/>
-    <w:rsid w:val="00A05F61"/>
-  </w:style>
-  <w:style w:type="paragraph" w:customStyle="1" w:styleId="C7BA3A083EF045A9806C313CA6F76DD0">
-    <w:name w:val="C7BA3A083EF045A9806C313CA6F76DD0"/>
-    <w:rsid w:val="00A05F61"/>
-  </w:style>
-  <w:style w:type="paragraph" w:customStyle="1" w:styleId="23626F61903849D383ECD4CBEDDC14FC">
-    <w:name w:val="23626F61903849D383ECD4CBEDDC14FC"/>
-    <w:rsid w:val="00A05F61"/>
-  </w:style>
-  <w:style w:type="paragraph" w:customStyle="1" w:styleId="5C04C073CBB74D55B4B20DD9F74A34EA">
-    <w:name w:val="5C04C073CBB74D55B4B20DD9F74A34EA"/>
-    <w:rsid w:val="00A05F61"/>
-  </w:style>
-  <w:style w:type="paragraph" w:customStyle="1" w:styleId="13BA9606584C423FB7CC2A4A9A1FC4F3">
-    <w:name w:val="13BA9606584C423FB7CC2A4A9A1FC4F3"/>
-    <w:rsid w:val="00A05F61"/>
-  </w:style>
-  <w:style w:type="paragraph" w:customStyle="1" w:styleId="AD64FAF0AA67469390DECF9E36389C0B">
-    <w:name w:val="AD64FAF0AA67469390DECF9E36389C0B"/>
-    <w:rsid w:val="00A05F61"/>
-  </w:style>
-  <w:style w:type="paragraph" w:customStyle="1" w:styleId="77E592E45DE34EA6B49112973CF909B0">
-    <w:name w:val="77E592E45DE34EA6B49112973CF909B0"/>
-    <w:rsid w:val="00A05F61"/>
-  </w:style>
-  <w:style w:type="paragraph" w:customStyle="1" w:styleId="88E6DC3F4F944DF09D0296508A6F0C0D">
-    <w:name w:val="88E6DC3F4F944DF09D0296508A6F0C0D"/>
-    <w:rsid w:val="00A05F61"/>
-  </w:style>
-  <w:style w:type="paragraph" w:customStyle="1" w:styleId="0EFCAB541CA24EA4A5582A77A26A10EF">
-    <w:name w:val="0EFCAB541CA24EA4A5582A77A26A10EF"/>
-    <w:rsid w:val="00A05F61"/>
-  </w:style>
-  <w:style w:type="paragraph" w:customStyle="1" w:styleId="538DF4EA8F5F488D907154302F36E618">
-    <w:name w:val="538DF4EA8F5F488D907154302F36E618"/>
-    <w:rsid w:val="00A05F61"/>
-  </w:style>
-  <w:style w:type="paragraph" w:customStyle="1" w:styleId="B0281421A2BF42AF914512363879D488">
-    <w:name w:val="B0281421A2BF42AF914512363879D488"/>
-    <w:rsid w:val="00A05F61"/>
-  </w:style>
-  <w:style w:type="paragraph" w:customStyle="1" w:styleId="57F54FB249844E15BCC7A813B2647FE3">
-    <w:name w:val="57F54FB249844E15BCC7A813B2647FE3"/>
-    <w:rsid w:val="00A05F61"/>
-  </w:style>
-  <w:style w:type="paragraph" w:customStyle="1" w:styleId="2B5E7719815F4940951B0F7B68134993">
-    <w:name w:val="2B5E7719815F4940951B0F7B68134993"/>
-    <w:rsid w:val="00A05F61"/>
-  </w:style>
-  <w:style w:type="paragraph" w:customStyle="1" w:styleId="F139634A40704ECBA5C8E47238285C45">
-    <w:name w:val="F139634A40704ECBA5C8E47238285C45"/>
-    <w:rsid w:val="00A05F61"/>
-  </w:style>
-  <w:style w:type="paragraph" w:customStyle="1" w:styleId="5FBFDF7508E24C0B9C009FB7ECFC8D25">
-    <w:name w:val="5FBFDF7508E24C0B9C009FB7ECFC8D25"/>
-    <w:rsid w:val="00A05F61"/>
-  </w:style>
-  <w:style w:type="paragraph" w:customStyle="1" w:styleId="777746EAD6E44D3C9015985C3E0B32B4">
-    <w:name w:val="777746EAD6E44D3C9015985C3E0B32B4"/>
-    <w:rsid w:val="00A05F61"/>
-  </w:style>
-  <w:style w:type="paragraph" w:customStyle="1" w:styleId="83096AEE5433491F80BEDF30029A4A18">
-    <w:name w:val="83096AEE5433491F80BEDF30029A4A18"/>
-    <w:rsid w:val="00A05F61"/>
-  </w:style>
-  <w:style w:type="paragraph" w:customStyle="1" w:styleId="13CCC0FF881D4F1C961E26CB07E2699E">
-    <w:name w:val="13CCC0FF881D4F1C961E26CB07E2699E"/>
-    <w:rsid w:val="00A05F61"/>
-  </w:style>
-  <w:style w:type="paragraph" w:customStyle="1" w:styleId="02CB902FB4BB4270A94BA123CCB0D1A3">
-    <w:name w:val="02CB902FB4BB4270A94BA123CCB0D1A3"/>
-    <w:rsid w:val="00A05F61"/>
-  </w:style>
-  <w:style w:type="paragraph" w:customStyle="1" w:styleId="AC792C15305B40EC8568AB4130FCE17B">
-    <w:name w:val="AC792C15305B40EC8568AB4130FCE17B"/>
-    <w:rsid w:val="00A05F61"/>
-  </w:style>
-  <w:style w:type="paragraph" w:customStyle="1" w:styleId="98182AAEEBF24B01805C2DB611257D4B">
-    <w:name w:val="98182AAEEBF24B01805C2DB611257D4B"/>
-    <w:rsid w:val="00A05F61"/>
-  </w:style>
-  <w:style w:type="paragraph" w:customStyle="1" w:styleId="692F40BA9A0940168451EED2D4DEFC5D">
-    <w:name w:val="692F40BA9A0940168451EED2D4DEFC5D"/>
-    <w:rsid w:val="00A05F61"/>
-  </w:style>
-  <w:style w:type="paragraph" w:customStyle="1" w:styleId="58B61CA90EF24DB6B3D687450DFED0F2">
-    <w:name w:val="58B61CA90EF24DB6B3D687450DFED0F2"/>
-    <w:rsid w:val="00A05F61"/>
-  </w:style>
-  <w:style w:type="paragraph" w:customStyle="1" w:styleId="6DA1A98B59A3447D96FDAF38170EA471">
-    <w:name w:val="6DA1A98B59A3447D96FDAF38170EA471"/>
-    <w:rsid w:val="00A05F61"/>
-  </w:style>
-  <w:style w:type="paragraph" w:customStyle="1" w:styleId="826F688F709C4358B3694FB4B3565FC0">
-    <w:name w:val="826F688F709C4358B3694FB4B3565FC0"/>
-    <w:rsid w:val="00A05F61"/>
-  </w:style>
-  <w:style w:type="paragraph" w:customStyle="1" w:styleId="CEAA4AE2B0D6426DA0FE221E08E7EDE6">
-    <w:name w:val="CEAA4AE2B0D6426DA0FE221E08E7EDE6"/>
-    <w:rsid w:val="00A05F61"/>
-  </w:style>
-  <w:style w:type="paragraph" w:customStyle="1" w:styleId="03335D2157274DDD8FACFB75B06D0F4B">
-    <w:name w:val="03335D2157274DDD8FACFB75B06D0F4B"/>
-    <w:rsid w:val="00A05F61"/>
-  </w:style>
-  <w:style w:type="paragraph" w:customStyle="1" w:styleId="A07F2A8651394D10A5A8959FFF79BCD2">
-    <w:name w:val="A07F2A8651394D10A5A8959FFF79BCD2"/>
-    <w:rsid w:val="00A05F61"/>
-  </w:style>
-  <w:style w:type="paragraph" w:customStyle="1" w:styleId="9F02EDAD61DB44DEB79B522BD3375D95">
-    <w:name w:val="9F02EDAD61DB44DEB79B522BD3375D95"/>
-    <w:rsid w:val="00A05F61"/>
-  </w:style>
-  <w:style w:type="paragraph" w:customStyle="1" w:styleId="D9A32E302301462F82BCC22FCB9CE8FC">
-    <w:name w:val="D9A32E302301462F82BCC22FCB9CE8FC"/>
-    <w:rsid w:val="00A05F61"/>
-  </w:style>
-  <w:style w:type="paragraph" w:customStyle="1" w:styleId="7D8449E8FF1E49ACB17FFEA028B9E131">
-    <w:name w:val="7D8449E8FF1E49ACB17FFEA028B9E131"/>
-    <w:rsid w:val="00A05F61"/>
-  </w:style>
-  <w:style w:type="paragraph" w:customStyle="1" w:styleId="B9956B21318146A494835708BF042769">
-    <w:name w:val="B9956B21318146A494835708BF042769"/>
-    <w:rsid w:val="00A05F61"/>
-  </w:style>
-</w:styles>
-</file>
-
-<file path=word/glossary/webSettings2.xml><?xml version="1.0" encoding="utf-8"?>
-<w:webSettings xmlns:mc="http://schemas.openxmlformats.org/markup-compatibility/2006" xmlns:r="http://schemas.openxmlformats.org/officeDocument/2006/relationships" xmlns:w="http://schemas.openxmlformats.org/wordprocessingml/2006/main" xmlns:w14="http://schemas.microsoft.com/office/word/2010/wordml" xmlns:w15="http://schemas.microsoft.com/office/word/2012/wordml" xmlns:w16cex="http://schemas.microsoft.com/office/word/2018/wordml/cex" xmlns:w16cid="http://schemas.microsoft.com/office/word/2016/wordml/cid" xmlns:w16="http://schemas.microsoft.com/office/word/2018/wordml" xmlns:w16sdtdh="http://schemas.microsoft.com/office/word/2020/wordml/sdtdatahash" xmlns:w16se="http://schemas.microsoft.com/office/word/2015/wordml/symex" mc:Ignorable="w14 w15 w16se w16cid w16 w16cex w16sdtdh">
-  <w:optimizeForBrowser/>
-  <w:allowPNG/>
-</w:webSettings>
-</file>
-
 <file path=word/theme/theme11.xml><?xml version="1.0" encoding="utf-8"?>
 <a:theme xmlns:a="http://schemas.openxmlformats.org/drawingml/2006/main" name="Office Theme">
   <a:themeElements>
@@ -32324,378 +29312,6 @@
 </a:theme>
 </file>
 
-<file path=customXml/item14.xml><?xml version="1.0" encoding="utf-8"?>
-<CoverPageProperties xmlns="http://schemas.microsoft.com/office/2006/coverPageProps">
-  <PublishDate/>
-  <Abstract/>
-  <CompanyAddress/>
-  <CompanyPhone/>
-  <CompanyFax/>
-  <CompanyEmail/>
-</CoverPageProperties>
-</file>
-
-<file path=customXml/item23.xml><?xml version="1.0" encoding="utf-8"?>
-<b:Sources xmlns:b="http://schemas.openxmlformats.org/officeDocument/2006/bibliography" xmlns="http://schemas.openxmlformats.org/officeDocument/2006/bibliography" SelectedStyle="/APASixthEditionOfficeOnline.xsl" StyleName="APA" Version="6"/>
-</file>
-
-<file path=customXml/item32.xml><?xml version="1.0" encoding="utf-8"?>
-<ct:contentTypeSchema xmlns:ct="http://schemas.microsoft.com/office/2006/metadata/contentType" xmlns:ma="http://schemas.microsoft.com/office/2006/metadata/properties/metaAttributes" ct:_="" ma:_="" ma:contentTypeName="Document" ma:contentTypeID="0x01010079F111ED35F8CC479449609E8A0923A6" ma:contentTypeVersion="26" ma:contentTypeDescription="Create a new document." ma:contentTypeScope="" ma:versionID="ac37c1753acd5e330d2062ccec26ea66">
-  <xsd:schema xmlns:xsd="http://www.w3.org/2001/XMLSchema" xmlns:xs="http://www.w3.org/2001/XMLSchema" xmlns:p="http://schemas.microsoft.com/office/2006/metadata/properties" xmlns:ns1="http://schemas.microsoft.com/sharepoint/v3" xmlns:ns2="71af3243-3dd4-4a8d-8c0d-dd76da1f02a5" xmlns:ns3="16c05727-aa75-4e4a-9b5f-8a80a1165891" xmlns:ns4="230e9df3-be65-4c73-a93b-d1236ebd677e" targetNamespace="http://schemas.microsoft.com/office/2006/metadata/properties" ma:root="true" ma:fieldsID="3b340c7101c92c5120abd06486f94548" ns1:_="" ns2:_="" ns3:_="" ns4:_="">
-    <xsd:import namespace="http://schemas.microsoft.com/sharepoint/v3"/>
-    <xsd:import namespace="71af3243-3dd4-4a8d-8c0d-dd76da1f02a5"/>
-    <xsd:import namespace="16c05727-aa75-4e4a-9b5f-8a80a1165891"/>
-    <xsd:import namespace="230e9df3-be65-4c73-a93b-d1236ebd677e"/>
-    <xsd:element name="properties">
-      <xsd:complexType>
-        <xsd:sequence>
-          <xsd:element name="documentManagement">
-            <xsd:complexType>
-              <xsd:all>
-                <xsd:element ref="ns2:Status" minOccurs="0"/>
-                <xsd:element ref="ns2:Image" minOccurs="0"/>
-                <xsd:element ref="ns2:MediaServiceMetadata" minOccurs="0"/>
-                <xsd:element ref="ns2:MediaServiceFastMetadata" minOccurs="0"/>
-                <xsd:element ref="ns2:MediaServiceOCR" minOccurs="0"/>
-                <xsd:element ref="ns2:MediaServiceAutoTags" minOccurs="0"/>
-                <xsd:element ref="ns2:MediaServiceEventHashCode" minOccurs="0"/>
-                <xsd:element ref="ns2:MediaServiceGenerationTime" minOccurs="0"/>
-                <xsd:element ref="ns3:SharedWithUsers" minOccurs="0"/>
-                <xsd:element ref="ns3:SharedWithDetails" minOccurs="0"/>
-                <xsd:element ref="ns2:MediaServiceAutoKeyPoints" minOccurs="0"/>
-                <xsd:element ref="ns2:MediaServiceKeyPoints" minOccurs="0"/>
-                <xsd:element ref="ns2:MediaServiceDateTaken" minOccurs="0"/>
-                <xsd:element ref="ns1:_ip_UnifiedCompliancePolicyProperties" minOccurs="0"/>
-                <xsd:element ref="ns1:_ip_UnifiedCompliancePolicyUIAction" minOccurs="0"/>
-                <xsd:element ref="ns4:TaxCatchAll" minOccurs="0"/>
-                <xsd:element ref="ns2:ImageTagsTaxHTField" minOccurs="0"/>
-                <xsd:element ref="ns2:MediaServiceLocation" minOccurs="0"/>
-                <xsd:element ref="ns2:MediaLengthInSeconds" minOccurs="0"/>
-                <xsd:element ref="ns2:Background" minOccurs="0"/>
-                <xsd:element ref="ns2:MediaServiceSearchProperties" minOccurs="0"/>
-                <xsd:element ref="ns2:MediaServiceDocTags" minOccurs="0"/>
-              </xsd:all>
-            </xsd:complexType>
-          </xsd:element>
-        </xsd:sequence>
-      </xsd:complexType>
-    </xsd:element>
-  </xsd:schema>
-  <xsd:schema xmlns:xsd="http://www.w3.org/2001/XMLSchema" xmlns:xs="http://www.w3.org/2001/XMLSchema" xmlns:dms="http://schemas.microsoft.com/office/2006/documentManagement/types" xmlns:pc="http://schemas.microsoft.com/office/infopath/2007/PartnerControls" targetNamespace="http://schemas.microsoft.com/sharepoint/v3" elementFormDefault="qualified">
-    <xsd:import namespace="http://schemas.microsoft.com/office/2006/documentManagement/types"/>
-    <xsd:import namespace="http://schemas.microsoft.com/office/infopath/2007/PartnerControls"/>
-    <xsd:element name="_ip_UnifiedCompliancePolicyProperties" ma:index="20" nillable="true" ma:displayName="Unified Compliance Policy Properties" ma:hidden="true" ma:internalName="_ip_UnifiedCompliancePolicyProperties" ma:readOnly="false">
-      <xsd:simpleType>
-        <xsd:restriction base="dms:Note"/>
-      </xsd:simpleType>
-    </xsd:element>
-    <xsd:element name="_ip_UnifiedCompliancePolicyUIAction" ma:index="21" nillable="true" ma:displayName="Unified Compliance Policy UI Action" ma:hidden="true" ma:internalName="_ip_UnifiedCompliancePolicyUIAction" ma:readOnly="false">
-      <xsd:simpleType>
-        <xsd:restriction base="dms:Text"/>
-      </xsd:simpleType>
-    </xsd:element>
-  </xsd:schema>
-  <xsd:schema xmlns:xsd="http://www.w3.org/2001/XMLSchema" xmlns:xs="http://www.w3.org/2001/XMLSchema" xmlns:dms="http://schemas.microsoft.com/office/2006/documentManagement/types" xmlns:pc="http://schemas.microsoft.com/office/infopath/2007/PartnerControls" targetNamespace="71af3243-3dd4-4a8d-8c0d-dd76da1f02a5" elementFormDefault="qualified">
-    <xsd:import namespace="http://schemas.microsoft.com/office/2006/documentManagement/types"/>
-    <xsd:import namespace="http://schemas.microsoft.com/office/infopath/2007/PartnerControls"/>
-    <xsd:element name="Status" ma:index="2" nillable="true" ma:displayName="Status" ma:default="Not started" ma:format="Dropdown" ma:internalName="Status" ma:readOnly="false">
-      <xsd:simpleType>
-        <xsd:restriction base="dms:Choice">
-          <xsd:enumeration value="Not started"/>
-          <xsd:enumeration value="In Progress"/>
-          <xsd:enumeration value="Completed"/>
-        </xsd:restriction>
-      </xsd:simpleType>
-    </xsd:element>
-    <xsd:element name="Image" ma:index="3" nillable="true" ma:displayName="Image" ma:format="Image" ma:internalName="Image" ma:readOnly="false">
-      <xsd:complexType>
-        <xsd:complexContent>
-          <xsd:extension base="dms:URL">
-            <xsd:sequence>
-              <xsd:element name="Url" type="dms:ValidUrl" minOccurs="0" nillable="true"/>
-              <xsd:element name="Description" type="xsd:string" nillable="true"/>
-            </xsd:sequence>
-          </xsd:extension>
-        </xsd:complexContent>
-      </xsd:complexType>
-    </xsd:element>
-    <xsd:element name="MediaServiceMetadata" ma:index="8" nillable="true" ma:displayName="MediaServiceMetadata" ma:hidden="true" ma:internalName="MediaServiceMetadata" ma:readOnly="true">
-      <xsd:simpleType>
-        <xsd:restriction base="dms:Note"/>
-      </xsd:simpleType>
-    </xsd:element>
-    <xsd:element name="MediaServiceFastMetadata" ma:index="9" nillable="true" ma:displayName="MediaServiceFastMetadata" ma:hidden="true" ma:internalName="MediaServiceFastMetadata" ma:readOnly="true">
-      <xsd:simpleType>
-        <xsd:restriction base="dms:Note"/>
-      </xsd:simpleType>
-    </xsd:element>
-    <xsd:element name="MediaServiceOCR" ma:index="10" nillable="true" ma:displayName="MediaServiceOCR" ma:hidden="true" ma:internalName="MediaServiceOCR" ma:readOnly="true">
-      <xsd:simpleType>
-        <xsd:restriction base="dms:Note"/>
-      </xsd:simpleType>
-    </xsd:element>
-    <xsd:element name="MediaServiceAutoTags" ma:index="11" nillable="true" ma:displayName="MediaServiceAutoTags" ma:hidden="true" ma:internalName="MediaServiceAutoTags" ma:readOnly="true">
-      <xsd:simpleType>
-        <xsd:restriction base="dms:Text"/>
-      </xsd:simpleType>
-    </xsd:element>
-    <xsd:element name="MediaServiceEventHashCode" ma:index="12" nillable="true" ma:displayName="MediaServiceEventHashCode" ma:hidden="true" ma:internalName="MediaServiceEventHashCode" ma:readOnly="true">
-      <xsd:simpleType>
-        <xsd:restriction base="dms:Text"/>
-      </xsd:simpleType>
-    </xsd:element>
-    <xsd:element name="MediaServiceGenerationTime" ma:index="13" nillable="true" ma:displayName="MediaServiceGenerationTime" ma:hidden="true" ma:internalName="MediaServiceGenerationTime" ma:readOnly="true">
-      <xsd:simpleType>
-        <xsd:restriction base="dms:Text"/>
-      </xsd:simpleType>
-    </xsd:element>
-    <xsd:element name="MediaServiceAutoKeyPoints" ma:index="16" nillable="true" ma:displayName="MediaServiceAutoKeyPoints" ma:hidden="true" ma:internalName="MediaServiceAutoKeyPoints" ma:readOnly="true">
-      <xsd:simpleType>
-        <xsd:restriction base="dms:Note"/>
-      </xsd:simpleType>
-    </xsd:element>
-    <xsd:element name="MediaServiceKeyPoints" ma:index="17" nillable="true" ma:displayName="KeyPoints" ma:hidden="true" ma:internalName="MediaServiceKeyPoints" ma:readOnly="false">
-      <xsd:simpleType>
-        <xsd:restriction base="dms:Note"/>
-      </xsd:simpleType>
-    </xsd:element>
-    <xsd:element name="MediaServiceDateTaken" ma:index="18" nillable="true" ma:displayName="MediaServiceDateTaken" ma:hidden="true" ma:internalName="MediaServiceDateTaken" ma:readOnly="true">
-      <xsd:simpleType>
-        <xsd:restriction base="dms:Text"/>
-      </xsd:simpleType>
-    </xsd:element>
-    <xsd:element name="ImageTagsTaxHTField" ma:index="25" nillable="true" ma:taxonomy="true" ma:internalName="ImageTagsTaxHTField" ma:taxonomyFieldName="MediaServiceImageTags" ma:displayName="Image Tags" ma:readOnly="false" ma:fieldId="{5cf76f15-5ced-4ddc-b409-7134ff3c332f}" ma:taxonomyMulti="true" ma:sspId="e385fb40-52d4-4fae-9c5b-3e8ff8a5878e" ma:termSetId="09814cd3-568e-fe90-9814-8d621ff8fb84" ma:anchorId="fba54fb3-c3e1-fe81-a776-ca4b69148c4d" ma:open="true" ma:isKeyword="false">
-      <xsd:complexType>
-        <xsd:sequence>
-          <xsd:element ref="pc:Terms" minOccurs="0" maxOccurs="1"/>
-        </xsd:sequence>
-      </xsd:complexType>
-    </xsd:element>
-    <xsd:element name="MediaServiceLocation" ma:index="26" nillable="true" ma:displayName="Location" ma:hidden="true" ma:internalName="MediaServiceLocation" ma:readOnly="true">
-      <xsd:simpleType>
-        <xsd:restriction base="dms:Text"/>
-      </xsd:simpleType>
-    </xsd:element>
-    <xsd:element name="MediaLengthInSeconds" ma:index="27" nillable="true" ma:displayName="MediaLengthInSeconds" ma:hidden="true" ma:internalName="MediaLengthInSeconds" ma:readOnly="true">
-      <xsd:simpleType>
-        <xsd:restriction base="dms:Unknown"/>
-      </xsd:simpleType>
-    </xsd:element>
-    <xsd:element name="Background" ma:index="28" nillable="true" ma:displayName="Background" ma:default="0" ma:format="Dropdown" ma:internalName="Background">
-      <xsd:simpleType>
-        <xsd:restriction base="dms:Boolean"/>
-      </xsd:simpleType>
-    </xsd:element>
-    <xsd:element name="MediaServiceSearchProperties" ma:index="29" nillable="true" ma:displayName="MediaServiceSearchProperties" ma:hidden="true" ma:internalName="MediaServiceSearchProperties" ma:readOnly="true">
-      <xsd:simpleType>
-        <xsd:restriction base="dms:Note"/>
-      </xsd:simpleType>
-    </xsd:element>
-    <xsd:element name="MediaServiceDocTags" ma:index="30" nillable="true" ma:displayName="MediaServiceDocTags" ma:hidden="true" ma:internalName="MediaServiceDocTags" ma:readOnly="true">
-      <xsd:simpleType>
-        <xsd:restriction base="dms:Note"/>
-      </xsd:simpleType>
-    </xsd:element>
-  </xsd:schema>
-  <xsd:schema xmlns:xsd="http://www.w3.org/2001/XMLSchema" xmlns:xs="http://www.w3.org/2001/XMLSchema" xmlns:dms="http://schemas.microsoft.com/office/2006/documentManagement/types" xmlns:pc="http://schemas.microsoft.com/office/infopath/2007/PartnerControls" targetNamespace="16c05727-aa75-4e4a-9b5f-8a80a1165891" elementFormDefault="qualified">
-    <xsd:import namespace="http://schemas.microsoft.com/office/2006/documentManagement/types"/>
-    <xsd:import namespace="http://schemas.microsoft.com/office/infopath/2007/PartnerControls"/>
-    <xsd:element name="SharedWithUsers" ma:index="14" nillable="true" ma:displayName="Shared With" ma:hidden="true" ma:internalName="SharedWithUsers" ma:readOnly="true">
-      <xsd:complexType>
-        <xsd:complexContent>
-          <xsd:extension base="dms:UserMulti">
-            <xsd:sequence>
-              <xsd:element name="UserInfo" minOccurs="0" maxOccurs="unbounded">
-                <xsd:complexType>
-                  <xsd:sequence>
-                    <xsd:element name="DisplayName" type="xsd:string" minOccurs="0"/>
-                    <xsd:element name="AccountId" type="dms:UserId" minOccurs="0" nillable="true"/>
-                    <xsd:element name="AccountType" type="xsd:string" minOccurs="0"/>
-                  </xsd:sequence>
-                </xsd:complexType>
-              </xsd:element>
-            </xsd:sequence>
-          </xsd:extension>
-        </xsd:complexContent>
-      </xsd:complexType>
-    </xsd:element>
-    <xsd:element name="SharedWithDetails" ma:index="15" nillable="true" ma:displayName="Shared With Details" ma:hidden="true" ma:internalName="SharedWithDetails" ma:readOnly="true">
-      <xsd:simpleType>
-        <xsd:restriction base="dms:Note"/>
-      </xsd:simpleType>
-    </xsd:element>
-  </xsd:schema>
-  <xsd:schema xmlns:xsd="http://www.w3.org/2001/XMLSchema" xmlns:xs="http://www.w3.org/2001/XMLSchema" xmlns:dms="http://schemas.microsoft.com/office/2006/documentManagement/types" xmlns:pc="http://schemas.microsoft.com/office/infopath/2007/PartnerControls" targetNamespace="230e9df3-be65-4c73-a93b-d1236ebd677e" elementFormDefault="qualified">
-    <xsd:import namespace="http://schemas.microsoft.com/office/2006/documentManagement/types"/>
-    <xsd:import namespace="http://schemas.microsoft.com/office/infopath/2007/PartnerControls"/>
-    <xsd:element name="TaxCatchAll" ma:index="23" nillable="true" ma:displayName="Taxonomy Catch All Column" ma:hidden="true" ma:list="{3f6bfcbc-3db3-4ae6-bd76-326f0798ad28}" ma:internalName="TaxCatchAll" ma:readOnly="false" ma:showField="CatchAllData" ma:web="16c05727-aa75-4e4a-9b5f-8a80a1165891">
-      <xsd:complexType>
-        <xsd:complexContent>
-          <xsd:extension base="dms:MultiChoiceLookup">
-            <xsd:sequence>
-              <xsd:element name="Value" type="dms:Lookup" maxOccurs="unbounded" minOccurs="0" nillable="true"/>
-            </xsd:sequence>
-          </xsd:extension>
-        </xsd:complexContent>
-      </xsd:complexType>
-    </xsd:element>
-  </xsd:schema>
-  <xsd:schema xmlns="http://schemas.openxmlformats.org/package/2006/metadata/core-properties" xmlns:xsd="http://www.w3.org/2001/XMLSchema" xmlns:xsi="http://www.w3.org/2001/XMLSchema-instance" xmlns:dc="http://purl.org/dc/elements/1.1/" xmlns:dcterms="http://purl.org/dc/terms/" xmlns:odoc="http://schemas.microsoft.com/internal/obd" targetNamespace="http://schemas.openxmlformats.org/package/2006/metadata/core-properties" elementFormDefault="qualified" attributeFormDefault="unqualified" blockDefault="#all">
-    <xsd:import namespace="http://purl.org/dc/elements/1.1/" schemaLocation="http://dublincore.org/schemas/xmls/qdc/2003/04/02/dc.xsd"/>
-    <xsd:import namespace="http://purl.org/dc/terms/" schemaLocation="http://dublincore.org/schemas/xmls/qdc/2003/04/02/dcterms.xsd"/>
-    <xsd:element name="coreProperties" type="CT_coreProperties"/>
-    <xsd:complexType name="CT_coreProperties">
-      <xsd:all>
-        <xsd:element ref="dc:creator" minOccurs="0" maxOccurs="1"/>
-        <xsd:element ref="dcterms:created" minOccurs="0" maxOccurs="1"/>
-        <xsd:element ref="dc:identifier" minOccurs="0" maxOccurs="1"/>
-        <xsd:element name="contentType" minOccurs="0" maxOccurs="1" type="xsd:string" ma:displayName="Content Type"/>
-        <xsd:element ref="dc:title" minOccurs="0" maxOccurs="1" ma:index="1" ma:displayName="Title"/>
-        <xsd:element ref="dc:subject" minOccurs="0" maxOccurs="1"/>
-        <xsd:element ref="dc:description" minOccurs="0" maxOccurs="1"/>
-        <xsd:element name="keywords" minOccurs="0" maxOccurs="1" type="xsd:string"/>
-        <xsd:element ref="dc:language" minOccurs="0" maxOccurs="1"/>
-        <xsd:element name="category" minOccurs="0" maxOccurs="1" type="xsd:string"/>
-        <xsd:element name="version" minOccurs="0" maxOccurs="1" type="xsd:string"/>
-        <xsd:element name="revision" minOccurs="0" maxOccurs="1" type="xsd:string">
-          <xsd:annotation>
-            <xsd:documentation>
-                        This value indicates the number of saves or revisions. The application is responsible for updating this value after each revision.
-                    </xsd:documentation>
-          </xsd:annotation>
-        </xsd:element>
-        <xsd:element name="lastModifiedBy" minOccurs="0" maxOccurs="1" type="xsd:string"/>
-        <xsd:element ref="dcterms:modified" minOccurs="0" maxOccurs="1"/>
-        <xsd:element name="contentStatus" minOccurs="0" maxOccurs="1" type="xsd:string"/>
-      </xsd:all>
-    </xsd:complexType>
-  </xsd:schema>
-  <xs:schema xmlns:pc="http://schemas.microsoft.com/office/infopath/2007/PartnerControls" xmlns:xs="http://www.w3.org/2001/XMLSchema" targetNamespace="http://schemas.microsoft.com/office/infopath/2007/PartnerControls" elementFormDefault="qualified" attributeFormDefault="unqualified">
-    <xs:element name="Person">
-      <xs:complexType>
-        <xs:sequence>
-          <xs:element ref="pc:DisplayName" minOccurs="0"/>
-          <xs:element ref="pc:AccountId" minOccurs="0"/>
-          <xs:element ref="pc:AccountType" minOccurs="0"/>
-        </xs:sequence>
-      </xs:complexType>
-    </xs:element>
-    <xs:element name="DisplayName" type="xs:string"/>
-    <xs:element name="AccountId" type="xs:string"/>
-    <xs:element name="AccountType" type="xs:string"/>
-    <xs:element name="BDCAssociatedEntity">
-      <xs:complexType>
-        <xs:sequence>
-          <xs:element ref="pc:BDCEntity" minOccurs="0" maxOccurs="unbounded"/>
-        </xs:sequence>
-        <xs:attribute ref="pc:EntityNamespace"/>
-        <xs:attribute ref="pc:EntityName"/>
-        <xs:attribute ref="pc:SystemInstanceName"/>
-        <xs:attribute ref="pc:AssociationName"/>
-      </xs:complexType>
-    </xs:element>
-    <xs:attribute name="EntityNamespace" type="xs:string"/>
-    <xs:attribute name="EntityName" type="xs:string"/>
-    <xs:attribute name="SystemInstanceName" type="xs:string"/>
-    <xs:attribute name="AssociationName" type="xs:string"/>
-    <xs:element name="BDCEntity">
-      <xs:complexType>
-        <xs:sequence>
-          <xs:element ref="pc:EntityDisplayName" minOccurs="0"/>
-          <xs:element ref="pc:EntityInstanceReference" minOccurs="0"/>
-          <xs:element ref="pc:EntityId1" minOccurs="0"/>
-          <xs:element ref="pc:EntityId2" minOccurs="0"/>
-          <xs:element ref="pc:EntityId3" minOccurs="0"/>
-          <xs:element ref="pc:EntityId4" minOccurs="0"/>
-          <xs:element ref="pc:EntityId5" minOccurs="0"/>
-        </xs:sequence>
-      </xs:complexType>
-    </xs:element>
-    <xs:element name="EntityDisplayName" type="xs:string"/>
-    <xs:element name="EntityInstanceReference" type="xs:string"/>
-    <xs:element name="EntityId1" type="xs:string"/>
-    <xs:element name="EntityId2" type="xs:string"/>
-    <xs:element name="EntityId3" type="xs:string"/>
-    <xs:element name="EntityId4" type="xs:string"/>
-    <xs:element name="EntityId5" type="xs:string"/>
-    <xs:element name="Terms">
-      <xs:complexType>
-        <xs:sequence>
-          <xs:element ref="pc:TermInfo" minOccurs="0" maxOccurs="unbounded"/>
-        </xs:sequence>
-      </xs:complexType>
-    </xs:element>
-    <xs:element name="TermInfo">
-      <xs:complexType>
-        <xs:sequence>
-          <xs:element ref="pc:TermName" minOccurs="0"/>
-          <xs:element ref="pc:TermId" minOccurs="0"/>
-        </xs:sequence>
-      </xs:complexType>
-    </xs:element>
-    <xs:element name="TermName" type="xs:string"/>
-    <xs:element name="TermId" type="xs:string"/>
-  </xs:schema>
-</ct:contentTypeSchema>
-</file>
-
-<file path=customXml/item4.xml><?xml version="1.0" encoding="utf-8"?>
-<?mso-contentType ?>
-<FormTemplates xmlns="http://schemas.microsoft.com/sharepoint/v3/contenttype/forms">
-  <Display>DocumentLibraryForm</Display>
-  <Edit>DocumentLibraryForm</Edit>
-  <New>DocumentLibraryForm</New>
-</FormTemplates>
-</file>
-
-<file path=customXml/item55.xml><?xml version="1.0" encoding="utf-8"?>
-<p:properties xmlns:p="http://schemas.microsoft.com/office/2006/metadata/properties" xmlns:xsi="http://www.w3.org/2001/XMLSchema-instance" xmlns:pc="http://schemas.microsoft.com/office/infopath/2007/PartnerControls">
-  <documentManagement>
-    <_ip_UnifiedCompliancePolicyUIAction xmlns="http://schemas.microsoft.com/sharepoint/v3" xsi:nil="true"/>
-    <Image xmlns="71af3243-3dd4-4a8d-8c0d-dd76da1f02a5">
-      <Url xsi:nil="true"/>
-      <Description xsi:nil="true"/>
-    </Image>
-    <Status xmlns="71af3243-3dd4-4a8d-8c0d-dd76da1f02a5">Not started</Status>
-    <Background xmlns="71af3243-3dd4-4a8d-8c0d-dd76da1f02a5">false</Background>
-    <_ip_UnifiedCompliancePolicyProperties xmlns="http://schemas.microsoft.com/sharepoint/v3" xsi:nil="true"/>
-    <ImageTagsTaxHTField xmlns="71af3243-3dd4-4a8d-8c0d-dd76da1f02a5">
-      <Terms xmlns="http://schemas.microsoft.com/office/infopath/2007/PartnerControls"/>
-    </ImageTagsTaxHTField>
-    <TaxCatchAll xmlns="230e9df3-be65-4c73-a93b-d1236ebd677e" xsi:nil="true"/>
-    <MediaServiceKeyPoints xmlns="71af3243-3dd4-4a8d-8c0d-dd76da1f02a5" xsi:nil="true"/>
-  </documentManagement>
-</p:properties>
-</file>
-
-<file path=customXml/itemProps14.xml><?xml version="1.0" encoding="utf-8"?>
-<ds:datastoreItem xmlns:ds="http://schemas.openxmlformats.org/officeDocument/2006/customXml" ds:itemID="{55AF091B-3C7A-41E3-B477-F2FDAA23CFDA}">
-  <ds:schemaRefs>
-    <ds:schemaRef ds:uri="http://schemas.microsoft.com/office/2006/coverPageProps"/>
-  </ds:schemaRefs>
-</ds:datastoreItem>
-</file>
-
-<file path=customXml/itemProps23.xml><?xml version="1.0" encoding="utf-8"?>
-<ds:datastoreItem xmlns:ds="http://schemas.openxmlformats.org/officeDocument/2006/customXml" ds:itemID="{5146F41C-B7B4-43D9-9541-B8E761D11AB5}">
-  <ds:schemaRefs>
-    <ds:schemaRef ds:uri="http://schemas.openxmlformats.org/officeDocument/2006/bibliography"/>
-  </ds:schemaRefs>
-</ds:datastoreItem>
-</file>
-
-<file path=customXml/itemProps32.xml><?xml version="1.0" encoding="utf-8"?>
-<ds:datastoreItem xmlns:ds="http://schemas.openxmlformats.org/officeDocument/2006/customXml" ds:itemID="{5012852D-0C54-4AB6-A3A2-8E0B45C8E3A3}"/>
-</file>
-
-<file path=customXml/itemProps41.xml><?xml version="1.0" encoding="utf-8"?>
-<ds:datastoreItem xmlns:ds="http://schemas.openxmlformats.org/officeDocument/2006/customXml" ds:itemID="{C9AF376F-6550-4F0C-8259-194F35C8F78A}"/>
-</file>
-
-<file path=customXml/itemProps55.xml><?xml version="1.0" encoding="utf-8"?>
-<ds:datastoreItem xmlns:ds="http://schemas.openxmlformats.org/officeDocument/2006/customXml" ds:itemID="{678FA454-196C-4151-B58D-6226B2E4C277}"/>
-</file>
-
 <file path=docMetadata/LabelInfo.xml><?xml version="1.0" encoding="utf-8"?>
 <clbl:labelList xmlns:clbl="http://schemas.microsoft.com/office/2020/mipLabelMetadata"/>
 </file>